--- a/1.1_resume/me/shahil_Ds_CV_jun2026.docx
+++ b/1.1_resume/me/shahil_Ds_CV_jun2026.docx
@@ -1,10 +1,10 @@
 
 <file path=word/document.xml><?xml version="1.0" encoding="utf-8"?>
-<w:document xmlns:wpc="http://schemas.microsoft.com/office/word/2010/wordprocessingCanvas" xmlns:mc="http://schemas.openxmlformats.org/markup-compatibility/2006" xmlns:o="urn:schemas-microsoft-com:office:office" xmlns:r="http://schemas.openxmlformats.org/officeDocument/2006/relationships" xmlns:m="http://schemas.openxmlformats.org/officeDocument/2006/math" xmlns:v="urn:schemas-microsoft-com:vml" xmlns:wp14="http://schemas.microsoft.com/office/word/2010/wordprocessingDrawing" xmlns:wp="http://schemas.openxmlformats.org/drawingml/2006/wordprocessingDrawing" xmlns:w="http://schemas.openxmlformats.org/wordprocessingml/2006/main" xmlns:w14="http://schemas.microsoft.com/office/word/2010/wordml" xmlns:w10="urn:schemas-microsoft-com:office:word" xmlns:w15="http://schemas.microsoft.com/office/word/2012/wordml" xmlns:wpg="http://schemas.microsoft.com/office/word/2010/wordprocessingGroup" xmlns:wpi="http://schemas.microsoft.com/office/word/2010/wordprocessingInk" xmlns:wne="http://schemas.microsoft.com/office/word/2006/wordml" xmlns:wps="http://schemas.microsoft.com/office/word/2010/wordprocessingShape" xmlns:wpsCustomData="http://www.wps.cn/officeDocument/2013/wpsCustomData" mc:Ignorable="w14 w15 wp14">
+<w:document xmlns:wpc="http://schemas.microsoft.com/office/word/2010/wordprocessingCanvas" xmlns:cx="http://schemas.microsoft.com/office/drawing/2014/chartex" xmlns:cx1="http://schemas.microsoft.com/office/drawing/2015/9/8/chartex" xmlns:cx2="http://schemas.microsoft.com/office/drawing/2015/10/21/chartex" xmlns:cx3="http://schemas.microsoft.com/office/drawing/2016/5/9/chartex" xmlns:cx4="http://schemas.microsoft.com/office/drawing/2016/5/10/chartex" xmlns:cx5="http://schemas.microsoft.com/office/drawing/2016/5/11/chartex" xmlns:cx6="http://schemas.microsoft.com/office/drawing/2016/5/12/chartex" xmlns:cx7="http://schemas.microsoft.com/office/drawing/2016/5/13/chartex" xmlns:cx8="http://schemas.microsoft.com/office/drawing/2016/5/14/chartex" xmlns:mc="http://schemas.openxmlformats.org/markup-compatibility/2006" xmlns:aink="http://schemas.microsoft.com/office/drawing/2016/ink" xmlns:am3d="http://schemas.microsoft.com/office/drawing/2017/model3d" xmlns:o="urn:schemas-microsoft-com:office:office" xmlns:oel="http://schemas.microsoft.com/office/2019/extlst" xmlns:r="http://schemas.openxmlformats.org/officeDocument/2006/relationships" xmlns:m="http://schemas.openxmlformats.org/officeDocument/2006/math" xmlns:v="urn:schemas-microsoft-com:vml" xmlns:wp14="http://schemas.microsoft.com/office/word/2010/wordprocessingDrawing" xmlns:wp="http://schemas.openxmlformats.org/drawingml/2006/wordprocessingDrawing" xmlns:w10="urn:schemas-microsoft-com:office:word" xmlns:w="http://schemas.openxmlformats.org/wordprocessingml/2006/main" xmlns:w14="http://schemas.microsoft.com/office/word/2010/wordml" xmlns:w15="http://schemas.microsoft.com/office/word/2012/wordml" xmlns:w16cex="http://schemas.microsoft.com/office/word/2018/wordml/cex" xmlns:w16cid="http://schemas.microsoft.com/office/word/2016/wordml/cid" xmlns:w16="http://schemas.microsoft.com/office/word/2018/wordml" xmlns:w16du="http://schemas.microsoft.com/office/word/2023/wordml/word16du" xmlns:w16sdtdh="http://schemas.microsoft.com/office/word/2020/wordml/sdtdatahash" xmlns:w16sdtfl="http://schemas.microsoft.com/office/word/2024/wordml/sdtformatlock" xmlns:w16se="http://schemas.microsoft.com/office/word/2015/wordml/symex" xmlns:wpg="http://schemas.microsoft.com/office/word/2010/wordprocessingGroup" xmlns:wpi="http://schemas.microsoft.com/office/word/2010/wordprocessingInk" xmlns:wne="http://schemas.microsoft.com/office/word/2006/wordml" xmlns:wps="http://schemas.microsoft.com/office/word/2010/wordprocessingShape" mc:Ignorable="w14 w15 w16se w16cid w16 w16cex w16sdtdh w16sdtfl w16du wp14">
   <w:body>
     <w:p>
       <w:pPr>
-        <w:pStyle w:val="12"/>
+        <w:pStyle w:val="Title"/>
         <w:tabs>
           <w:tab w:val="left" w:pos="1658"/>
           <w:tab w:val="center" w:pos="5540"/>
@@ -19,7 +19,32 @@
     </w:p>
     <w:p>
       <w:pPr>
-        <w:pStyle w:val="6"/>
+        <w:pStyle w:val="Title"/>
+        <w:tabs>
+          <w:tab w:val="left" w:pos="1658"/>
+          <w:tab w:val="center" w:pos="5540"/>
+        </w:tabs>
+        <w:spacing w:before="0"/>
+        <w:ind w:left="0"/>
+        <w:jc w:val="center"/>
+        <w:rPr>
+          <w:rFonts w:asciiTheme="minorHAnsi" w:hAnsiTheme="minorHAnsi" w:cstheme="minorHAnsi"/>
+          <w:sz w:val="18"/>
+          <w:szCs w:val="18"/>
+        </w:rPr>
+      </w:pPr>
+      <w:r>
+        <w:rPr>
+          <w:rFonts w:asciiTheme="minorHAnsi" w:hAnsiTheme="minorHAnsi" w:cstheme="minorHAnsi"/>
+          <w:sz w:val="18"/>
+          <w:szCs w:val="18"/>
+        </w:rPr>
+        <w:t>Data Scientist | AI Engineer | Generative AI Specialist</w:t>
+      </w:r>
+    </w:p>
+    <w:p>
+      <w:pPr>
+        <w:pStyle w:val="BodyText"/>
         <w:tabs>
           <w:tab w:val="left" w:pos="4385"/>
           <w:tab w:val="left" w:pos="5556"/>
@@ -34,10 +59,11 @@
       </w:pPr>
       <w:r>
         <w:rPr>
+          <w:noProof/>
           <w:color w:val="0070C0"/>
         </w:rPr>
         <w:drawing>
-          <wp:anchor distT="0" distB="0" distL="0" distR="0" simplePos="0" relativeHeight="251663360" behindDoc="1" locked="0" layoutInCell="1" allowOverlap="1">
+          <wp:anchor distT="0" distB="0" distL="0" distR="0" simplePos="0" relativeHeight="251659776" behindDoc="1" locked="0" layoutInCell="1" allowOverlap="1" wp14:anchorId="5FE53BC7" wp14:editId="78332B63">
             <wp:simplePos x="0" y="0"/>
             <wp:positionH relativeFrom="page">
               <wp:posOffset>2988310</wp:posOffset>
@@ -62,7 +88,7 @@
                     </pic:cNvPicPr>
                   </pic:nvPicPr>
                   <pic:blipFill>
-                    <a:blip r:embed="rId5" cstate="print"/>
+                    <a:blip r:embed="rId8" cstate="print"/>
                     <a:stretch>
                       <a:fillRect/>
                     </a:stretch>
@@ -84,10 +110,11 @@
       </w:r>
       <w:r>
         <w:rPr>
+          <w:noProof/>
           <w:color w:val="0070C0"/>
         </w:rPr>
         <w:drawing>
-          <wp:anchor distT="0" distB="0" distL="0" distR="0" simplePos="0" relativeHeight="251662336" behindDoc="0" locked="0" layoutInCell="1" allowOverlap="1">
+          <wp:anchor distT="0" distB="0" distL="0" distR="0" simplePos="0" relativeHeight="251658752" behindDoc="0" locked="0" layoutInCell="1" allowOverlap="1" wp14:anchorId="5E147CF5" wp14:editId="530AB6EB">
             <wp:simplePos x="0" y="0"/>
             <wp:positionH relativeFrom="page">
               <wp:posOffset>737235</wp:posOffset>
@@ -112,7 +139,7 @@
                     </pic:cNvPicPr>
                   </pic:nvPicPr>
                   <pic:blipFill>
-                    <a:blip r:embed="rId6" cstate="print"/>
+                    <a:blip r:embed="rId9" cstate="print"/>
                     <a:stretch>
                       <a:fillRect/>
                     </a:stretch>
@@ -132,35 +159,18 @@
           </wp:anchor>
         </w:drawing>
       </w:r>
-      <w:r>
-        <w:fldChar w:fldCharType="begin"/>
-      </w:r>
-      <w:r>
-        <w:instrText xml:space="preserve"> HYPERLINK "mailto:mohammadshahil4u@gmail.com" </w:instrText>
-      </w:r>
-      <w:r>
-        <w:fldChar w:fldCharType="separate"/>
-      </w:r>
-      <w:r>
-        <w:rPr>
-          <w:rStyle w:val="10"/>
-          <w:rFonts w:ascii="Calibri"/>
-          <w:color w:val="0070C0"/>
-          <w:spacing w:val="-2"/>
-          <w:u w:color="006FC0"/>
-        </w:rPr>
-        <w:t>mohammadshahil4u@gmail.com</w:t>
-      </w:r>
-      <w:r>
-        <w:rPr>
-          <w:rStyle w:val="10"/>
-          <w:rFonts w:ascii="Calibri"/>
-          <w:color w:val="0070C0"/>
-          <w:spacing w:val="-2"/>
-          <w:u w:color="006FC0"/>
-        </w:rPr>
-        <w:fldChar w:fldCharType="end"/>
-      </w:r>
+      <w:hyperlink r:id="rId10" w:history="1">
+        <w:r>
+          <w:rPr>
+            <w:rStyle w:val="Hyperlink"/>
+            <w:rFonts w:ascii="Calibri"/>
+            <w:color w:val="0070C0"/>
+            <w:spacing w:val="-2"/>
+            <w:u w:color="006FC0"/>
+          </w:rPr>
+          <w:t>mohammadshahil4u@gmail.com</w:t>
+        </w:r>
+      </w:hyperlink>
       <w:r>
         <w:rPr>
           <w:rFonts w:ascii="Calibri"/>
@@ -168,55 +178,41 @@
         </w:rPr>
         <w:tab/>
       </w:r>
-      <w:r>
-        <w:fldChar w:fldCharType="begin"/>
-      </w:r>
-      <w:r>
-        <w:instrText xml:space="preserve"> HYPERLINK "https://www.linkedin.com/in/md-shahil-ai/" \h </w:instrText>
-      </w:r>
-      <w:r>
-        <w:fldChar w:fldCharType="separate"/>
-      </w:r>
+      <w:hyperlink r:id="rId11">
+        <w:r>
+          <w:rPr>
+            <w:rFonts w:ascii="Calibri"/>
+            <w:color w:val="006FC0"/>
+            <w:spacing w:val="-2"/>
+            <w:u w:val="single" w:color="006FC0"/>
+          </w:rPr>
+          <w:t>LinkedIn</w:t>
+        </w:r>
+        <w:r>
+          <w:rPr>
+            <w:rFonts w:ascii="Calibri"/>
+            <w:color w:val="006FC0"/>
+          </w:rPr>
+          <w:tab/>
+        </w:r>
+        <w:r>
+          <w:rPr>
+            <w:rFonts w:ascii="Times New Roman"/>
+            <w:color w:val="006FC0"/>
+            <w:position w:val="2"/>
+          </w:rPr>
+          <w:t xml:space="preserve"> </w:t>
+        </w:r>
+      </w:hyperlink>
       <w:r>
         <w:rPr>
           <w:rFonts w:ascii="Calibri"/>
-          <w:color w:val="006FC0"/>
-          <w:spacing w:val="-2"/>
-          <w:u w:val="single" w:color="006FC0"/>
-        </w:rPr>
-        <w:t>LinkedIn</w:t>
-      </w:r>
-      <w:r>
-        <w:rPr>
-          <w:rFonts w:ascii="Calibri"/>
-          <w:color w:val="006FC0"/>
-        </w:rPr>
-        <w:tab/>
-      </w:r>
-      <w:r>
-        <w:rPr>
-          <w:rFonts w:ascii="Times New Roman"/>
-          <w:color w:val="006FC0"/>
-          <w:position w:val="2"/>
-        </w:rPr>
-        <w:t xml:space="preserve"> </w:t>
-      </w:r>
-      <w:r>
-        <w:rPr>
-          <w:rFonts w:ascii="Times New Roman"/>
-          <w:color w:val="006FC0"/>
-          <w:position w:val="2"/>
-        </w:rPr>
-        <w:fldChar w:fldCharType="end"/>
-      </w:r>
-      <w:r>
-        <w:rPr>
-          <w:rFonts w:ascii="Calibri"/>
+          <w:noProof/>
           <w:color w:val="006FC0"/>
           <w:position w:val="-4"/>
         </w:rPr>
         <w:drawing>
-          <wp:inline distT="0" distB="0" distL="0" distR="0">
+          <wp:inline distT="0" distB="0" distL="0" distR="0" wp14:anchorId="5D182F22" wp14:editId="03D51C6C">
             <wp:extent cx="145415" cy="145415"/>
             <wp:effectExtent l="0" t="0" r="6985" b="6985"/>
             <wp:docPr id="5" name="image3.png"/>
@@ -233,7 +229,7 @@
                     </pic:cNvPicPr>
                   </pic:nvPicPr>
                   <pic:blipFill>
-                    <a:blip r:embed="rId7" cstate="print"/>
+                    <a:blip r:embed="rId12" cstate="print"/>
                     <a:stretch>
                       <a:fillRect/>
                     </a:stretch>
@@ -253,54 +249,41 @@
           </wp:inline>
         </w:drawing>
       </w:r>
-      <w:r>
-        <w:fldChar w:fldCharType="begin"/>
-      </w:r>
-      <w:r>
-        <w:instrText xml:space="preserve"> HYPERLINK "https://github.com/shahil04" \h </w:instrText>
-      </w:r>
-      <w:r>
-        <w:fldChar w:fldCharType="separate"/>
-      </w:r>
+      <w:hyperlink r:id="rId13">
+        <w:r>
+          <w:rPr>
+            <w:rFonts w:ascii="Calibri"/>
+            <w:color w:val="006FC0"/>
+            <w:position w:val="2"/>
+            <w:u w:val="single" w:color="006FC0"/>
+          </w:rPr>
+          <w:t>GitHub</w:t>
+        </w:r>
+        <w:r>
+          <w:rPr>
+            <w:rFonts w:ascii="Calibri"/>
+            <w:color w:val="006FC0"/>
+            <w:position w:val="2"/>
+          </w:rPr>
+          <w:tab/>
+        </w:r>
+        <w:r>
+          <w:rPr>
+            <w:rFonts w:ascii="Times New Roman"/>
+            <w:color w:val="006FC0"/>
+          </w:rPr>
+          <w:t xml:space="preserve"> </w:t>
+        </w:r>
+      </w:hyperlink>
       <w:r>
         <w:rPr>
           <w:rFonts w:ascii="Calibri"/>
-          <w:color w:val="006FC0"/>
-          <w:position w:val="2"/>
-          <w:u w:val="single" w:color="006FC0"/>
-        </w:rPr>
-        <w:t>GitHub</w:t>
-      </w:r>
-      <w:r>
-        <w:rPr>
-          <w:rFonts w:ascii="Calibri"/>
-          <w:color w:val="006FC0"/>
-          <w:position w:val="2"/>
-        </w:rPr>
-        <w:tab/>
-      </w:r>
-      <w:r>
-        <w:rPr>
-          <w:rFonts w:ascii="Times New Roman"/>
-          <w:color w:val="006FC0"/>
-        </w:rPr>
-        <w:t xml:space="preserve"> </w:t>
-      </w:r>
-      <w:r>
-        <w:rPr>
-          <w:rFonts w:ascii="Times New Roman"/>
-          <w:color w:val="006FC0"/>
-        </w:rPr>
-        <w:fldChar w:fldCharType="end"/>
-      </w:r>
-      <w:r>
-        <w:rPr>
-          <w:rFonts w:ascii="Calibri"/>
+          <w:noProof/>
           <w:color w:val="006FC0"/>
           <w:position w:val="-5"/>
         </w:rPr>
         <w:drawing>
-          <wp:inline distT="0" distB="0" distL="0" distR="0">
+          <wp:inline distT="0" distB="0" distL="0" distR="0" wp14:anchorId="21B01262" wp14:editId="7ABE0773">
             <wp:extent cx="192405" cy="159385"/>
             <wp:effectExtent l="0" t="0" r="0" b="0"/>
             <wp:docPr id="7" name="image4.png"/>
@@ -317,7 +300,7 @@
                     </pic:cNvPicPr>
                   </pic:nvPicPr>
                   <pic:blipFill>
-                    <a:blip r:embed="rId8" cstate="print"/>
+                    <a:blip r:embed="rId14" cstate="print"/>
                     <a:stretch>
                       <a:fillRect/>
                     </a:stretch>
@@ -372,11 +355,12 @@
       <w:r>
         <w:rPr>
           <w:rFonts w:ascii="Calibri"/>
+          <w:noProof/>
           <w:color w:val="006FC0"/>
           <w:position w:val="-3"/>
         </w:rPr>
         <w:drawing>
-          <wp:inline distT="0" distB="0" distL="0" distR="0">
+          <wp:inline distT="0" distB="0" distL="0" distR="0" wp14:anchorId="6730BC6A" wp14:editId="53B90F3D">
             <wp:extent cx="130175" cy="152400"/>
             <wp:effectExtent l="0" t="0" r="3175" b="0"/>
             <wp:docPr id="9" name="image5.jpeg"/>
@@ -393,7 +377,7 @@
                     </pic:cNvPicPr>
                   </pic:nvPicPr>
                   <pic:blipFill>
-                    <a:blip r:embed="rId9" cstate="print"/>
+                    <a:blip r:embed="rId15" cstate="print"/>
                     <a:stretch>
                       <a:fillRect/>
                     </a:stretch>
@@ -434,14 +418,17 @@
     </w:p>
     <w:p>
       <w:pPr>
-        <w:pStyle w:val="2"/>
+        <w:pStyle w:val="Heading1"/>
         <w:spacing w:before="337"/>
       </w:pPr>
       <w:r>
+        <w:rPr>
+          <w:noProof/>
+        </w:rPr>
         <mc:AlternateContent>
           <mc:Choice Requires="wpg">
             <w:drawing>
-              <wp:anchor distT="0" distB="0" distL="114300" distR="114300" simplePos="0" relativeHeight="251660288" behindDoc="1" locked="0" layoutInCell="1" allowOverlap="1">
+              <wp:anchor distT="0" distB="0" distL="114300" distR="114300" simplePos="0" relativeHeight="251655680" behindDoc="1" locked="0" layoutInCell="1" allowOverlap="1" wp14:anchorId="7D8A841A" wp14:editId="45FADDB2">
                 <wp:simplePos x="0" y="0"/>
                 <wp:positionH relativeFrom="page">
                   <wp:posOffset>548640</wp:posOffset>
@@ -520,9 +507,9 @@
               </wp:anchor>
             </w:drawing>
           </mc:Choice>
-          <mc:Fallback>
+          <mc:Fallback xmlns:wpsCustomData="http://www.wps.cn/officeDocument/2013/wpsCustomData">
             <w:pict>
-              <v:group id="docshapegroup1" o:spid="_x0000_s1026" o:spt="203" style="position:absolute;left:0pt;margin-left:43.2pt;margin-top:31.05pt;height:0.75pt;width:525.85pt;mso-position-horizontal-relative:page;z-index:-251656192;mso-width-relative:page;mso-height-relative:page;" coordorigin="864,621" coordsize="10517,15" o:gfxdata="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">
+              <v:group id="docshapegroup1" o:spid="_x0000_s1026" o:spt="203" style="position:absolute;left:0pt;margin-left:43.2pt;margin-top:31.05pt;height:0.75pt;width:525.85pt;mso-position-horizontal-relative:page;z-index:-251657216;mso-width-relative:page;mso-height-relative:page;" coordorigin="864,621" coordsize="10517,15" o:gfxdata="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">
                 <o:lock v:ext="edit" aspectratio="f"/>
                 <v:rect id="docshape2" o:spid="_x0000_s1026" o:spt="1" style="position:absolute;left:864;top:620;height:15;width:1018;" fillcolor="#365F91" filled="t" stroked="f" coordsize="21600,21600" o:gfxdata="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">
                   <v:fill on="t" focussize="0,0"/>
@@ -554,7 +541,7 @@
     </w:p>
     <w:p>
       <w:pPr>
-        <w:pStyle w:val="3"/>
+        <w:pStyle w:val="Heading2"/>
         <w:tabs>
           <w:tab w:val="left" w:pos="9056"/>
         </w:tabs>
@@ -562,7 +549,16 @@
       <w:bookmarkStart w:id="1" w:name="GL_Bajaj_Institute_of_Technology_and_Man"/>
       <w:bookmarkEnd w:id="1"/>
       <w:r>
-        <w:t xml:space="preserve">Masters in Computer Application </w:t>
+        <w:t>Masters in Computer Application</w:t>
+      </w:r>
+      <w:r>
+        <w:t xml:space="preserve"> </w:t>
+      </w:r>
+      <w:r>
+        <w:t>(MCA)</w:t>
+      </w:r>
+      <w:r>
+        <w:t xml:space="preserve"> </w:t>
       </w:r>
       <w:r>
         <w:rPr>
@@ -575,8 +571,6 @@
       </w:r>
       <w:r>
         <w:tab/>
-      </w:r>
-      <w:r>
         <w:t>Ranchi,</w:t>
       </w:r>
       <w:r>
@@ -628,12 +622,33 @@
           <w:b/>
           <w:spacing w:val="-4"/>
         </w:rPr>
-        <w:t xml:space="preserve">Bachelors in Computer Application </w:t>
-      </w:r>
-      <w:r>
-        <w:rPr>
+        <w:t>Bachelors in Computer Application</w:t>
+      </w:r>
+      <w:r>
+        <w:rPr>
+          <w:b/>
           <w:spacing w:val="-4"/>
         </w:rPr>
+        <w:t xml:space="preserve"> </w:t>
+      </w:r>
+      <w:r>
+        <w:rPr>
+          <w:b/>
+          <w:spacing w:val="-4"/>
+        </w:rPr>
+        <w:t>(BCA)</w:t>
+      </w:r>
+      <w:r>
+        <w:rPr>
+          <w:b/>
+          <w:spacing w:val="-4"/>
+        </w:rPr>
+        <w:t xml:space="preserve"> </w:t>
+      </w:r>
+      <w:r>
+        <w:rPr>
+          <w:spacing w:val="-4"/>
+        </w:rPr>
         <w:t xml:space="preserve">DSPMU </w:t>
       </w:r>
       <w:r>
@@ -641,27 +656,43 @@
           <w:b/>
           <w:spacing w:val="-4"/>
         </w:rPr>
-        <w:t xml:space="preserve">(8.51 CGPA)                                                                     </w:t>
-      </w:r>
-      <w:r>
-        <w:rPr>
-          <w:b/>
-          <w:i/>
-        </w:rPr>
-        <w:tab/>
-      </w:r>
-      <w:r>
-        <w:rPr>
-          <w:b/>
-          <w:i/>
-        </w:rPr>
-        <w:t xml:space="preserve">    </w:t>
-      </w:r>
-      <w:r>
-        <w:rPr>
-          <w:b/>
-        </w:rPr>
-        <w:t xml:space="preserve">     Ranchi,</w:t>
+        <w:t xml:space="preserve">(8.51 </w:t>
+      </w:r>
+      <w:proofErr w:type="gramStart"/>
+      <w:r>
+        <w:rPr>
+          <w:b/>
+          <w:spacing w:val="-4"/>
+        </w:rPr>
+        <w:t xml:space="preserve">CGPA)   </w:t>
+      </w:r>
+      <w:proofErr w:type="gramEnd"/>
+      <w:r>
+        <w:rPr>
+          <w:b/>
+          <w:spacing w:val="-4"/>
+        </w:rPr>
+        <w:t xml:space="preserve"> </w:t>
+      </w:r>
+      <w:r>
+        <w:rPr>
+          <w:b/>
+          <w:spacing w:val="-4"/>
+        </w:rPr>
+        <w:t xml:space="preserve"> </w:t>
+      </w:r>
+      <w:r>
+        <w:rPr>
+          <w:b/>
+          <w:spacing w:val="-4"/>
+        </w:rPr>
+        <w:t xml:space="preserve">                                                              </w:t>
+      </w:r>
+      <w:r>
+        <w:rPr>
+          <w:b/>
+        </w:rPr>
+        <w:t>Ranchi,</w:t>
       </w:r>
       <w:r>
         <w:rPr>
@@ -700,13 +731,24 @@
     </w:p>
     <w:p>
       <w:pPr>
-        <w:pStyle w:val="2"/>
-      </w:pPr>
-      <w:r>
+        <w:pStyle w:val="Heading1"/>
+        <w:rPr>
+          <w:color w:val="365F91"/>
+        </w:rPr>
+      </w:pPr>
+    </w:p>
+    <w:p>
+      <w:pPr>
+        <w:pStyle w:val="Heading1"/>
+      </w:pPr>
+      <w:r>
+        <w:rPr>
+          <w:noProof/>
+        </w:rPr>
         <mc:AlternateContent>
           <mc:Choice Requires="wpg">
             <w:drawing>
-              <wp:anchor distT="0" distB="0" distL="114300" distR="114300" simplePos="0" relativeHeight="251659264" behindDoc="1" locked="0" layoutInCell="1" allowOverlap="1">
+              <wp:anchor distT="0" distB="0" distL="114300" distR="114300" simplePos="0" relativeHeight="251654656" behindDoc="1" locked="0" layoutInCell="1" allowOverlap="1" wp14:anchorId="4417C011" wp14:editId="5E30342D">
                 <wp:simplePos x="0" y="0"/>
                 <wp:positionH relativeFrom="page">
                   <wp:posOffset>548640</wp:posOffset>
@@ -785,7 +827,7 @@
               </wp:anchor>
             </w:drawing>
           </mc:Choice>
-          <mc:Fallback>
+          <mc:Fallback xmlns:wpsCustomData="http://www.wps.cn/officeDocument/2013/wpsCustomData">
             <w:pict>
               <v:group id="docshapegroup4" o:spid="_x0000_s1026" o:spt="203" style="position:absolute;left:0pt;margin-left:43.2pt;margin-top:14.05pt;height:0.75pt;width:525.8pt;mso-position-horizontal-relative:page;z-index:-251657216;mso-width-relative:page;mso-height-relative:page;" coordorigin="864,281" coordsize="10516,15" o:gfxdata="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">
                 <o:lock v:ext="edit" aspectratio="f"/>
@@ -883,7 +925,7 @@
         <w:rPr>
           <w:spacing w:val="-2"/>
         </w:rPr>
-        <w:t>Python, SQL (Databases MySQL, PostgreSQL, MongoDB, Vector Databases)</w:t>
+        <w:t>Python, SQL (MySQL, PostgreSQL, MongoDB, Vector Databases)</w:t>
       </w:r>
     </w:p>
     <w:p>
@@ -932,11 +974,6 @@
           <w:b/>
         </w:rPr>
         <w:tab/>
-      </w:r>
-      <w:r>
-        <w:rPr>
-          <w:b/>
-        </w:rPr>
         <w:t>:</w:t>
       </w:r>
       <w:r>
@@ -983,7 +1020,19 @@
         <w:t xml:space="preserve"> </w:t>
       </w:r>
       <w:r>
-        <w:t>Scikit-Learn, TensorFlow,</w:t>
+        <w:t>S</w:t>
+      </w:r>
+      <w:r>
+        <w:t>cikit</w:t>
+      </w:r>
+      <w:r>
+        <w:t>-Learn,</w:t>
+      </w:r>
+      <w:r>
+        <w:t xml:space="preserve"> </w:t>
+      </w:r>
+      <w:r>
+        <w:t>TensorFlow,</w:t>
       </w:r>
       <w:r>
         <w:rPr>
@@ -1064,14 +1113,30 @@
           <w:b/>
           <w:spacing w:val="-2"/>
         </w:rPr>
-        <w:t>Learning   :</w:t>
-      </w:r>
+        <w:t xml:space="preserve">Learning </w:t>
+      </w:r>
+      <w:proofErr w:type="gramStart"/>
+      <w:r>
+        <w:rPr>
+          <w:b/>
+          <w:spacing w:val="-2"/>
+        </w:rPr>
+        <w:t xml:space="preserve">  :</w:t>
+      </w:r>
+      <w:proofErr w:type="gramEnd"/>
       <w:r>
         <w:rPr>
           <w:b/>
           <w:spacing w:val="-11"/>
         </w:rPr>
-        <w:t xml:space="preserve">  </w:t>
+        <w:t xml:space="preserve"> </w:t>
+      </w:r>
+      <w:r>
+        <w:rPr>
+          <w:b/>
+          <w:spacing w:val="-11"/>
+        </w:rPr>
+        <w:t xml:space="preserve"> </w:t>
       </w:r>
       <w:r>
         <w:rPr>
@@ -1154,7 +1219,7 @@
     </w:p>
     <w:p>
       <w:pPr>
-        <w:pStyle w:val="6"/>
+        <w:pStyle w:val="BodyText"/>
         <w:spacing w:line="278" w:lineRule="exact"/>
         <w:ind w:left="3578" w:firstLine="0"/>
         <w:rPr>
@@ -1225,7 +1290,10 @@
         <w:t xml:space="preserve"> </w:t>
       </w:r>
       <w:r>
-        <w:t>Forest,</w:t>
+        <w:t>Forest</w:t>
+      </w:r>
+      <w:r>
+        <w:t>,</w:t>
       </w:r>
       <w:r>
         <w:rPr>
@@ -1269,7 +1337,7 @@
     </w:p>
     <w:p>
       <w:pPr>
-        <w:pStyle w:val="6"/>
+        <w:pStyle w:val="BodyText"/>
         <w:spacing w:line="278" w:lineRule="exact"/>
         <w:ind w:left="3578" w:firstLine="0"/>
       </w:pPr>
@@ -1277,20 +1345,58 @@
         <w:rPr>
           <w:spacing w:val="-4"/>
         </w:rPr>
-        <w:t xml:space="preserve">Neural Networks, </w:t>
+        <w:t>Neural Networks,</w:t>
+      </w:r>
+      <w:r>
+        <w:rPr>
+          <w:spacing w:val="-4"/>
+        </w:rPr>
+        <w:t xml:space="preserve"> </w:t>
       </w:r>
       <w:r>
         <w:rPr>
           <w:bCs/>
           <w:spacing w:val="-2"/>
         </w:rPr>
-        <w:t>RNN, CNN, LSTM, Transformers</w:t>
+        <w:t xml:space="preserve">RNN, </w:t>
+      </w:r>
+      <w:r>
+        <w:rPr>
+          <w:bCs/>
+          <w:spacing w:val="-2"/>
+        </w:rPr>
+        <w:t>CNN,</w:t>
+      </w:r>
+      <w:r>
+        <w:rPr>
+          <w:bCs/>
+          <w:spacing w:val="-2"/>
+        </w:rPr>
+        <w:t xml:space="preserve"> LSTM, Transformers</w:t>
       </w:r>
       <w:r>
         <w:rPr>
           <w:spacing w:val="-4"/>
         </w:rPr>
-        <w:t xml:space="preserve"> NLP, ETL, EDA, RestAPI.</w:t>
+        <w:t xml:space="preserve"> NLP, ETL,</w:t>
+      </w:r>
+      <w:r>
+        <w:rPr>
+          <w:spacing w:val="-4"/>
+        </w:rPr>
+        <w:t xml:space="preserve"> </w:t>
+      </w:r>
+      <w:r>
+        <w:rPr>
+          <w:spacing w:val="-4"/>
+        </w:rPr>
+        <w:t>EDA,</w:t>
+      </w:r>
+      <w:r>
+        <w:rPr>
+          <w:spacing w:val="-4"/>
+        </w:rPr>
+        <w:t xml:space="preserve"> RestAPI.</w:t>
       </w:r>
     </w:p>
     <w:p>
@@ -1307,7 +1413,13 @@
         <w:rPr>
           <w:b/>
         </w:rPr>
-        <w:t xml:space="preserve">      Gen AI/Agentic AI Tools</w:t>
+        <w:t xml:space="preserve">      </w:t>
+      </w:r>
+      <w:r>
+        <w:rPr>
+          <w:b/>
+        </w:rPr>
+        <w:t>Gen AI/Agentic AI Tools</w:t>
       </w:r>
       <w:r>
         <w:rPr>
@@ -1333,7 +1445,37 @@
         <w:rPr>
           <w:spacing w:val="-2"/>
         </w:rPr>
-        <w:t>LLMs, RAG, Prompt Engineering, Langchain, LangGraph, OpenAI, HuggingFace, MCP, vector Database.</w:t>
+        <w:t>LLM</w:t>
+      </w:r>
+      <w:r>
+        <w:rPr>
+          <w:spacing w:val="-2"/>
+        </w:rPr>
+        <w:t>s</w:t>
+      </w:r>
+      <w:r>
+        <w:rPr>
+          <w:spacing w:val="-2"/>
+        </w:rPr>
+        <w:t>, RAG, Prompt Engineering, Langchain, LangGraph, OpenAI, HuggingFace, MCP</w:t>
+      </w:r>
+      <w:r>
+        <w:rPr>
+          <w:spacing w:val="-2"/>
+        </w:rPr>
+        <w:t>,</w:t>
+      </w:r>
+      <w:r>
+        <w:rPr>
+          <w:spacing w:val="-2"/>
+        </w:rPr>
+        <w:t xml:space="preserve"> </w:t>
+      </w:r>
+      <w:r>
+        <w:rPr>
+          <w:spacing w:val="-2"/>
+        </w:rPr>
+        <w:t>vector Database.</w:t>
       </w:r>
     </w:p>
     <w:p>
@@ -1405,7 +1547,15 @@
           <w:bCs/>
           <w:spacing w:val="-2"/>
         </w:rPr>
-        <w:t xml:space="preserve">Big Data &amp; MLOps                      </w:t>
+        <w:t>Big Data &amp; MLOps</w:t>
+      </w:r>
+      <w:r>
+        <w:rPr>
+          <w:b/>
+          <w:bCs/>
+          <w:spacing w:val="-2"/>
+        </w:rPr>
+        <w:t xml:space="preserve">                      </w:t>
       </w:r>
       <w:r>
         <w:rPr>
@@ -1456,7 +1606,7 @@
           <w:bCs/>
           <w:spacing w:val="-2"/>
         </w:rPr>
-        <w:t xml:space="preserve">Cloud Platforms                          </w:t>
+        <w:t>Cloud Platforms</w:t>
       </w:r>
       <w:r>
         <w:rPr>
@@ -1464,6 +1614,14 @@
           <w:bCs/>
           <w:spacing w:val="-2"/>
         </w:rPr>
+        <w:t xml:space="preserve">                          </w:t>
+      </w:r>
+      <w:r>
+        <w:rPr>
+          <w:b/>
+          <w:bCs/>
+          <w:spacing w:val="-2"/>
+        </w:rPr>
         <w:tab/>
       </w:r>
       <w:r>
@@ -1490,14 +1648,28 @@
     </w:p>
     <w:p>
       <w:pPr>
-        <w:pStyle w:val="2"/>
+        <w:pStyle w:val="Heading1"/>
         <w:spacing w:before="164"/>
-      </w:pPr>
-      <w:r>
+        <w:rPr>
+          <w:color w:val="365F91"/>
+          <w:spacing w:val="-2"/>
+          <w:w w:val="105"/>
+        </w:rPr>
+      </w:pPr>
+    </w:p>
+    <w:p>
+      <w:pPr>
+        <w:pStyle w:val="Heading1"/>
+        <w:spacing w:before="164"/>
+      </w:pPr>
+      <w:r>
+        <w:rPr>
+          <w:noProof/>
+        </w:rPr>
         <mc:AlternateContent>
           <mc:Choice Requires="wpg">
             <w:drawing>
-              <wp:anchor distT="0" distB="0" distL="114300" distR="114300" simplePos="0" relativeHeight="251661312" behindDoc="1" locked="0" layoutInCell="1" allowOverlap="1">
+              <wp:anchor distT="0" distB="0" distL="114300" distR="114300" simplePos="0" relativeHeight="251656704" behindDoc="1" locked="0" layoutInCell="1" allowOverlap="1" wp14:anchorId="7A4E80AE" wp14:editId="30AB875A">
                 <wp:simplePos x="0" y="0"/>
                 <wp:positionH relativeFrom="page">
                   <wp:posOffset>548640</wp:posOffset>
@@ -1576,9 +1748,9 @@
               </wp:anchor>
             </w:drawing>
           </mc:Choice>
-          <mc:Fallback>
+          <mc:Fallback xmlns:wpsCustomData="http://www.wps.cn/officeDocument/2013/wpsCustomData">
             <w:pict>
-              <v:group id="docshapegroup7" o:spid="_x0000_s1026" o:spt="203" style="position:absolute;left:0pt;margin-left:43.2pt;margin-top:22.3pt;height:0.75pt;width:525.85pt;mso-position-horizontal-relative:page;z-index:-251655168;mso-width-relative:page;mso-height-relative:page;" coordorigin="864,446" coordsize="10517,15" o:gfxdata="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">
+              <v:group id="docshapegroup7" o:spid="_x0000_s1026" o:spt="203" style="position:absolute;left:0pt;margin-left:43.2pt;margin-top:22.3pt;height:0.75pt;width:525.85pt;mso-position-horizontal-relative:page;z-index:-251656192;mso-width-relative:page;mso-height-relative:page;" coordorigin="864,446" coordsize="10517,15" o:gfxdata="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">
                 <o:lock v:ext="edit" aspectratio="f"/>
                 <v:rect id="docshape8" o:spid="_x0000_s1026" o:spt="1" style="position:absolute;left:864;top:445;height:15;width:1148;" fillcolor="#365F91" filled="t" stroked="f" coordsize="21600,21600" o:gfxdata="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">
                   <v:fill on="t" focussize="0,0"/>
@@ -1705,7 +1877,7 @@
     </w:p>
     <w:p>
       <w:pPr>
-        <w:pStyle w:val="13"/>
+        <w:pStyle w:val="ListParagraph"/>
         <w:numPr>
           <w:ilvl w:val="0"/>
           <w:numId w:val="1"/>
@@ -1729,7 +1901,7 @@
     </w:p>
     <w:p>
       <w:pPr>
-        <w:pStyle w:val="13"/>
+        <w:pStyle w:val="ListParagraph"/>
         <w:numPr>
           <w:ilvl w:val="0"/>
           <w:numId w:val="1"/>
@@ -1753,7 +1925,7 @@
     </w:p>
     <w:p>
       <w:pPr>
-        <w:pStyle w:val="13"/>
+        <w:pStyle w:val="ListParagraph"/>
         <w:numPr>
           <w:ilvl w:val="0"/>
           <w:numId w:val="1"/>
@@ -1774,6 +1946,148 @@
     </w:p>
     <w:p>
       <w:pPr>
+        <w:pStyle w:val="NormalWeb"/>
+        <w:widowControl/>
+        <w:numPr>
+          <w:ilvl w:val="0"/>
+          <w:numId w:val="1"/>
+        </w:numPr>
+        <w:autoSpaceDE/>
+        <w:autoSpaceDN/>
+        <w:rPr>
+          <w:rFonts w:ascii="Sitka Display" w:hAnsi="Sitka Display"/>
+          <w:sz w:val="22"/>
+          <w:szCs w:val="22"/>
+        </w:rPr>
+      </w:pPr>
+      <w:r>
+        <w:rPr>
+          <w:rFonts w:ascii="Sitka Display" w:hAnsi="Sitka Display" w:cs="Arial"/>
+          <w:b/>
+          <w:bCs/>
+          <w:color w:val="000000"/>
+          <w:sz w:val="22"/>
+          <w:szCs w:val="22"/>
+        </w:rPr>
+        <w:t>Developed scalable AI solutions</w:t>
+      </w:r>
+      <w:r>
+        <w:rPr>
+          <w:rFonts w:ascii="Sitka Display" w:hAnsi="Sitka Display" w:cs="Arial"/>
+          <w:color w:val="000000"/>
+          <w:sz w:val="22"/>
+          <w:szCs w:val="22"/>
+        </w:rPr>
+        <w:t xml:space="preserve"> using LangChain and </w:t>
+      </w:r>
+      <w:proofErr w:type="spellStart"/>
+      <w:r>
+        <w:rPr>
+          <w:rFonts w:ascii="Sitka Display" w:hAnsi="Sitka Display" w:cs="Arial"/>
+          <w:color w:val="000000"/>
+          <w:sz w:val="22"/>
+          <w:szCs w:val="22"/>
+        </w:rPr>
+        <w:t>LlamaIndex</w:t>
+      </w:r>
+      <w:proofErr w:type="spellEnd"/>
+      <w:r>
+        <w:rPr>
+          <w:rFonts w:ascii="Sitka Display" w:hAnsi="Sitka Display" w:cs="Arial"/>
+          <w:color w:val="000000"/>
+          <w:sz w:val="22"/>
+          <w:szCs w:val="22"/>
+        </w:rPr>
+        <w:t xml:space="preserve"> frameworks, demonstrating expertise in generative AI technologies.</w:t>
+      </w:r>
+    </w:p>
+    <w:p>
+      <w:pPr>
+        <w:pStyle w:val="NormalWeb"/>
+        <w:widowControl/>
+        <w:numPr>
+          <w:ilvl w:val="0"/>
+          <w:numId w:val="1"/>
+        </w:numPr>
+        <w:autoSpaceDE/>
+        <w:autoSpaceDN/>
+        <w:rPr>
+          <w:rFonts w:ascii="Sitka Display" w:hAnsi="Sitka Display"/>
+          <w:sz w:val="22"/>
+          <w:szCs w:val="22"/>
+        </w:rPr>
+      </w:pPr>
+      <w:r>
+        <w:rPr>
+          <w:rFonts w:ascii="Sitka Display" w:hAnsi="Sitka Display" w:cs="Arial"/>
+          <w:b/>
+          <w:bCs/>
+          <w:color w:val="000000"/>
+          <w:sz w:val="22"/>
+          <w:szCs w:val="22"/>
+        </w:rPr>
+        <w:t>Implemented and fine-tuned both open-source and paid LLM models</w:t>
+      </w:r>
+      <w:r>
+        <w:rPr>
+          <w:rFonts w:ascii="Sitka Display" w:hAnsi="Sitka Display" w:cs="Arial"/>
+          <w:color w:val="000000"/>
+          <w:sz w:val="22"/>
+          <w:szCs w:val="22"/>
+        </w:rPr>
+        <w:t>, customizing solutions to meet specific project requirements and performance goals.</w:t>
+      </w:r>
+    </w:p>
+    <w:p>
+      <w:pPr>
+        <w:pStyle w:val="NormalWeb"/>
+        <w:widowControl/>
+        <w:numPr>
+          <w:ilvl w:val="0"/>
+          <w:numId w:val="1"/>
+        </w:numPr>
+        <w:autoSpaceDE/>
+        <w:autoSpaceDN/>
+        <w:rPr>
+          <w:rFonts w:ascii="Sitka Display" w:hAnsi="Sitka Display"/>
+          <w:sz w:val="22"/>
+          <w:szCs w:val="22"/>
+        </w:rPr>
+      </w:pPr>
+      <w:r>
+        <w:rPr>
+          <w:rFonts w:ascii="Sitka Display" w:hAnsi="Sitka Display" w:cs="Arial"/>
+          <w:b/>
+          <w:bCs/>
+          <w:color w:val="000000"/>
+          <w:sz w:val="22"/>
+          <w:szCs w:val="22"/>
+        </w:rPr>
+        <w:t>deploying AI models</w:t>
+      </w:r>
+      <w:r>
+        <w:rPr>
+          <w:rFonts w:ascii="Sitka Display" w:hAnsi="Sitka Display" w:cs="Arial"/>
+          <w:color w:val="000000"/>
+          <w:sz w:val="22"/>
+          <w:szCs w:val="22"/>
+        </w:rPr>
+        <w:t>, utilizing cloud services to ensure scalability and reliability of AI applications.</w:t>
+      </w:r>
+    </w:p>
+    <w:p>
+      <w:pPr>
+        <w:pStyle w:val="ListParagraph"/>
+        <w:tabs>
+          <w:tab w:val="left" w:pos="821"/>
+          <w:tab w:val="left" w:pos="823"/>
+        </w:tabs>
+        <w:spacing w:before="2" w:line="211" w:lineRule="auto"/>
+        <w:ind w:left="826" w:right="504" w:firstLine="0"/>
+      </w:pPr>
+    </w:p>
+    <w:p>
+      <w:pPr>
         <w:tabs>
           <w:tab w:val="left" w:pos="826"/>
           <w:tab w:val="left" w:pos="827"/>
@@ -1796,7 +2110,7 @@
     </w:p>
     <w:p>
       <w:pPr>
-        <w:pStyle w:val="13"/>
+        <w:pStyle w:val="ListParagraph"/>
         <w:numPr>
           <w:ilvl w:val="0"/>
           <w:numId w:val="1"/>
@@ -1809,12 +2123,18 @@
         <w:ind w:right="504" w:hanging="312"/>
       </w:pPr>
       <w:r>
-        <w:t xml:space="preserve">Delivered training programs and Design Curriculum, Mentoring in Python, Data Science, and Machine Learning for organizations including FlipRobo and IIDST. </w:t>
-      </w:r>
-    </w:p>
-    <w:p>
-      <w:pPr>
-        <w:pStyle w:val="13"/>
+        <w:t>Delivered training programs</w:t>
+      </w:r>
+      <w:r>
+        <w:t xml:space="preserve"> and Design Curriculum, Mentoring</w:t>
+      </w:r>
+      <w:r>
+        <w:t xml:space="preserve"> in Python, Data Science, and Machine Learning for organizations including FlipRobo and IIDST. </w:t>
+      </w:r>
+    </w:p>
+    <w:p>
+      <w:pPr>
+        <w:pStyle w:val="ListParagraph"/>
         <w:numPr>
           <w:ilvl w:val="0"/>
           <w:numId w:val="1"/>
@@ -1832,7 +2152,17 @@
     </w:p>
     <w:p>
       <w:pPr>
-        <w:pStyle w:val="13"/>
+        <w:tabs>
+          <w:tab w:val="left" w:pos="821"/>
+          <w:tab w:val="left" w:pos="823"/>
+        </w:tabs>
+        <w:spacing w:before="2" w:line="211" w:lineRule="auto"/>
+        <w:ind w:left="514" w:right="504"/>
+      </w:pPr>
+    </w:p>
+    <w:p>
+      <w:pPr>
+        <w:pStyle w:val="ListParagraph"/>
         <w:numPr>
           <w:ilvl w:val="0"/>
           <w:numId w:val="1"/>
@@ -1851,7 +2181,37 @@
         <w:rPr>
           <w:b/>
         </w:rPr>
-        <w:t xml:space="preserve">       Data Analyst |Fine Air Solutions</w:t>
+        <w:t xml:space="preserve">       </w:t>
+      </w:r>
+    </w:p>
+    <w:p>
+      <w:pPr>
+        <w:pStyle w:val="ListParagraph"/>
+        <w:rPr>
+          <w:b/>
+        </w:rPr>
+      </w:pPr>
+    </w:p>
+    <w:p>
+      <w:pPr>
+        <w:tabs>
+          <w:tab w:val="left" w:pos="821"/>
+          <w:tab w:val="left" w:pos="823"/>
+        </w:tabs>
+        <w:spacing w:before="2" w:line="211" w:lineRule="auto"/>
+        <w:ind w:right="504"/>
+      </w:pPr>
+      <w:r>
+        <w:rPr>
+          <w:b/>
+        </w:rPr>
+        <w:t xml:space="preserve">      </w:t>
+      </w:r>
+      <w:r>
+        <w:rPr>
+          <w:b/>
+        </w:rPr>
+        <w:t>Data Analyst |Fine Air Solutions</w:t>
       </w:r>
       <w:r>
         <w:rPr>
@@ -1909,7 +2269,7 @@
     </w:p>
     <w:p>
       <w:pPr>
-        <w:pStyle w:val="13"/>
+        <w:pStyle w:val="ListParagraph"/>
         <w:numPr>
           <w:ilvl w:val="0"/>
           <w:numId w:val="1"/>
@@ -1927,7 +2287,7 @@
     </w:p>
     <w:p>
       <w:pPr>
-        <w:pStyle w:val="13"/>
+        <w:pStyle w:val="ListParagraph"/>
         <w:numPr>
           <w:ilvl w:val="0"/>
           <w:numId w:val="1"/>
@@ -1946,7 +2306,27 @@
         <w:rPr>
           <w:b/>
         </w:rPr>
-        <w:t>minimize cost approx 8%.</w:t>
+        <w:t xml:space="preserve">minimize cost </w:t>
+      </w:r>
+      <w:proofErr w:type="spellStart"/>
+      <w:r>
+        <w:rPr>
+          <w:b/>
+        </w:rPr>
+        <w:t>approx</w:t>
+      </w:r>
+      <w:proofErr w:type="spellEnd"/>
+      <w:r>
+        <w:rPr>
+          <w:b/>
+        </w:rPr>
+        <w:t xml:space="preserve"> </w:t>
+      </w:r>
+      <w:r>
+        <w:rPr>
+          <w:b/>
+        </w:rPr>
+        <w:t>8%.</w:t>
       </w:r>
       <w:bookmarkStart w:id="4" w:name="Projects"/>
       <w:bookmarkEnd w:id="4"/>
@@ -2083,10 +2463,10 @@
     </w:p>
     <w:p>
       <w:pPr>
-        <w:pStyle w:val="13"/>
+        <w:pStyle w:val="ListParagraph"/>
         <w:numPr>
           <w:ilvl w:val="0"/>
-          <w:numId w:val="2"/>
+          <w:numId w:val="3"/>
         </w:numPr>
         <w:spacing w:line="300" w:lineRule="exact"/>
         <w:rPr>
@@ -2114,7 +2494,7 @@
     </w:p>
     <w:p>
       <w:pPr>
-        <w:pStyle w:val="13"/>
+        <w:pStyle w:val="ListParagraph"/>
         <w:numPr>
           <w:ilvl w:val="0"/>
           <w:numId w:val="1"/>
@@ -2178,7 +2558,16 @@
         <w:t xml:space="preserve"> </w:t>
       </w:r>
       <w:r>
-        <w:t xml:space="preserve">dataset and Integrated LLM </w:t>
+        <w:t xml:space="preserve">dataset and </w:t>
+      </w:r>
+      <w:r>
+        <w:t xml:space="preserve">Integrated </w:t>
+      </w:r>
+      <w:r>
+        <w:t>LLM</w:t>
+      </w:r>
+      <w:r>
+        <w:t xml:space="preserve"> </w:t>
       </w:r>
       <w:r>
         <w:rPr>
@@ -2198,15 +2587,6 @@
         <w:tabs>
           <w:tab w:val="left" w:pos="10824"/>
         </w:tabs>
-        <w:ind w:firstLine="248" w:firstLineChars="100"/>
-        <w:rPr>
-          <w:b/>
-          <w:sz w:val="24"/>
-        </w:rPr>
-      </w:pPr>
-      <w:bookmarkStart w:id="7" w:name="_GoBack"/>
-      <w:bookmarkEnd w:id="7"/>
-      <w:r>
         <w:rPr>
           <w:b/>
           <w:color w:val="365F91"/>
@@ -2215,7 +2595,28 @@
           <w:sz w:val="24"/>
           <w:u w:val="single" w:color="000000"/>
         </w:rPr>
-        <w:t>Projects</w:t>
+      </w:pPr>
+    </w:p>
+    <w:p>
+      <w:pPr>
+        <w:tabs>
+          <w:tab w:val="left" w:pos="10824"/>
+        </w:tabs>
+        <w:rPr>
+          <w:b/>
+          <w:sz w:val="24"/>
+        </w:rPr>
+      </w:pPr>
+      <w:r>
+        <w:rPr>
+          <w:b/>
+          <w:color w:val="365F91"/>
+          <w:spacing w:val="-2"/>
+          <w:w w:val="105"/>
+          <w:sz w:val="24"/>
+          <w:u w:val="single" w:color="000000"/>
+        </w:rPr>
+        <w:t xml:space="preserve"> Projects</w:t>
       </w:r>
       <w:r>
         <w:rPr>
@@ -2231,9 +2632,459 @@
     </w:p>
     <w:p>
       <w:pPr>
-        <w:pStyle w:val="3"/>
+        <w:pStyle w:val="NormalWeb"/>
+        <w:rPr>
+          <w:rFonts w:ascii="Sitka Display" w:hAnsi="Sitka Display"/>
+          <w:sz w:val="22"/>
+          <w:szCs w:val="22"/>
+        </w:rPr>
+      </w:pPr>
+      <w:r>
+        <w:rPr>
+          <w:rFonts w:ascii="Sitka Display" w:hAnsi="Sitka Display" w:cs="Arial"/>
+          <w:b/>
+          <w:bCs/>
+          <w:color w:val="000000"/>
+          <w:sz w:val="22"/>
+          <w:szCs w:val="22"/>
+        </w:rPr>
+        <w:t>ATS Resume LLM App</w:t>
+      </w:r>
+    </w:p>
+    <w:p>
+      <w:pPr>
+        <w:pStyle w:val="NormalWeb"/>
+        <w:widowControl/>
+        <w:numPr>
+          <w:ilvl w:val="0"/>
+          <w:numId w:val="7"/>
+        </w:numPr>
+        <w:autoSpaceDE/>
+        <w:autoSpaceDN/>
+        <w:rPr>
+          <w:rFonts w:ascii="Sitka Display" w:hAnsi="Sitka Display"/>
+          <w:sz w:val="22"/>
+          <w:szCs w:val="22"/>
+        </w:rPr>
+      </w:pPr>
+      <w:r>
+        <w:rPr>
+          <w:rFonts w:ascii="Sitka Display" w:hAnsi="Sitka Display" w:cs="Arial"/>
+          <w:b/>
+          <w:bCs/>
+          <w:color w:val="000000"/>
+          <w:sz w:val="22"/>
+          <w:szCs w:val="22"/>
+        </w:rPr>
+        <w:t>Overview</w:t>
+      </w:r>
+      <w:r>
+        <w:rPr>
+          <w:rFonts w:ascii="Sitka Display" w:hAnsi="Sitka Display" w:cs="Arial"/>
+          <w:color w:val="000000"/>
+          <w:sz w:val="22"/>
+          <w:szCs w:val="22"/>
+        </w:rPr>
+        <w:t>: Developed an application optimizing resumes for ATS using OpenAI APIs, enhancing match rates for job applications.</w:t>
+      </w:r>
+    </w:p>
+    <w:p>
+      <w:pPr>
+        <w:pStyle w:val="NormalWeb"/>
+        <w:widowControl/>
+        <w:numPr>
+          <w:ilvl w:val="0"/>
+          <w:numId w:val="7"/>
+        </w:numPr>
+        <w:autoSpaceDE/>
+        <w:autoSpaceDN/>
+        <w:rPr>
+          <w:rFonts w:ascii="Sitka Display" w:hAnsi="Sitka Display"/>
+          <w:sz w:val="22"/>
+          <w:szCs w:val="22"/>
+        </w:rPr>
+      </w:pPr>
+      <w:r>
+        <w:rPr>
+          <w:rFonts w:ascii="Sitka Display" w:hAnsi="Sitka Display" w:cs="Arial"/>
+          <w:b/>
+          <w:bCs/>
+          <w:color w:val="000000"/>
+          <w:sz w:val="22"/>
+          <w:szCs w:val="22"/>
+        </w:rPr>
+        <w:t>Technologies</w:t>
+      </w:r>
+      <w:r>
+        <w:rPr>
+          <w:rFonts w:ascii="Sitka Display" w:hAnsi="Sitka Display" w:cs="Arial"/>
+          <w:color w:val="000000"/>
+          <w:sz w:val="22"/>
+          <w:szCs w:val="22"/>
+        </w:rPr>
+        <w:t>: OpenAI APIs, Python, AWS, Google Gemini Pro.</w:t>
+      </w:r>
+    </w:p>
+    <w:p>
+      <w:pPr>
+        <w:pStyle w:val="NormalWeb"/>
+        <w:widowControl/>
+        <w:numPr>
+          <w:ilvl w:val="0"/>
+          <w:numId w:val="7"/>
+        </w:numPr>
+        <w:autoSpaceDE/>
+        <w:autoSpaceDN/>
+        <w:rPr>
+          <w:rFonts w:ascii="Sitka Display" w:hAnsi="Sitka Display"/>
+          <w:sz w:val="22"/>
+          <w:szCs w:val="22"/>
+        </w:rPr>
+      </w:pPr>
+      <w:r>
+        <w:rPr>
+          <w:rFonts w:ascii="Sitka Display" w:hAnsi="Sitka Display" w:cs="Arial"/>
+          <w:b/>
+          <w:bCs/>
+          <w:color w:val="000000"/>
+          <w:sz w:val="22"/>
+          <w:szCs w:val="22"/>
+        </w:rPr>
+        <w:t>Outcome</w:t>
+      </w:r>
+      <w:r>
+        <w:rPr>
+          <w:rFonts w:ascii="Sitka Display" w:hAnsi="Sitka Display" w:cs="Arial"/>
+          <w:color w:val="000000"/>
+          <w:sz w:val="22"/>
+          <w:szCs w:val="22"/>
+        </w:rPr>
+        <w:t>: Achieved a 50% improvement in ATS match rates, increasing users' chances of securing interviews.</w:t>
+      </w:r>
+    </w:p>
+    <w:p>
+      <w:pPr>
+        <w:pStyle w:val="NormalWeb"/>
+        <w:spacing w:before="240"/>
+        <w:rPr>
+          <w:rFonts w:ascii="Sitka Display" w:hAnsi="Sitka Display"/>
+        </w:rPr>
+      </w:pPr>
+      <w:r>
+        <w:rPr>
+          <w:rFonts w:ascii="Sitka Display" w:hAnsi="Sitka Display" w:cs="Arial"/>
+          <w:b/>
+          <w:bCs/>
+          <w:color w:val="000000"/>
+        </w:rPr>
+        <w:lastRenderedPageBreak/>
+        <w:t>Text to SQL LLM App using Llama2</w:t>
+      </w:r>
+    </w:p>
+    <w:p>
+      <w:pPr>
+        <w:pStyle w:val="NormalWeb"/>
+        <w:widowControl/>
+        <w:numPr>
+          <w:ilvl w:val="0"/>
+          <w:numId w:val="8"/>
+        </w:numPr>
+        <w:autoSpaceDE/>
+        <w:autoSpaceDN/>
+        <w:rPr>
+          <w:rFonts w:ascii="Sitka Display" w:hAnsi="Sitka Display"/>
+          <w:sz w:val="22"/>
+          <w:szCs w:val="22"/>
+        </w:rPr>
+      </w:pPr>
+      <w:r>
+        <w:rPr>
+          <w:rFonts w:ascii="Sitka Display" w:hAnsi="Sitka Display" w:cs="Arial"/>
+          <w:b/>
+          <w:bCs/>
+          <w:color w:val="000000"/>
+          <w:sz w:val="22"/>
+          <w:szCs w:val="22"/>
+        </w:rPr>
+        <w:t>Overview</w:t>
+      </w:r>
+      <w:r>
+        <w:rPr>
+          <w:rFonts w:ascii="Sitka Display" w:hAnsi="Sitka Display" w:cs="Arial"/>
+          <w:color w:val="000000"/>
+          <w:sz w:val="22"/>
+          <w:szCs w:val="22"/>
+        </w:rPr>
+        <w:t>: Created an app to convert natural language queries into SQL commands using Llama2, improving database accessibility for non-technical users.</w:t>
+      </w:r>
+    </w:p>
+    <w:p>
+      <w:pPr>
+        <w:pStyle w:val="NormalWeb"/>
+        <w:widowControl/>
+        <w:numPr>
+          <w:ilvl w:val="0"/>
+          <w:numId w:val="8"/>
+        </w:numPr>
+        <w:autoSpaceDE/>
+        <w:autoSpaceDN/>
+        <w:rPr>
+          <w:rFonts w:ascii="Sitka Display" w:hAnsi="Sitka Display"/>
+          <w:sz w:val="22"/>
+          <w:szCs w:val="22"/>
+        </w:rPr>
+      </w:pPr>
+      <w:r>
+        <w:rPr>
+          <w:rFonts w:ascii="Sitka Display" w:hAnsi="Sitka Display" w:cs="Arial"/>
+          <w:b/>
+          <w:bCs/>
+          <w:color w:val="000000"/>
+          <w:sz w:val="22"/>
+          <w:szCs w:val="22"/>
+        </w:rPr>
+        <w:t>Technologies</w:t>
+      </w:r>
+      <w:r>
+        <w:rPr>
+          <w:rFonts w:ascii="Sitka Display" w:hAnsi="Sitka Display" w:cs="Arial"/>
+          <w:color w:val="000000"/>
+          <w:sz w:val="22"/>
+          <w:szCs w:val="22"/>
+        </w:rPr>
+        <w:t>: Llama2, Python, AWS.</w:t>
+      </w:r>
+    </w:p>
+    <w:p>
+      <w:pPr>
+        <w:pStyle w:val="NormalWeb"/>
+        <w:widowControl/>
+        <w:numPr>
+          <w:ilvl w:val="0"/>
+          <w:numId w:val="8"/>
+        </w:numPr>
+        <w:autoSpaceDE/>
+        <w:autoSpaceDN/>
+        <w:rPr>
+          <w:rFonts w:ascii="Sitka Display" w:hAnsi="Sitka Display"/>
+          <w:sz w:val="22"/>
+          <w:szCs w:val="22"/>
+        </w:rPr>
+      </w:pPr>
+      <w:r>
+        <w:rPr>
+          <w:rFonts w:ascii="Sitka Display" w:hAnsi="Sitka Display" w:cs="Arial"/>
+          <w:b/>
+          <w:bCs/>
+          <w:color w:val="000000"/>
+          <w:sz w:val="22"/>
+          <w:szCs w:val="22"/>
+        </w:rPr>
+        <w:t>Outcome</w:t>
+      </w:r>
+      <w:r>
+        <w:rPr>
+          <w:rFonts w:ascii="Sitka Display" w:hAnsi="Sitka Display" w:cs="Arial"/>
+          <w:color w:val="000000"/>
+          <w:sz w:val="22"/>
+          <w:szCs w:val="22"/>
+        </w:rPr>
+        <w:t>: Reduced query formulation time by over 60%, enhancing productivity for users.</w:t>
+      </w:r>
+    </w:p>
+    <w:p>
+      <w:pPr>
+        <w:pStyle w:val="NormalWeb"/>
+        <w:spacing w:before="240"/>
+        <w:rPr>
+          <w:rFonts w:ascii="Sitka Display" w:hAnsi="Sitka Display"/>
+        </w:rPr>
+      </w:pPr>
+      <w:r>
+        <w:rPr>
+          <w:rFonts w:ascii="Sitka Display" w:hAnsi="Sitka Display" w:cs="Arial"/>
+          <w:b/>
+          <w:bCs/>
+          <w:color w:val="000000"/>
+        </w:rPr>
+        <w:t>Advanced Q&amp;A Chatbots with DataStax Databases and Vector Embedding</w:t>
+      </w:r>
+    </w:p>
+    <w:p>
+      <w:pPr>
+        <w:pStyle w:val="NormalWeb"/>
+        <w:widowControl/>
+        <w:numPr>
+          <w:ilvl w:val="0"/>
+          <w:numId w:val="6"/>
+        </w:numPr>
+        <w:autoSpaceDE/>
+        <w:autoSpaceDN/>
+        <w:rPr>
+          <w:rFonts w:ascii="Sitka Display" w:hAnsi="Sitka Display"/>
+          <w:sz w:val="22"/>
+          <w:szCs w:val="22"/>
+        </w:rPr>
+      </w:pPr>
+      <w:r>
+        <w:rPr>
+          <w:rFonts w:ascii="Sitka Display" w:hAnsi="Sitka Display" w:cs="Arial"/>
+          <w:b/>
+          <w:bCs/>
+          <w:color w:val="000000"/>
+          <w:sz w:val="22"/>
+          <w:szCs w:val="22"/>
+        </w:rPr>
+        <w:t>Overview</w:t>
+      </w:r>
+      <w:r>
+        <w:rPr>
+          <w:rFonts w:ascii="Sitka Display" w:hAnsi="Sitka Display" w:cs="Arial"/>
+          <w:color w:val="000000"/>
+          <w:sz w:val="22"/>
+          <w:szCs w:val="22"/>
+        </w:rPr>
+        <w:t>: Engineered chatbots that provide accurate, context-aware answers by integrating DataStax databases with vector embedding techniques.</w:t>
+      </w:r>
+      <w:r>
+        <w:rPr>
+          <w:rFonts w:ascii="Sitka Display" w:hAnsi="Sitka Display" w:cs="Arial"/>
+          <w:color w:val="000000"/>
+          <w:sz w:val="22"/>
+          <w:szCs w:val="22"/>
+        </w:rPr>
+        <w:t xml:space="preserve"> </w:t>
+      </w:r>
+      <w:r>
+        <w:rPr>
+          <w:rFonts w:ascii="Sitka Display" w:hAnsi="Sitka Display" w:cs="Arial"/>
+          <w:b/>
+          <w:bCs/>
+          <w:color w:val="000000"/>
+          <w:sz w:val="22"/>
+          <w:szCs w:val="22"/>
+        </w:rPr>
+        <w:t>Managed and optimized vector databases</w:t>
+      </w:r>
+      <w:r>
+        <w:rPr>
+          <w:rFonts w:ascii="Sitka Display" w:hAnsi="Sitka Display" w:cs="Arial"/>
+          <w:color w:val="000000"/>
+          <w:sz w:val="22"/>
+          <w:szCs w:val="22"/>
+        </w:rPr>
+        <w:t xml:space="preserve"> such as </w:t>
+      </w:r>
+      <w:proofErr w:type="spellStart"/>
+      <w:r>
+        <w:rPr>
+          <w:rFonts w:ascii="Sitka Display" w:hAnsi="Sitka Display" w:cs="Arial"/>
+          <w:color w:val="000000"/>
+          <w:sz w:val="22"/>
+          <w:szCs w:val="22"/>
+        </w:rPr>
+        <w:t>ChromaDB</w:t>
+      </w:r>
+      <w:proofErr w:type="spellEnd"/>
+      <w:r>
+        <w:rPr>
+          <w:rFonts w:ascii="Sitka Display" w:hAnsi="Sitka Display" w:cs="Arial"/>
+          <w:color w:val="000000"/>
+          <w:sz w:val="22"/>
+          <w:szCs w:val="22"/>
+        </w:rPr>
+        <w:t xml:space="preserve"> and Pinecone, enhancing AI applications' data retrieval capabilities.</w:t>
+      </w:r>
+    </w:p>
+    <w:p>
+      <w:pPr>
+        <w:pStyle w:val="NormalWeb"/>
+        <w:widowControl/>
+        <w:numPr>
+          <w:ilvl w:val="0"/>
+          <w:numId w:val="9"/>
+        </w:numPr>
+        <w:autoSpaceDE/>
+        <w:autoSpaceDN/>
+        <w:rPr>
+          <w:rFonts w:ascii="Sitka Display" w:hAnsi="Sitka Display"/>
+          <w:sz w:val="22"/>
+          <w:szCs w:val="22"/>
+        </w:rPr>
+      </w:pPr>
+      <w:r>
+        <w:rPr>
+          <w:rFonts w:ascii="Sitka Display" w:hAnsi="Sitka Display" w:cs="Arial"/>
+          <w:b/>
+          <w:bCs/>
+          <w:color w:val="000000"/>
+          <w:sz w:val="22"/>
+          <w:szCs w:val="22"/>
+        </w:rPr>
+        <w:t>Technologies</w:t>
+      </w:r>
+      <w:r>
+        <w:rPr>
+          <w:rFonts w:ascii="Sitka Display" w:hAnsi="Sitka Display" w:cs="Arial"/>
+          <w:color w:val="000000"/>
+          <w:sz w:val="22"/>
+          <w:szCs w:val="22"/>
+        </w:rPr>
+        <w:t>: DataStax Databases, vector embedding algorithms, Hugging Face Spaces.</w:t>
+      </w:r>
+    </w:p>
+    <w:p>
+      <w:pPr>
+        <w:pStyle w:val="NormalWeb"/>
+        <w:widowControl/>
+        <w:numPr>
+          <w:ilvl w:val="0"/>
+          <w:numId w:val="9"/>
+        </w:numPr>
+        <w:autoSpaceDE/>
+        <w:autoSpaceDN/>
+        <w:rPr>
+          <w:rFonts w:ascii="Sitka Display" w:hAnsi="Sitka Display"/>
+          <w:sz w:val="22"/>
+          <w:szCs w:val="22"/>
+        </w:rPr>
+      </w:pPr>
+      <w:r>
+        <w:rPr>
+          <w:rFonts w:ascii="Sitka Display" w:hAnsi="Sitka Display" w:cs="Arial"/>
+          <w:b/>
+          <w:bCs/>
+          <w:color w:val="000000"/>
+          <w:sz w:val="22"/>
+          <w:szCs w:val="22"/>
+        </w:rPr>
+        <w:t>Outcome</w:t>
+      </w:r>
+      <w:r>
+        <w:rPr>
+          <w:rFonts w:ascii="Sitka Display" w:hAnsi="Sitka Display" w:cs="Arial"/>
+          <w:color w:val="000000"/>
+          <w:sz w:val="22"/>
+          <w:szCs w:val="22"/>
+        </w:rPr>
+        <w:t>: Achieved a 40% reduction in the need for human intervention in customer service inquiries, improving response accuracy and user satisfaction.</w:t>
+      </w:r>
+    </w:p>
+    <w:p>
+      <w:pPr>
+        <w:pStyle w:val="Heading2"/>
         <w:spacing w:before="55"/>
         <w:ind w:left="255"/>
+        <w:rPr>
+          <w:spacing w:val="-2"/>
+        </w:rPr>
+      </w:pPr>
+    </w:p>
+    <w:p>
+      <w:pPr>
+        <w:pStyle w:val="Heading2"/>
+        <w:spacing w:before="55"/>
+        <w:ind w:left="0"/>
       </w:pPr>
       <w:r>
         <w:rPr>
@@ -2261,14 +3112,15 @@
       </w:r>
       <w:r>
         <w:rPr>
+          <w:noProof/>
           <w:position w:val="-3"/>
         </w:rPr>
         <w:drawing>
-          <wp:inline distT="0" distB="0" distL="0" distR="0">
+          <wp:inline distT="0" distB="0" distL="0" distR="0" wp14:anchorId="169E4FCF" wp14:editId="52687C4F">
             <wp:extent cx="163830" cy="163195"/>
             <wp:effectExtent l="0" t="0" r="0" b="0"/>
             <wp:docPr id="11" name="image3.png">
-              <a:hlinkClick xmlns:a="http://schemas.openxmlformats.org/drawingml/2006/main" r:id="rId10"/>
+              <a:hlinkClick xmlns:a="http://schemas.openxmlformats.org/drawingml/2006/main" r:id="rId16"/>
             </wp:docPr>
             <wp:cNvGraphicFramePr>
               <a:graphicFrameLocks xmlns:a="http://schemas.openxmlformats.org/drawingml/2006/main" noChangeAspect="1"/>
@@ -2283,7 +3135,7 @@
                     </pic:cNvPicPr>
                   </pic:nvPicPr>
                   <pic:blipFill>
-                    <a:blip r:embed="rId7" cstate="print"/>
+                    <a:blip r:embed="rId12" cstate="print"/>
                     <a:stretch>
                       <a:fillRect/>
                     </a:stretch>
@@ -2312,9 +3164,9 @@
     </w:p>
     <w:p>
       <w:pPr>
-        <w:pStyle w:val="13"/>
+        <w:pStyle w:val="ListParagraph"/>
         <w:numPr>
-          <w:ilvl w:val="1"/>
+          <w:ilvl w:val="0"/>
           <w:numId w:val="1"/>
         </w:numPr>
         <w:tabs>
@@ -2322,7 +3174,6 @@
           <w:tab w:val="left" w:pos="976"/>
         </w:tabs>
         <w:spacing w:line="274" w:lineRule="exact"/>
-        <w:ind w:hanging="361"/>
       </w:pPr>
       <w:r>
         <w:t>Developed</w:t>
@@ -2439,17 +3290,16 @@
     </w:p>
     <w:p>
       <w:pPr>
-        <w:pStyle w:val="13"/>
+        <w:pStyle w:val="ListParagraph"/>
         <w:numPr>
-          <w:ilvl w:val="1"/>
+          <w:ilvl w:val="0"/>
           <w:numId w:val="1"/>
         </w:numPr>
         <w:tabs>
           <w:tab w:val="left" w:pos="975"/>
           <w:tab w:val="left" w:pos="976"/>
         </w:tabs>
-        <w:spacing w:before="16" w:line="204" w:lineRule="auto"/>
-        <w:ind w:right="343"/>
+        <w:spacing w:line="274" w:lineRule="exact"/>
       </w:pPr>
       <w:r>
         <w:t>Conducted</w:t>
@@ -2548,9 +3398,9 @@
     </w:p>
     <w:p>
       <w:pPr>
-        <w:pStyle w:val="13"/>
+        <w:pStyle w:val="ListParagraph"/>
         <w:numPr>
-          <w:ilvl w:val="1"/>
+          <w:ilvl w:val="0"/>
           <w:numId w:val="1"/>
         </w:numPr>
         <w:tabs>
@@ -2558,7 +3408,6 @@
           <w:tab w:val="left" w:pos="976"/>
         </w:tabs>
         <w:spacing w:line="256" w:lineRule="exact"/>
-        <w:ind w:hanging="361"/>
       </w:pPr>
       <w:r>
         <w:t>Leveraged</w:t>
@@ -2591,12 +3440,15 @@
       <w:r>
         <w:t>Accuracy.</w:t>
       </w:r>
-    </w:p>
-    <w:p>
-      <w:pPr>
-        <w:pStyle w:val="13"/>
+      <w:r>
+        <w:tab/>
+      </w:r>
+    </w:p>
+    <w:p>
+      <w:pPr>
+        <w:pStyle w:val="ListParagraph"/>
         <w:numPr>
-          <w:ilvl w:val="1"/>
+          <w:ilvl w:val="0"/>
           <w:numId w:val="1"/>
         </w:numPr>
         <w:tabs>
@@ -2604,7 +3456,6 @@
           <w:tab w:val="left" w:pos="976"/>
         </w:tabs>
         <w:spacing w:line="256" w:lineRule="exact"/>
-        <w:ind w:hanging="361"/>
       </w:pPr>
       <w:r>
         <w:t xml:space="preserve">Use Google Gemini API and </w:t>
@@ -2621,9 +3472,19 @@
     </w:p>
     <w:p>
       <w:pPr>
-        <w:pStyle w:val="3"/>
+        <w:pStyle w:val="Heading2"/>
         <w:spacing w:before="55"/>
-        <w:ind w:left="255"/>
+        <w:ind w:left="0"/>
+        <w:rPr>
+          <w:spacing w:val="-2"/>
+        </w:rPr>
+      </w:pPr>
+    </w:p>
+    <w:p>
+      <w:pPr>
+        <w:pStyle w:val="Heading2"/>
+        <w:spacing w:before="55"/>
+        <w:ind w:left="0"/>
       </w:pPr>
       <w:r>
         <w:rPr>
@@ -2641,7 +3502,10 @@
         <w:t xml:space="preserve"> </w:t>
       </w:r>
       <w:r>
-        <w:t xml:space="preserve">Prediction system Follow MLOPS </w:t>
+        <w:t>Prediction system</w:t>
+      </w:r>
+      <w:r>
+        <w:t xml:space="preserve"> Follow MLOPS </w:t>
       </w:r>
       <w:r>
         <w:rPr>
@@ -2651,14 +3515,15 @@
       </w:r>
       <w:r>
         <w:rPr>
+          <w:noProof/>
           <w:position w:val="-3"/>
         </w:rPr>
         <w:drawing>
-          <wp:inline distT="0" distB="0" distL="0" distR="0">
+          <wp:inline distT="0" distB="0" distL="0" distR="0" wp14:anchorId="5EBDDB03" wp14:editId="3487E106">
             <wp:extent cx="163830" cy="163195"/>
             <wp:effectExtent l="0" t="0" r="0" b="0"/>
             <wp:docPr id="1734341184" name="image3.png">
-              <a:hlinkClick xmlns:a="http://schemas.openxmlformats.org/drawingml/2006/main" r:id="rId11"/>
+              <a:hlinkClick xmlns:a="http://schemas.openxmlformats.org/drawingml/2006/main" r:id="rId17"/>
             </wp:docPr>
             <wp:cNvGraphicFramePr>
               <a:graphicFrameLocks xmlns:a="http://schemas.openxmlformats.org/drawingml/2006/main" noChangeAspect="1"/>
@@ -2667,13 +3532,13 @@
               <a:graphicData uri="http://schemas.openxmlformats.org/drawingml/2006/picture">
                 <pic:pic xmlns:pic="http://schemas.openxmlformats.org/drawingml/2006/picture">
                   <pic:nvPicPr>
-                    <pic:cNvPr id="1734341184" name="image3.png"/>
+                    <pic:cNvPr id="19" name="image3.png"/>
                     <pic:cNvPicPr>
                       <a:picLocks noChangeAspect="1"/>
                     </pic:cNvPicPr>
                   </pic:nvPicPr>
                   <pic:blipFill>
-                    <a:blip r:embed="rId7" cstate="print"/>
+                    <a:blip r:embed="rId12" cstate="print"/>
                     <a:stretch>
                       <a:fillRect/>
                     </a:stretch>
@@ -2699,33 +3564,19 @@
         </w:rPr>
         <w:t xml:space="preserve"> </w:t>
       </w:r>
-      <w:r>
-        <w:fldChar w:fldCharType="begin"/>
-      </w:r>
-      <w:r>
-        <w:instrText xml:space="preserve"> HYPERLINK "https://bottom-natalina-zero1.koyeb.app/" </w:instrText>
-      </w:r>
-      <w:r>
-        <w:fldChar w:fldCharType="separate"/>
-      </w:r>
-      <w:r>
-        <w:rPr>
-          <w:rStyle w:val="10"/>
-          <w:spacing w:val="26"/>
-        </w:rPr>
-        <w:t>[Demo]</w:t>
-      </w:r>
-      <w:r>
-        <w:rPr>
-          <w:rStyle w:val="10"/>
-          <w:spacing w:val="26"/>
-        </w:rPr>
-        <w:fldChar w:fldCharType="end"/>
-      </w:r>
-    </w:p>
-    <w:p>
-      <w:pPr>
-        <w:pStyle w:val="13"/>
+      <w:hyperlink r:id="rId18" w:history="1">
+        <w:r>
+          <w:rPr>
+            <w:rStyle w:val="Hyperlink"/>
+            <w:spacing w:val="26"/>
+          </w:rPr>
+          <w:t>[Demo]</w:t>
+        </w:r>
+      </w:hyperlink>
+    </w:p>
+    <w:p>
+      <w:pPr>
+        <w:pStyle w:val="ListParagraph"/>
         <w:numPr>
           <w:ilvl w:val="1"/>
           <w:numId w:val="1"/>
@@ -2753,7 +3604,7 @@
     </w:p>
     <w:p>
       <w:pPr>
-        <w:pStyle w:val="13"/>
+        <w:pStyle w:val="ListParagraph"/>
         <w:numPr>
           <w:ilvl w:val="1"/>
           <w:numId w:val="1"/>
@@ -2771,63 +3622,19 @@
     </w:p>
     <w:p>
       <w:pPr>
-        <w:pStyle w:val="13"/>
-        <w:numPr>
-          <w:ilvl w:val="1"/>
-          <w:numId w:val="1"/>
-        </w:numPr>
-        <w:tabs>
-          <w:tab w:val="left" w:pos="975"/>
-          <w:tab w:val="left" w:pos="976"/>
-        </w:tabs>
-        <w:spacing w:line="274" w:lineRule="exact"/>
-        <w:ind w:hanging="361"/>
-      </w:pPr>
-      <w:r>
-        <w:t xml:space="preserve">Conducted EDA, feature engineering, model selection, and deployment. </w:t>
-      </w:r>
-    </w:p>
-    <w:p>
-      <w:pPr>
-        <w:pStyle w:val="13"/>
-        <w:numPr>
-          <w:ilvl w:val="1"/>
-          <w:numId w:val="1"/>
-        </w:numPr>
-        <w:tabs>
-          <w:tab w:val="left" w:pos="975"/>
-          <w:tab w:val="left" w:pos="976"/>
-        </w:tabs>
-        <w:spacing w:line="274" w:lineRule="exact"/>
-        <w:ind w:hanging="361"/>
-      </w:pPr>
-      <w:r>
-        <w:t xml:space="preserve">Achieved 88.4% prediction accuracy using optimized machine learning models. </w:t>
-      </w:r>
-    </w:p>
-    <w:p>
-      <w:pPr>
-        <w:pStyle w:val="13"/>
-        <w:numPr>
-          <w:ilvl w:val="1"/>
-          <w:numId w:val="1"/>
-        </w:numPr>
-        <w:tabs>
-          <w:tab w:val="left" w:pos="975"/>
-          <w:tab w:val="left" w:pos="976"/>
-        </w:tabs>
-        <w:spacing w:line="274" w:lineRule="exact"/>
-        <w:ind w:hanging="361"/>
-      </w:pPr>
-      <w:r>
-        <w:t>Developed Flask-based APIs and deployed the solution on cloud infrastructure.</w:t>
-      </w:r>
-    </w:p>
-    <w:p>
-      <w:pPr>
-        <w:pStyle w:val="3"/>
+        <w:pStyle w:val="Heading2"/>
         <w:spacing w:before="55"/>
-        <w:ind w:left="255"/>
+        <w:ind w:left="0"/>
+        <w:rPr>
+          <w:spacing w:val="-2"/>
+        </w:rPr>
+      </w:pPr>
+    </w:p>
+    <w:p>
+      <w:pPr>
+        <w:pStyle w:val="Heading2"/>
+        <w:spacing w:before="55"/>
+        <w:ind w:left="0"/>
       </w:pPr>
       <w:r>
         <w:rPr>
@@ -2836,18 +3643,28 @@
         <w:t xml:space="preserve">AI Interviewer/Resume and Job Guide | </w:t>
       </w:r>
       <w:r>
-        <w:t>end-to-end Design and develop scalable GENAI solutions</w:t>
-      </w:r>
-      <w:r>
-        <w:rPr>
+        <w:t xml:space="preserve">end-to-end </w:t>
+      </w:r>
+      <w:r>
+        <w:t xml:space="preserve">Design and develop scalable </w:t>
+      </w:r>
+      <w:r>
+        <w:t>GEN</w:t>
+      </w:r>
+      <w:r>
+        <w:t>AI solutions</w:t>
+      </w:r>
+      <w:r>
+        <w:rPr>
+          <w:noProof/>
           <w:position w:val="-3"/>
         </w:rPr>
         <w:drawing>
-          <wp:inline distT="0" distB="0" distL="0" distR="0">
+          <wp:inline distT="0" distB="0" distL="0" distR="0" wp14:anchorId="0D75C0D0" wp14:editId="7972A46E">
             <wp:extent cx="163830" cy="163195"/>
             <wp:effectExtent l="0" t="0" r="0" b="0"/>
             <wp:docPr id="19" name="image3.png">
-              <a:hlinkClick xmlns:a="http://schemas.openxmlformats.org/drawingml/2006/main" r:id="rId11"/>
+              <a:hlinkClick xmlns:a="http://schemas.openxmlformats.org/drawingml/2006/main" r:id="rId17"/>
             </wp:docPr>
             <wp:cNvGraphicFramePr>
               <a:graphicFrameLocks xmlns:a="http://schemas.openxmlformats.org/drawingml/2006/main" noChangeAspect="1"/>
@@ -2862,7 +3679,7 @@
                     </pic:cNvPicPr>
                   </pic:nvPicPr>
                   <pic:blipFill>
-                    <a:blip r:embed="rId7" cstate="print"/>
+                    <a:blip r:embed="rId12" cstate="print"/>
                     <a:stretch>
                       <a:fillRect/>
                     </a:stretch>
@@ -2888,33 +3705,19 @@
         </w:rPr>
         <w:t xml:space="preserve"> </w:t>
       </w:r>
-      <w:r>
-        <w:fldChar w:fldCharType="begin"/>
-      </w:r>
-      <w:r>
-        <w:instrText xml:space="preserve"> HYPERLINK "https://bottom-natalina-zero1.koyeb.app/" </w:instrText>
-      </w:r>
-      <w:r>
-        <w:fldChar w:fldCharType="separate"/>
-      </w:r>
-      <w:r>
-        <w:rPr>
-          <w:rStyle w:val="10"/>
-          <w:spacing w:val="26"/>
-        </w:rPr>
-        <w:t>[Demo]</w:t>
-      </w:r>
-      <w:r>
-        <w:rPr>
-          <w:rStyle w:val="10"/>
-          <w:spacing w:val="26"/>
-        </w:rPr>
-        <w:fldChar w:fldCharType="end"/>
-      </w:r>
-    </w:p>
-    <w:p>
-      <w:pPr>
-        <w:pStyle w:val="13"/>
+      <w:hyperlink r:id="rId19" w:history="1">
+        <w:r>
+          <w:rPr>
+            <w:rStyle w:val="Hyperlink"/>
+            <w:spacing w:val="26"/>
+          </w:rPr>
+          <w:t>[Demo]</w:t>
+        </w:r>
+      </w:hyperlink>
+    </w:p>
+    <w:p>
+      <w:pPr>
+        <w:pStyle w:val="ListParagraph"/>
         <w:numPr>
           <w:ilvl w:val="1"/>
           <w:numId w:val="1"/>
@@ -2935,12 +3738,26 @@
           <w:b/>
           <w:spacing w:val="-2"/>
         </w:rPr>
-        <w:t xml:space="preserve">Designed and developed a Generative AI platform for interview preparation, resume analysis&amp; job matching. </w:t>
-      </w:r>
-    </w:p>
-    <w:p>
-      <w:pPr>
-        <w:pStyle w:val="13"/>
+        <w:t>Designed and developed a Generative AI platform for interview preparation, resume analysis</w:t>
+      </w:r>
+      <w:r>
+        <w:rPr>
+          <w:b/>
+          <w:spacing w:val="-2"/>
+        </w:rPr>
+        <w:t>&amp;</w:t>
+      </w:r>
+      <w:r>
+        <w:rPr>
+          <w:b/>
+          <w:spacing w:val="-2"/>
+        </w:rPr>
+        <w:t xml:space="preserve"> job matching. </w:t>
+      </w:r>
+    </w:p>
+    <w:p>
+      <w:pPr>
+        <w:pStyle w:val="ListParagraph"/>
         <w:numPr>
           <w:ilvl w:val="1"/>
           <w:numId w:val="1"/>
@@ -2966,7 +3783,7 @@
     </w:p>
     <w:p>
       <w:pPr>
-        <w:pStyle w:val="13"/>
+        <w:pStyle w:val="ListParagraph"/>
         <w:numPr>
           <w:ilvl w:val="1"/>
           <w:numId w:val="1"/>
@@ -2992,7 +3809,7 @@
     </w:p>
     <w:p>
       <w:pPr>
-        <w:pStyle w:val="13"/>
+        <w:pStyle w:val="ListParagraph"/>
         <w:numPr>
           <w:ilvl w:val="1"/>
           <w:numId w:val="1"/>
@@ -3018,7 +3835,7 @@
     </w:p>
     <w:p>
       <w:pPr>
-        <w:pStyle w:val="13"/>
+        <w:pStyle w:val="ListParagraph"/>
         <w:numPr>
           <w:ilvl w:val="1"/>
           <w:numId w:val="1"/>
@@ -3044,7 +3861,7 @@
     </w:p>
     <w:p>
       <w:pPr>
-        <w:pStyle w:val="13"/>
+        <w:pStyle w:val="ListParagraph"/>
         <w:numPr>
           <w:ilvl w:val="1"/>
           <w:numId w:val="1"/>
@@ -3070,7 +3887,7 @@
     </w:p>
     <w:p>
       <w:pPr>
-        <w:pStyle w:val="13"/>
+        <w:pStyle w:val="ListParagraph"/>
         <w:numPr>
           <w:ilvl w:val="1"/>
           <w:numId w:val="1"/>
@@ -3093,9 +3910,19 @@
     </w:p>
     <w:p>
       <w:pPr>
-        <w:pStyle w:val="3"/>
+        <w:pStyle w:val="Heading2"/>
         <w:spacing w:before="55"/>
-        <w:ind w:left="255"/>
+        <w:ind w:left="0"/>
+        <w:rPr>
+          <w:spacing w:val="-2"/>
+        </w:rPr>
+      </w:pPr>
+    </w:p>
+    <w:p>
+      <w:pPr>
+        <w:pStyle w:val="Heading2"/>
+        <w:spacing w:before="55"/>
+        <w:ind w:left="0"/>
       </w:pPr>
       <w:r>
         <w:rPr>
@@ -3114,14 +3941,15 @@
       </w:r>
       <w:r>
         <w:rPr>
+          <w:noProof/>
           <w:position w:val="-3"/>
         </w:rPr>
         <w:drawing>
-          <wp:inline distT="0" distB="0" distL="0" distR="0">
+          <wp:inline distT="0" distB="0" distL="0" distR="0" wp14:anchorId="07F3C7D8" wp14:editId="2E464D36">
             <wp:extent cx="163830" cy="163195"/>
             <wp:effectExtent l="0" t="0" r="0" b="0"/>
             <wp:docPr id="896719091" name="image3.png">
-              <a:hlinkClick xmlns:a="http://schemas.openxmlformats.org/drawingml/2006/main" r:id="rId11"/>
+              <a:hlinkClick xmlns:a="http://schemas.openxmlformats.org/drawingml/2006/main" r:id="rId17"/>
             </wp:docPr>
             <wp:cNvGraphicFramePr>
               <a:graphicFrameLocks xmlns:a="http://schemas.openxmlformats.org/drawingml/2006/main" noChangeAspect="1"/>
@@ -3130,13 +3958,13 @@
               <a:graphicData uri="http://schemas.openxmlformats.org/drawingml/2006/picture">
                 <pic:pic xmlns:pic="http://schemas.openxmlformats.org/drawingml/2006/picture">
                   <pic:nvPicPr>
-                    <pic:cNvPr id="896719091" name="image3.png"/>
+                    <pic:cNvPr id="19" name="image3.png"/>
                     <pic:cNvPicPr>
                       <a:picLocks noChangeAspect="1"/>
                     </pic:cNvPicPr>
                   </pic:nvPicPr>
                   <pic:blipFill>
-                    <a:blip r:embed="rId7" cstate="print"/>
+                    <a:blip r:embed="rId12" cstate="print"/>
                     <a:stretch>
                       <a:fillRect/>
                     </a:stretch>
@@ -3162,33 +3990,19 @@
         </w:rPr>
         <w:t xml:space="preserve"> </w:t>
       </w:r>
-      <w:r>
-        <w:fldChar w:fldCharType="begin"/>
-      </w:r>
-      <w:r>
-        <w:instrText xml:space="preserve"> HYPERLINK "https://bottom-natalina-zero1.koyeb.app/" </w:instrText>
-      </w:r>
-      <w:r>
-        <w:fldChar w:fldCharType="separate"/>
-      </w:r>
-      <w:r>
-        <w:rPr>
-          <w:rStyle w:val="10"/>
-          <w:spacing w:val="26"/>
-        </w:rPr>
-        <w:t>[Demo]</w:t>
-      </w:r>
-      <w:r>
-        <w:rPr>
-          <w:rStyle w:val="10"/>
-          <w:spacing w:val="26"/>
-        </w:rPr>
-        <w:fldChar w:fldCharType="end"/>
-      </w:r>
-    </w:p>
-    <w:p>
-      <w:pPr>
-        <w:pStyle w:val="13"/>
+      <w:hyperlink r:id="rId20" w:history="1">
+        <w:r>
+          <w:rPr>
+            <w:rStyle w:val="Hyperlink"/>
+            <w:spacing w:val="26"/>
+          </w:rPr>
+          <w:t>[Demo]</w:t>
+        </w:r>
+      </w:hyperlink>
+    </w:p>
+    <w:p>
+      <w:pPr>
+        <w:pStyle w:val="ListParagraph"/>
         <w:numPr>
           <w:ilvl w:val="1"/>
           <w:numId w:val="1"/>
@@ -3209,12 +4023,28 @@
           <w:b/>
           <w:spacing w:val="-2"/>
         </w:rPr>
-        <w:t xml:space="preserve">Developed a multi-agent AI system using CrewAI for market research and product analysis. </w:t>
-      </w:r>
-    </w:p>
-    <w:p>
-      <w:pPr>
-        <w:pStyle w:val="13"/>
+        <w:t xml:space="preserve">Developed a multi-agent AI system using </w:t>
+      </w:r>
+      <w:proofErr w:type="spellStart"/>
+      <w:r>
+        <w:rPr>
+          <w:b/>
+          <w:spacing w:val="-2"/>
+        </w:rPr>
+        <w:t>CrewAI</w:t>
+      </w:r>
+      <w:proofErr w:type="spellEnd"/>
+      <w:r>
+        <w:rPr>
+          <w:b/>
+          <w:spacing w:val="-2"/>
+        </w:rPr>
+        <w:t xml:space="preserve"> for market research and product analysis. </w:t>
+      </w:r>
+    </w:p>
+    <w:p>
+      <w:pPr>
+        <w:pStyle w:val="ListParagraph"/>
         <w:numPr>
           <w:ilvl w:val="1"/>
           <w:numId w:val="1"/>
@@ -3240,7 +4070,7 @@
     </w:p>
     <w:p>
       <w:pPr>
-        <w:pStyle w:val="13"/>
+        <w:pStyle w:val="ListParagraph"/>
         <w:numPr>
           <w:ilvl w:val="1"/>
           <w:numId w:val="1"/>
@@ -3266,7 +4096,7 @@
     </w:p>
     <w:p>
       <w:pPr>
-        <w:pStyle w:val="13"/>
+        <w:pStyle w:val="ListParagraph"/>
         <w:numPr>
           <w:ilvl w:val="1"/>
           <w:numId w:val="1"/>
@@ -3288,9 +4118,19 @@
     </w:p>
     <w:p>
       <w:pPr>
-        <w:pStyle w:val="2"/>
+        <w:pStyle w:val="Heading1"/>
         <w:spacing w:line="314" w:lineRule="exact"/>
         <w:ind w:left="140"/>
+        <w:rPr>
+          <w:color w:val="1F487C"/>
+        </w:rPr>
+      </w:pPr>
+    </w:p>
+    <w:p>
+      <w:pPr>
+        <w:pStyle w:val="Heading1"/>
+        <w:spacing w:line="314" w:lineRule="exact"/>
+        <w:ind w:left="140"/>
       </w:pPr>
       <w:r>
         <w:rPr>
@@ -3328,7 +4168,7 @@
     </w:p>
     <w:p>
       <w:pPr>
-        <w:pStyle w:val="13"/>
+        <w:pStyle w:val="ListParagraph"/>
         <w:numPr>
           <w:ilvl w:val="1"/>
           <w:numId w:val="1"/>
@@ -3341,10 +4181,13 @@
         <w:ind w:left="961" w:hanging="361"/>
       </w:pPr>
       <w:r>
+        <w:rPr>
+          <w:noProof/>
+        </w:rPr>
         <mc:AlternateContent>
           <mc:Choice Requires="wps">
             <w:drawing>
-              <wp:anchor distT="0" distB="0" distL="114300" distR="114300" simplePos="0" relativeHeight="251662336" behindDoc="0" locked="0" layoutInCell="1" allowOverlap="1">
+              <wp:anchor distT="0" distB="0" distL="114300" distR="114300" simplePos="0" relativeHeight="251657728" behindDoc="0" locked="0" layoutInCell="1" allowOverlap="1" wp14:anchorId="3E1B0AFE" wp14:editId="2E819601">
                 <wp:simplePos x="0" y="0"/>
                 <wp:positionH relativeFrom="page">
                   <wp:posOffset>439420</wp:posOffset>
@@ -3356,7 +4199,9 @@
                 <wp:effectExtent l="0" t="0" r="0" b="0"/>
                 <wp:wrapNone/>
                 <wp:docPr id="2" name="docshape10"/>
-                <wp:cNvGraphicFramePr/>
+                <wp:cNvGraphicFramePr>
+                  <a:graphicFrameLocks xmlns:a="http://schemas.openxmlformats.org/drawingml/2006/main"/>
+                </wp:cNvGraphicFramePr>
                 <a:graphic xmlns:a="http://schemas.openxmlformats.org/drawingml/2006/main">
                   <a:graphicData uri="http://schemas.microsoft.com/office/word/2010/wordprocessingShape">
                     <wps:wsp>
@@ -3387,9 +4232,9 @@
               </wp:anchor>
             </w:drawing>
           </mc:Choice>
-          <mc:Fallback>
+          <mc:Fallback xmlns:wpsCustomData="http://www.wps.cn/officeDocument/2013/wpsCustomData">
             <w:pict>
-              <v:rect id="docshape10" o:spid="_x0000_s1026" o:spt="1" style="position:absolute;left:0pt;margin-left:34.6pt;margin-top:0.55pt;height:0.5pt;width:542.85pt;mso-position-horizontal-relative:page;z-index:251662336;mso-width-relative:page;mso-height-relative:page;" fillcolor="#000000" filled="t" stroked="f" coordsize="21600,21600" o:gfxdata="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">
+              <v:rect id="docshape10" o:spid="_x0000_s1026" o:spt="1" style="position:absolute;left:0pt;margin-left:34.6pt;margin-top:0.55pt;height:0.5pt;width:542.85pt;mso-position-horizontal-relative:page;z-index:251661312;mso-width-relative:page;mso-height-relative:page;" fillcolor="#000000" filled="t" stroked="f" coordsize="21600,21600" o:gfxdata="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">
                 <v:fill on="t" focussize="0,0"/>
                 <v:stroke on="f"/>
                 <v:imagedata o:title=""/>
@@ -3435,33 +4280,19 @@
         </w:rPr>
         <w:t xml:space="preserve"> </w:t>
       </w:r>
-      <w:r>
-        <w:fldChar w:fldCharType="begin"/>
-      </w:r>
-      <w:r>
-        <w:instrText xml:space="preserve"> HYPERLINK "https://www.udacity.com/certificate/GSTDDSG" </w:instrText>
-      </w:r>
-      <w:r>
-        <w:fldChar w:fldCharType="separate"/>
-      </w:r>
-      <w:r>
-        <w:rPr>
-          <w:rStyle w:val="10"/>
-          <w:spacing w:val="-3"/>
-        </w:rPr>
-        <w:t>Udacity</w:t>
-      </w:r>
-      <w:r>
-        <w:rPr>
-          <w:rStyle w:val="10"/>
-          <w:spacing w:val="-3"/>
-        </w:rPr>
-        <w:fldChar w:fldCharType="end"/>
-      </w:r>
-    </w:p>
-    <w:p>
-      <w:pPr>
-        <w:pStyle w:val="13"/>
+      <w:hyperlink r:id="rId21" w:history="1">
+        <w:r>
+          <w:rPr>
+            <w:rStyle w:val="Hyperlink"/>
+            <w:spacing w:val="-3"/>
+          </w:rPr>
+          <w:t>Udacity</w:t>
+        </w:r>
+      </w:hyperlink>
+    </w:p>
+    <w:p>
+      <w:pPr>
+        <w:pStyle w:val="ListParagraph"/>
         <w:numPr>
           <w:ilvl w:val="1"/>
           <w:numId w:val="1"/>
@@ -3474,52 +4305,28 @@
         <w:ind w:left="961" w:hanging="361"/>
         <w:rPr>
           <w:color w:val="000000" w:themeColor="text1"/>
-          <w14:textFill>
-            <w14:solidFill>
-              <w14:schemeClr w14:val="tx1"/>
-            </w14:solidFill>
-          </w14:textFill>
         </w:rPr>
       </w:pPr>
       <w:r>
         <w:rPr>
           <w:color w:val="000000" w:themeColor="text1"/>
           <w:spacing w:val="-5"/>
-          <w14:textFill>
-            <w14:solidFill>
-              <w14:schemeClr w14:val="tx1"/>
-            </w14:solidFill>
-          </w14:textFill>
         </w:rPr>
         <w:t xml:space="preserve">Earned Google Advance Data Analytics – </w:t>
       </w:r>
-      <w:r>
-        <w:fldChar w:fldCharType="begin"/>
-      </w:r>
-      <w:r>
-        <w:instrText xml:space="preserve"> HYPERLINK "https://coursera.org/share/5a536b941f871f1e3b30491bfe44aaa3" </w:instrText>
-      </w:r>
-      <w:r>
-        <w:fldChar w:fldCharType="separate"/>
-      </w:r>
-      <w:r>
-        <w:rPr>
-          <w:rStyle w:val="10"/>
-          <w:spacing w:val="-5"/>
-        </w:rPr>
-        <w:t>Coursera, Google</w:t>
-      </w:r>
-      <w:r>
-        <w:rPr>
-          <w:rStyle w:val="10"/>
-          <w:spacing w:val="-5"/>
-        </w:rPr>
-        <w:fldChar w:fldCharType="end"/>
-      </w:r>
-    </w:p>
-    <w:p>
-      <w:pPr>
-        <w:pStyle w:val="13"/>
+      <w:hyperlink r:id="rId22" w:history="1">
+        <w:r>
+          <w:rPr>
+            <w:rStyle w:val="Hyperlink"/>
+            <w:spacing w:val="-5"/>
+          </w:rPr>
+          <w:t>Coursera, Google</w:t>
+        </w:r>
+      </w:hyperlink>
+    </w:p>
+    <w:p>
+      <w:pPr>
+        <w:pStyle w:val="ListParagraph"/>
         <w:numPr>
           <w:ilvl w:val="1"/>
           <w:numId w:val="1"/>
@@ -3532,33 +4339,26 @@
         <w:ind w:left="961" w:hanging="361"/>
       </w:pPr>
       <w:r>
-        <w:t xml:space="preserve">Machine Learning and AI projects with python - </w:t>
-      </w:r>
-      <w:r>
-        <w:fldChar w:fldCharType="begin"/>
-      </w:r>
-      <w:r>
-        <w:instrText xml:space="preserve"> HYPERLINK "https://www.udemy.com/certificate/UC-ae453b44-fd1b-428e-8e46-32d4bb2d2285/" </w:instrText>
-      </w:r>
-      <w:r>
-        <w:fldChar w:fldCharType="separate"/>
-      </w:r>
-      <w:r>
-        <w:rPr>
-          <w:rStyle w:val="10"/>
-        </w:rPr>
-        <w:t>Udemy</w:t>
-      </w:r>
-      <w:r>
-        <w:rPr>
-          <w:rStyle w:val="10"/>
-        </w:rPr>
-        <w:fldChar w:fldCharType="end"/>
-      </w:r>
-    </w:p>
-    <w:p>
-      <w:pPr>
-        <w:pStyle w:val="13"/>
+        <w:t xml:space="preserve">Machine Learning </w:t>
+      </w:r>
+      <w:r>
+        <w:t>and</w:t>
+      </w:r>
+      <w:r>
+        <w:t xml:space="preserve"> AI projects with python - </w:t>
+      </w:r>
+      <w:hyperlink r:id="rId23" w:history="1">
+        <w:r>
+          <w:rPr>
+            <w:rStyle w:val="Hyperlink"/>
+          </w:rPr>
+          <w:t>Udemy</w:t>
+        </w:r>
+      </w:hyperlink>
+    </w:p>
+    <w:p>
+      <w:pPr>
+        <w:pStyle w:val="ListParagraph"/>
         <w:numPr>
           <w:ilvl w:val="1"/>
           <w:numId w:val="1"/>
@@ -3696,35 +4496,20 @@
         </w:rPr>
         <w:t xml:space="preserve"> BA </w:t>
       </w:r>
-      <w:r>
-        <w:fldChar w:fldCharType="begin"/>
-      </w:r>
-      <w:r>
-        <w:instrText xml:space="preserve"> HYPERLINK "https://forage-uploads-prod.s3.amazonaws.com/completion-certificates/British%20Airways/NjynCWzGSaWXQCxSX_British%20Airways_RRmM9Exjc7HwdFqn8_1715161340766_completion_certificate.pdf" \h </w:instrText>
-      </w:r>
-      <w:r>
-        <w:fldChar w:fldCharType="separate"/>
-      </w:r>
-      <w:r>
-        <w:rPr>
-          <w:color w:val="0000FF"/>
-          <w:spacing w:val="-5"/>
-          <w:u w:val="single" w:color="0000FF"/>
-        </w:rPr>
-        <w:t>Forge</w:t>
-      </w:r>
-      <w:r>
-        <w:rPr>
-          <w:color w:val="0000FF"/>
-          <w:spacing w:val="-5"/>
-          <w:u w:val="single" w:color="0000FF"/>
-        </w:rPr>
-        <w:fldChar w:fldCharType="end"/>
-      </w:r>
-    </w:p>
-    <w:p>
-      <w:pPr>
-        <w:pStyle w:val="13"/>
+      <w:hyperlink r:id="rId24">
+        <w:r>
+          <w:rPr>
+            <w:color w:val="0000FF"/>
+            <w:spacing w:val="-5"/>
+            <w:u w:val="single" w:color="0000FF"/>
+          </w:rPr>
+          <w:t>Forge</w:t>
+        </w:r>
+      </w:hyperlink>
+    </w:p>
+    <w:p>
+      <w:pPr>
+        <w:pStyle w:val="ListParagraph"/>
         <w:numPr>
           <w:ilvl w:val="1"/>
           <w:numId w:val="1"/>
@@ -3856,7 +4641,7 @@
     </w:p>
     <w:p>
       <w:pPr>
-        <w:pStyle w:val="13"/>
+        <w:pStyle w:val="ListParagraph"/>
         <w:numPr>
           <w:ilvl w:val="1"/>
           <w:numId w:val="1"/>
@@ -3919,31 +4704,27 @@
         </w:rPr>
         <w:t xml:space="preserve"> </w:t>
       </w:r>
-      <w:r>
-        <w:fldChar w:fldCharType="begin"/>
-      </w:r>
-      <w:r>
-        <w:instrText xml:space="preserve"> HYPERLINK "https://www.hackerrank.com/profile/mohammadshahil4u" \h </w:instrText>
-      </w:r>
-      <w:r>
-        <w:fldChar w:fldCharType="separate"/>
-      </w:r>
-      <w:r>
-        <w:rPr>
-          <w:color w:val="0000FF"/>
-          <w:spacing w:val="-2"/>
-          <w:u w:val="single" w:color="0000FF"/>
-        </w:rPr>
-        <w:t>Hacker Rank</w:t>
-      </w:r>
-      <w:r>
-        <w:rPr>
-          <w:color w:val="0000FF"/>
-          <w:spacing w:val="-2"/>
-          <w:u w:val="single" w:color="0000FF"/>
-        </w:rPr>
-        <w:fldChar w:fldCharType="end"/>
-      </w:r>
+      <w:hyperlink r:id="rId25">
+        <w:r>
+          <w:rPr>
+            <w:color w:val="0000FF"/>
+            <w:spacing w:val="-2"/>
+            <w:u w:val="single" w:color="0000FF"/>
+          </w:rPr>
+          <w:t>Hacker Rank</w:t>
+        </w:r>
+      </w:hyperlink>
+    </w:p>
+    <w:p>
+      <w:pPr>
+        <w:rPr>
+          <w:rFonts w:cstheme="minorHAnsi"/>
+          <w:b/>
+          <w:color w:val="365F91" w:themeColor="accent1" w:themeShade="BF"/>
+          <w:sz w:val="24"/>
+          <w:szCs w:val="28"/>
+        </w:rPr>
+      </w:pPr>
     </w:p>
     <w:p>
       <w:pPr>
@@ -3956,7 +4737,7 @@
         <w:rPr>
           <w:rFonts w:cstheme="minorHAnsi"/>
           <w:b/>
-          <w:color w:val="376092" w:themeColor="accent1" w:themeShade="BF"/>
+          <w:color w:val="365F91" w:themeColor="accent1" w:themeShade="BF"/>
           <w:sz w:val="24"/>
           <w:szCs w:val="28"/>
         </w:rPr>
@@ -3966,7 +4747,7 @@
         <w:rPr>
           <w:rFonts w:cstheme="minorHAnsi"/>
           <w:b/>
-          <w:color w:val="376092" w:themeColor="accent1" w:themeShade="BF"/>
+          <w:color w:val="365F91" w:themeColor="accent1" w:themeShade="BF"/>
           <w:sz w:val="28"/>
           <w:szCs w:val="28"/>
         </w:rPr>
@@ -3979,653 +4760,75 @@
         </w:rPr>
         <w:t xml:space="preserve"> Travelling, Technology Blogging, Teaching, Artificial Intelligence Research</w:t>
       </w:r>
-    </w:p>
-    <w:p>
-      <w:pPr>
-        <w:rPr>
-          <w:rFonts w:eastAsia="Times New Roman" w:cstheme="minorHAnsi"/>
-          <w:color w:val="000000"/>
-        </w:rPr>
-      </w:pPr>
-    </w:p>
-    <w:p>
-      <w:pPr>
-        <w:pStyle w:val="11"/>
-        <w:spacing w:before="240" w:after="240"/>
-        <w:rPr>
-          <w:rFonts w:ascii="Sitka Display" w:hAnsi="Sitka Display"/>
-        </w:rPr>
-      </w:pPr>
-      <w:r>
-        <w:rPr>
-          <w:rFonts w:ascii="Sitka Display" w:hAnsi="Sitka Display" w:cs="Arial"/>
+      <w:r>
+        <w:rPr>
+          <w:rFonts w:cs="Arial"/>
           <w:b/>
           <w:bCs/>
           <w:color w:val="000000"/>
         </w:rPr>
-        <w:t>Roles and Responsibilities</w:t>
-      </w:r>
-    </w:p>
-    <w:p>
-      <w:pPr>
-        <w:pStyle w:val="11"/>
-        <w:widowControl/>
-        <w:numPr>
-          <w:ilvl w:val="0"/>
-          <w:numId w:val="3"/>
-        </w:numPr>
-        <w:autoSpaceDE/>
-        <w:autoSpaceDN/>
-        <w:rPr>
-          <w:rFonts w:ascii="Sitka Display" w:hAnsi="Sitka Display"/>
-          <w:sz w:val="22"/>
-          <w:szCs w:val="22"/>
-        </w:rPr>
-      </w:pPr>
-      <w:r>
-        <w:rPr>
-          <w:rFonts w:ascii="Sitka Display" w:hAnsi="Sitka Display" w:cs="Arial"/>
-          <w:b/>
-          <w:bCs/>
-          <w:color w:val="000000"/>
-          <w:sz w:val="22"/>
-          <w:szCs w:val="22"/>
-        </w:rPr>
-        <w:t>Managed and optimized vector databases</w:t>
-      </w:r>
-      <w:r>
-        <w:rPr>
-          <w:rFonts w:ascii="Sitka Display" w:hAnsi="Sitka Display" w:cs="Arial"/>
-          <w:color w:val="000000"/>
-          <w:sz w:val="22"/>
-          <w:szCs w:val="22"/>
-        </w:rPr>
-        <w:t xml:space="preserve"> such as ChromaDB and Pinecone, enhancing AI applications' data retrieval capabilities.</w:t>
-      </w:r>
-    </w:p>
-    <w:p>
-      <w:pPr>
-        <w:pStyle w:val="11"/>
-        <w:widowControl/>
-        <w:numPr>
-          <w:ilvl w:val="0"/>
-          <w:numId w:val="3"/>
-        </w:numPr>
-        <w:autoSpaceDE/>
-        <w:autoSpaceDN/>
-        <w:rPr>
-          <w:rFonts w:ascii="Sitka Display" w:hAnsi="Sitka Display"/>
-          <w:sz w:val="22"/>
-          <w:szCs w:val="22"/>
-        </w:rPr>
-      </w:pPr>
-      <w:r>
-        <w:rPr>
-          <w:rFonts w:ascii="Sitka Display" w:hAnsi="Sitka Display" w:cs="Arial"/>
-          <w:b/>
-          <w:bCs/>
-          <w:color w:val="000000"/>
-          <w:sz w:val="22"/>
-          <w:szCs w:val="22"/>
-        </w:rPr>
-        <w:t>Handled DataStax Cassandra DB in production environments</w:t>
-      </w:r>
-      <w:r>
-        <w:rPr>
-          <w:rFonts w:ascii="Sitka Display" w:hAnsi="Sitka Display" w:cs="Arial"/>
-          <w:color w:val="000000"/>
-          <w:sz w:val="22"/>
-          <w:szCs w:val="22"/>
-        </w:rPr>
-        <w:t>, ensuring optimal performance and reliability for AI-driven applications.</w:t>
-      </w:r>
-    </w:p>
-    <w:p>
-      <w:pPr>
-        <w:pStyle w:val="11"/>
-        <w:widowControl/>
-        <w:numPr>
-          <w:ilvl w:val="0"/>
-          <w:numId w:val="3"/>
-        </w:numPr>
-        <w:autoSpaceDE/>
-        <w:autoSpaceDN/>
-        <w:rPr>
-          <w:rFonts w:ascii="Sitka Display" w:hAnsi="Sitka Display"/>
-          <w:sz w:val="22"/>
-          <w:szCs w:val="22"/>
-        </w:rPr>
-      </w:pPr>
-      <w:r>
-        <w:rPr>
-          <w:rFonts w:ascii="Sitka Display" w:hAnsi="Sitka Display" w:cs="Arial"/>
-          <w:b/>
-          <w:bCs/>
-          <w:color w:val="000000"/>
-          <w:sz w:val="22"/>
-          <w:szCs w:val="22"/>
-        </w:rPr>
-        <w:t>Developed scalable AI solutions</w:t>
-      </w:r>
-      <w:r>
-        <w:rPr>
-          <w:rFonts w:ascii="Sitka Display" w:hAnsi="Sitka Display" w:cs="Arial"/>
-          <w:color w:val="000000"/>
-          <w:sz w:val="22"/>
-          <w:szCs w:val="22"/>
-        </w:rPr>
-        <w:t xml:space="preserve"> using LangChain and LlamaIndex frameworks, demonstrating expertise in generative AI technologies.</w:t>
-      </w:r>
-    </w:p>
-    <w:p>
-      <w:pPr>
-        <w:pStyle w:val="11"/>
-        <w:widowControl/>
-        <w:numPr>
-          <w:ilvl w:val="0"/>
-          <w:numId w:val="3"/>
-        </w:numPr>
-        <w:autoSpaceDE/>
-        <w:autoSpaceDN/>
-        <w:rPr>
-          <w:rFonts w:ascii="Sitka Display" w:hAnsi="Sitka Display"/>
-          <w:sz w:val="22"/>
-          <w:szCs w:val="22"/>
-        </w:rPr>
-      </w:pPr>
-      <w:r>
-        <w:rPr>
-          <w:rFonts w:ascii="Sitka Display" w:hAnsi="Sitka Display" w:cs="Arial"/>
-          <w:b/>
-          <w:bCs/>
-          <w:color w:val="000000"/>
-          <w:sz w:val="22"/>
-          <w:szCs w:val="22"/>
-        </w:rPr>
-        <w:t>Implemented and fine-tuned both open-source and paid LLM models</w:t>
-      </w:r>
-      <w:r>
-        <w:rPr>
-          <w:rFonts w:ascii="Sitka Display" w:hAnsi="Sitka Display" w:cs="Arial"/>
-          <w:color w:val="000000"/>
-          <w:sz w:val="22"/>
-          <w:szCs w:val="22"/>
-        </w:rPr>
-        <w:t>, customizing solutions to meet specific project requirements and performance goals.</w:t>
-      </w:r>
-    </w:p>
-    <w:p>
-      <w:pPr>
-        <w:pStyle w:val="11"/>
-        <w:widowControl/>
-        <w:numPr>
-          <w:ilvl w:val="0"/>
-          <w:numId w:val="3"/>
-        </w:numPr>
-        <w:autoSpaceDE/>
-        <w:autoSpaceDN/>
-        <w:rPr>
-          <w:rFonts w:ascii="Sitka Display" w:hAnsi="Sitka Display"/>
-          <w:sz w:val="22"/>
-          <w:szCs w:val="22"/>
-        </w:rPr>
-      </w:pPr>
-      <w:r>
-        <w:rPr>
-          <w:rFonts w:ascii="Sitka Display" w:hAnsi="Sitka Display" w:cs="Arial"/>
-          <w:b/>
-          <w:bCs/>
-          <w:color w:val="000000"/>
-          <w:sz w:val="22"/>
-          <w:szCs w:val="22"/>
-        </w:rPr>
-        <w:t>Leveraged AWS Bedrock for deploying AI models</w:t>
-      </w:r>
-      <w:r>
-        <w:rPr>
-          <w:rFonts w:ascii="Sitka Display" w:hAnsi="Sitka Display" w:cs="Arial"/>
-          <w:color w:val="000000"/>
-          <w:sz w:val="22"/>
-          <w:szCs w:val="22"/>
-        </w:rPr>
-        <w:t>, utilizing cloud services to ensure scalability and reliability of AI applications.</w:t>
-      </w:r>
-    </w:p>
-    <w:p>
-      <w:pPr>
-        <w:pStyle w:val="11"/>
-        <w:spacing w:before="240" w:after="240"/>
-        <w:rPr>
-          <w:rFonts w:ascii="Sitka Display" w:hAnsi="Sitka Display"/>
-        </w:rPr>
-      </w:pPr>
-      <w:r>
-        <w:rPr>
-          <w:rFonts w:ascii="Sitka Display" w:hAnsi="Sitka Display" w:cs="Arial"/>
-          <w:b/>
-          <w:bCs/>
-          <w:color w:val="000000"/>
-        </w:rPr>
-        <w:t>Projects</w:t>
-      </w:r>
-    </w:p>
-    <w:p>
-      <w:pPr>
-        <w:pStyle w:val="11"/>
-        <w:spacing w:before="240" w:after="240"/>
-        <w:rPr>
-          <w:rFonts w:ascii="Sitka Display" w:hAnsi="Sitka Display"/>
-        </w:rPr>
-      </w:pPr>
-      <w:r>
-        <w:rPr>
-          <w:rFonts w:ascii="Sitka Display" w:hAnsi="Sitka Display" w:cs="Arial"/>
-          <w:b/>
-          <w:bCs/>
-          <w:color w:val="000000"/>
-        </w:rPr>
-        <w:t>ATS Resume LLM App</w:t>
-      </w:r>
-    </w:p>
-    <w:p>
-      <w:pPr>
-        <w:pStyle w:val="11"/>
-        <w:widowControl/>
-        <w:numPr>
-          <w:ilvl w:val="0"/>
-          <w:numId w:val="4"/>
-        </w:numPr>
-        <w:autoSpaceDE/>
-        <w:autoSpaceDN/>
-        <w:rPr>
-          <w:rFonts w:ascii="Sitka Display" w:hAnsi="Sitka Display"/>
-          <w:sz w:val="22"/>
-          <w:szCs w:val="22"/>
-        </w:rPr>
-      </w:pPr>
-      <w:r>
-        <w:rPr>
-          <w:rFonts w:ascii="Sitka Display" w:hAnsi="Sitka Display" w:cs="Arial"/>
-          <w:b/>
-          <w:bCs/>
-          <w:color w:val="000000"/>
-          <w:sz w:val="22"/>
-          <w:szCs w:val="22"/>
-        </w:rPr>
-        <w:t>Overview</w:t>
-      </w:r>
-      <w:r>
-        <w:rPr>
-          <w:rFonts w:ascii="Sitka Display" w:hAnsi="Sitka Display" w:cs="Arial"/>
-          <w:color w:val="000000"/>
-          <w:sz w:val="22"/>
-          <w:szCs w:val="22"/>
-        </w:rPr>
-        <w:t>: Developed an application optimizing resumes for ATS using OpenAI APIs, enhancing match rates for job applications.</w:t>
-      </w:r>
-    </w:p>
-    <w:p>
-      <w:pPr>
-        <w:pStyle w:val="11"/>
-        <w:widowControl/>
-        <w:numPr>
-          <w:ilvl w:val="0"/>
-          <w:numId w:val="4"/>
-        </w:numPr>
-        <w:autoSpaceDE/>
-        <w:autoSpaceDN/>
-        <w:rPr>
-          <w:rFonts w:ascii="Sitka Display" w:hAnsi="Sitka Display"/>
-          <w:sz w:val="22"/>
-          <w:szCs w:val="22"/>
-        </w:rPr>
-      </w:pPr>
-      <w:r>
-        <w:rPr>
-          <w:rFonts w:ascii="Sitka Display" w:hAnsi="Sitka Display" w:cs="Arial"/>
-          <w:b/>
-          <w:bCs/>
-          <w:color w:val="000000"/>
-          <w:sz w:val="22"/>
-          <w:szCs w:val="22"/>
-        </w:rPr>
-        <w:t>Technologies</w:t>
-      </w:r>
-      <w:r>
-        <w:rPr>
-          <w:rFonts w:ascii="Sitka Display" w:hAnsi="Sitka Display" w:cs="Arial"/>
-          <w:color w:val="000000"/>
-          <w:sz w:val="22"/>
-          <w:szCs w:val="22"/>
-        </w:rPr>
-        <w:t>: OpenAI APIs, Python, AWS, Google Gemini Pro.</w:t>
-      </w:r>
-    </w:p>
-    <w:p>
-      <w:pPr>
-        <w:pStyle w:val="11"/>
-        <w:widowControl/>
-        <w:numPr>
-          <w:ilvl w:val="0"/>
-          <w:numId w:val="4"/>
-        </w:numPr>
-        <w:autoSpaceDE/>
-        <w:autoSpaceDN/>
-        <w:rPr>
-          <w:rFonts w:ascii="Sitka Display" w:hAnsi="Sitka Display"/>
-          <w:sz w:val="22"/>
-          <w:szCs w:val="22"/>
-        </w:rPr>
-      </w:pPr>
-      <w:r>
-        <w:rPr>
-          <w:rFonts w:ascii="Sitka Display" w:hAnsi="Sitka Display" w:cs="Arial"/>
-          <w:b/>
-          <w:bCs/>
-          <w:color w:val="000000"/>
-          <w:sz w:val="22"/>
-          <w:szCs w:val="22"/>
-        </w:rPr>
-        <w:t>Outcome</w:t>
-      </w:r>
-      <w:r>
-        <w:rPr>
-          <w:rFonts w:ascii="Sitka Display" w:hAnsi="Sitka Display" w:cs="Arial"/>
-          <w:color w:val="000000"/>
-          <w:sz w:val="22"/>
-          <w:szCs w:val="22"/>
-        </w:rPr>
-        <w:t>: Achieved a 50% improvement in ATS match rates, increasing users' chances of securing interviews.</w:t>
-      </w:r>
-    </w:p>
-    <w:p>
-      <w:pPr>
-        <w:pStyle w:val="11"/>
-        <w:spacing w:before="240" w:after="240"/>
-        <w:rPr>
-          <w:rFonts w:ascii="Sitka Display" w:hAnsi="Sitka Display"/>
-        </w:rPr>
-      </w:pPr>
-      <w:r>
-        <w:rPr>
-          <w:rFonts w:ascii="Sitka Display" w:hAnsi="Sitka Display" w:cs="Arial"/>
-          <w:b/>
-          <w:bCs/>
-          <w:color w:val="000000"/>
-        </w:rPr>
-        <w:t>Text to SQL LLM App using Llama2</w:t>
-      </w:r>
-    </w:p>
-    <w:p>
-      <w:pPr>
-        <w:pStyle w:val="11"/>
-        <w:widowControl/>
-        <w:numPr>
-          <w:ilvl w:val="0"/>
-          <w:numId w:val="5"/>
-        </w:numPr>
-        <w:autoSpaceDE/>
-        <w:autoSpaceDN/>
-        <w:rPr>
-          <w:rFonts w:ascii="Sitka Display" w:hAnsi="Sitka Display"/>
-          <w:sz w:val="22"/>
-          <w:szCs w:val="22"/>
-        </w:rPr>
-      </w:pPr>
-      <w:r>
-        <w:rPr>
-          <w:rFonts w:ascii="Sitka Display" w:hAnsi="Sitka Display" w:cs="Arial"/>
-          <w:b/>
-          <w:bCs/>
-          <w:color w:val="000000"/>
-          <w:sz w:val="22"/>
-          <w:szCs w:val="22"/>
-        </w:rPr>
-        <w:t>Overview</w:t>
-      </w:r>
-      <w:r>
-        <w:rPr>
-          <w:rFonts w:ascii="Sitka Display" w:hAnsi="Sitka Display" w:cs="Arial"/>
-          <w:color w:val="000000"/>
-          <w:sz w:val="22"/>
-          <w:szCs w:val="22"/>
-        </w:rPr>
-        <w:t>: Created an app to convert natural language queries into SQL commands using Llama2, improving database accessibility for non-technical users.</w:t>
-      </w:r>
-    </w:p>
-    <w:p>
-      <w:pPr>
-        <w:pStyle w:val="11"/>
-        <w:widowControl/>
-        <w:numPr>
-          <w:ilvl w:val="0"/>
-          <w:numId w:val="5"/>
-        </w:numPr>
-        <w:autoSpaceDE/>
-        <w:autoSpaceDN/>
-        <w:rPr>
-          <w:rFonts w:ascii="Sitka Display" w:hAnsi="Sitka Display"/>
-          <w:sz w:val="22"/>
-          <w:szCs w:val="22"/>
-        </w:rPr>
-      </w:pPr>
-      <w:r>
-        <w:rPr>
-          <w:rFonts w:ascii="Sitka Display" w:hAnsi="Sitka Display" w:cs="Arial"/>
-          <w:b/>
-          <w:bCs/>
-          <w:color w:val="000000"/>
-          <w:sz w:val="22"/>
-          <w:szCs w:val="22"/>
-        </w:rPr>
-        <w:t>Technologies</w:t>
-      </w:r>
-      <w:r>
-        <w:rPr>
-          <w:rFonts w:ascii="Sitka Display" w:hAnsi="Sitka Display" w:cs="Arial"/>
-          <w:color w:val="000000"/>
-          <w:sz w:val="22"/>
-          <w:szCs w:val="22"/>
-        </w:rPr>
-        <w:t>: Llama2, Python, AWS Bedrock.</w:t>
-      </w:r>
-    </w:p>
-    <w:p>
-      <w:pPr>
-        <w:pStyle w:val="11"/>
-        <w:widowControl/>
-        <w:numPr>
-          <w:ilvl w:val="0"/>
-          <w:numId w:val="5"/>
-        </w:numPr>
-        <w:autoSpaceDE/>
-        <w:autoSpaceDN/>
-        <w:rPr>
-          <w:rFonts w:ascii="Sitka Display" w:hAnsi="Sitka Display"/>
-          <w:sz w:val="22"/>
-          <w:szCs w:val="22"/>
-        </w:rPr>
-      </w:pPr>
-      <w:r>
-        <w:rPr>
-          <w:rFonts w:ascii="Sitka Display" w:hAnsi="Sitka Display" w:cs="Arial"/>
-          <w:b/>
-          <w:bCs/>
-          <w:color w:val="000000"/>
-          <w:sz w:val="22"/>
-          <w:szCs w:val="22"/>
-        </w:rPr>
-        <w:t>Outcome</w:t>
-      </w:r>
-      <w:r>
-        <w:rPr>
-          <w:rFonts w:ascii="Sitka Display" w:hAnsi="Sitka Display" w:cs="Arial"/>
-          <w:color w:val="000000"/>
-          <w:sz w:val="22"/>
-          <w:szCs w:val="22"/>
-        </w:rPr>
-        <w:t>: Reduced query formulation time by over 60%, enhancing productivity for users.</w:t>
-      </w:r>
-    </w:p>
-    <w:p>
-      <w:pPr>
-        <w:pStyle w:val="11"/>
-        <w:spacing w:before="240" w:after="240"/>
-        <w:rPr>
-          <w:rFonts w:ascii="Sitka Display" w:hAnsi="Sitka Display"/>
-        </w:rPr>
-      </w:pPr>
-      <w:r>
-        <w:rPr>
-          <w:rFonts w:ascii="Sitka Display" w:hAnsi="Sitka Display" w:cs="Arial"/>
-          <w:b/>
-          <w:bCs/>
-          <w:color w:val="000000"/>
-        </w:rPr>
-        <w:t>Advanced Q&amp;A Chatbots with DataStax Databases and Vector Embedding</w:t>
-      </w:r>
-    </w:p>
-    <w:p>
-      <w:pPr>
-        <w:pStyle w:val="11"/>
-        <w:widowControl/>
-        <w:numPr>
-          <w:ilvl w:val="0"/>
-          <w:numId w:val="6"/>
-        </w:numPr>
-        <w:autoSpaceDE/>
-        <w:autoSpaceDN/>
-        <w:rPr>
-          <w:rFonts w:ascii="Sitka Display" w:hAnsi="Sitka Display"/>
-          <w:sz w:val="22"/>
-          <w:szCs w:val="22"/>
-        </w:rPr>
-      </w:pPr>
-      <w:r>
-        <w:rPr>
-          <w:rFonts w:ascii="Sitka Display" w:hAnsi="Sitka Display" w:cs="Arial"/>
-          <w:b/>
-          <w:bCs/>
-          <w:color w:val="000000"/>
-          <w:sz w:val="22"/>
-          <w:szCs w:val="22"/>
-        </w:rPr>
-        <w:t>Overview</w:t>
-      </w:r>
-      <w:r>
-        <w:rPr>
-          <w:rFonts w:ascii="Sitka Display" w:hAnsi="Sitka Display" w:cs="Arial"/>
-          <w:color w:val="000000"/>
-          <w:sz w:val="22"/>
-          <w:szCs w:val="22"/>
-        </w:rPr>
-        <w:t>: Engineered chatbots that provide accurate, context-aware answers by integrating DataStax databases with vector embedding techniques.</w:t>
-      </w:r>
-    </w:p>
-    <w:p>
-      <w:pPr>
-        <w:pStyle w:val="11"/>
-        <w:widowControl/>
-        <w:numPr>
-          <w:ilvl w:val="0"/>
-          <w:numId w:val="6"/>
-        </w:numPr>
-        <w:autoSpaceDE/>
-        <w:autoSpaceDN/>
-        <w:rPr>
-          <w:rFonts w:ascii="Sitka Display" w:hAnsi="Sitka Display"/>
-          <w:sz w:val="22"/>
-          <w:szCs w:val="22"/>
-        </w:rPr>
-      </w:pPr>
-      <w:r>
-        <w:rPr>
-          <w:rFonts w:ascii="Sitka Display" w:hAnsi="Sitka Display" w:cs="Arial"/>
-          <w:b/>
-          <w:bCs/>
-          <w:color w:val="000000"/>
-          <w:sz w:val="22"/>
-          <w:szCs w:val="22"/>
-        </w:rPr>
-        <w:t>Technologies</w:t>
-      </w:r>
-      <w:r>
-        <w:rPr>
-          <w:rFonts w:ascii="Sitka Display" w:hAnsi="Sitka Display" w:cs="Arial"/>
-          <w:color w:val="000000"/>
-          <w:sz w:val="22"/>
-          <w:szCs w:val="22"/>
-        </w:rPr>
-        <w:t>: DataStax Databases, vector embedding algorithms, Hugging Face Spaces.</w:t>
-      </w:r>
-    </w:p>
-    <w:p>
-      <w:pPr>
-        <w:pStyle w:val="11"/>
-        <w:widowControl/>
-        <w:numPr>
-          <w:ilvl w:val="0"/>
-          <w:numId w:val="6"/>
-        </w:numPr>
-        <w:autoSpaceDE/>
-        <w:autoSpaceDN/>
-        <w:rPr>
-          <w:rFonts w:ascii="Sitka Display" w:hAnsi="Sitka Display"/>
-          <w:sz w:val="22"/>
-          <w:szCs w:val="22"/>
-        </w:rPr>
-      </w:pPr>
-      <w:r>
-        <w:rPr>
-          <w:rFonts w:ascii="Sitka Display" w:hAnsi="Sitka Display" w:cs="Arial"/>
-          <w:b/>
-          <w:bCs/>
-          <w:color w:val="000000"/>
-          <w:sz w:val="22"/>
-          <w:szCs w:val="22"/>
-        </w:rPr>
-        <w:t>Outcome</w:t>
-      </w:r>
-      <w:r>
-        <w:rPr>
-          <w:rFonts w:ascii="Sitka Display" w:hAnsi="Sitka Display" w:cs="Arial"/>
-          <w:color w:val="000000"/>
-          <w:sz w:val="22"/>
-          <w:szCs w:val="22"/>
-        </w:rPr>
-        <w:t>: Achieved a 40% reduction in the need for human intervention in customer service inquiries, improving response accuracy and user satisfaction.</w:t>
-      </w:r>
-    </w:p>
-    <w:p>
-      <w:pPr>
-        <w:rPr>
-          <w:rFonts w:cstheme="minorHAnsi"/>
-          <w:b/>
-          <w:color w:val="376092" w:themeColor="accent1" w:themeShade="BF"/>
-        </w:rPr>
-      </w:pPr>
+        <w:t xml:space="preserve"> </w:t>
+      </w:r>
     </w:p>
     <w:sectPr>
-      <w:headerReference r:id="rId3" w:type="default"/>
+      <w:headerReference w:type="default" r:id="rId26"/>
       <w:type w:val="continuous"/>
       <w:pgSz w:w="12240" w:h="15840"/>
       <w:pgMar w:top="0" w:right="576" w:bottom="0" w:left="576" w:header="0" w:footer="0" w:gutter="0"/>
-      <w:cols w:space="720" w:num="1"/>
-      <w:docGrid w:linePitch="299" w:charSpace="0"/>
+      <w:cols w:space="720"/>
+      <w:docGrid w:linePitch="299"/>
     </w:sectPr>
   </w:body>
 </w:document>
 </file>
 
+<file path=word/endnotes.xml><?xml version="1.0" encoding="utf-8"?>
+<w:endnotes xmlns:wpc="http://schemas.microsoft.com/office/word/2010/wordprocessingCanvas" xmlns:cx="http://schemas.microsoft.com/office/drawing/2014/chartex" xmlns:cx1="http://schemas.microsoft.com/office/drawing/2015/9/8/chartex" xmlns:cx2="http://schemas.microsoft.com/office/drawing/2015/10/21/chartex" xmlns:cx3="http://schemas.microsoft.com/office/drawing/2016/5/9/chartex" xmlns:cx4="http://schemas.microsoft.com/office/drawing/2016/5/10/chartex" xmlns:cx5="http://schemas.microsoft.com/office/drawing/2016/5/11/chartex" xmlns:cx6="http://schemas.microsoft.com/office/drawing/2016/5/12/chartex" xmlns:cx7="http://schemas.microsoft.com/office/drawing/2016/5/13/chartex" xmlns:cx8="http://schemas.microsoft.com/office/drawing/2016/5/14/chartex" xmlns:mc="http://schemas.openxmlformats.org/markup-compatibility/2006" xmlns:aink="http://schemas.microsoft.com/office/drawing/2016/ink" xmlns:am3d="http://schemas.microsoft.com/office/drawing/2017/model3d" xmlns:o="urn:schemas-microsoft-com:office:office" xmlns:oel="http://schemas.microsoft.com/office/2019/extlst" xmlns:r="http://schemas.openxmlformats.org/officeDocument/2006/relationships" xmlns:m="http://schemas.openxmlformats.org/officeDocument/2006/math" xmlns:v="urn:schemas-microsoft-com:vml" xmlns:wp14="http://schemas.microsoft.com/office/word/2010/wordprocessingDrawing" xmlns:wp="http://schemas.openxmlformats.org/drawingml/2006/wordprocessingDrawing" xmlns:w10="urn:schemas-microsoft-com:office:word" xmlns:w="http://schemas.openxmlformats.org/wordprocessingml/2006/main" xmlns:w14="http://schemas.microsoft.com/office/word/2010/wordml" xmlns:w15="http://schemas.microsoft.com/office/word/2012/wordml" xmlns:w16cex="http://schemas.microsoft.com/office/word/2018/wordml/cex" xmlns:w16cid="http://schemas.microsoft.com/office/word/2016/wordml/cid" xmlns:w16="http://schemas.microsoft.com/office/word/2018/wordml" xmlns:w16du="http://schemas.microsoft.com/office/word/2023/wordml/word16du" xmlns:w16sdtdh="http://schemas.microsoft.com/office/word/2020/wordml/sdtdatahash" xmlns:w16sdtfl="http://schemas.microsoft.com/office/word/2024/wordml/sdtformatlock" xmlns:w16se="http://schemas.microsoft.com/office/word/2015/wordml/symex" xmlns:wpg="http://schemas.microsoft.com/office/word/2010/wordprocessingGroup" xmlns:wpi="http://schemas.microsoft.com/office/word/2010/wordprocessingInk" xmlns:wne="http://schemas.microsoft.com/office/word/2006/wordml" xmlns:wps="http://schemas.microsoft.com/office/word/2010/wordprocessingShape" mc:Ignorable="w14 w15 w16se w16cid w16 w16cex w16sdtdh w16sdtfl w16du wp14">
+  <w:endnote w:type="separator" w:id="-1">
+    <w:p>
+      <w:r>
+        <w:separator/>
+      </w:r>
+    </w:p>
+  </w:endnote>
+  <w:endnote w:type="continuationSeparator" w:id="0">
+    <w:p>
+      <w:r>
+        <w:continuationSeparator/>
+      </w:r>
+    </w:p>
+  </w:endnote>
+</w:endnotes>
+</file>
+
+<file path=word/footnotes.xml><?xml version="1.0" encoding="utf-8"?>
+<w:footnotes xmlns:wpc="http://schemas.microsoft.com/office/word/2010/wordprocessingCanvas" xmlns:cx="http://schemas.microsoft.com/office/drawing/2014/chartex" xmlns:cx1="http://schemas.microsoft.com/office/drawing/2015/9/8/chartex" xmlns:cx2="http://schemas.microsoft.com/office/drawing/2015/10/21/chartex" xmlns:cx3="http://schemas.microsoft.com/office/drawing/2016/5/9/chartex" xmlns:cx4="http://schemas.microsoft.com/office/drawing/2016/5/10/chartex" xmlns:cx5="http://schemas.microsoft.com/office/drawing/2016/5/11/chartex" xmlns:cx6="http://schemas.microsoft.com/office/drawing/2016/5/12/chartex" xmlns:cx7="http://schemas.microsoft.com/office/drawing/2016/5/13/chartex" xmlns:cx8="http://schemas.microsoft.com/office/drawing/2016/5/14/chartex" xmlns:mc="http://schemas.openxmlformats.org/markup-compatibility/2006" xmlns:aink="http://schemas.microsoft.com/office/drawing/2016/ink" xmlns:am3d="http://schemas.microsoft.com/office/drawing/2017/model3d" xmlns:o="urn:schemas-microsoft-com:office:office" xmlns:oel="http://schemas.microsoft.com/office/2019/extlst" xmlns:r="http://schemas.openxmlformats.org/officeDocument/2006/relationships" xmlns:m="http://schemas.openxmlformats.org/officeDocument/2006/math" xmlns:v="urn:schemas-microsoft-com:vml" xmlns:wp14="http://schemas.microsoft.com/office/word/2010/wordprocessingDrawing" xmlns:wp="http://schemas.openxmlformats.org/drawingml/2006/wordprocessingDrawing" xmlns:w10="urn:schemas-microsoft-com:office:word" xmlns:w="http://schemas.openxmlformats.org/wordprocessingml/2006/main" xmlns:w14="http://schemas.microsoft.com/office/word/2010/wordml" xmlns:w15="http://schemas.microsoft.com/office/word/2012/wordml" xmlns:w16cex="http://schemas.microsoft.com/office/word/2018/wordml/cex" xmlns:w16cid="http://schemas.microsoft.com/office/word/2016/wordml/cid" xmlns:w16="http://schemas.microsoft.com/office/word/2018/wordml" xmlns:w16du="http://schemas.microsoft.com/office/word/2023/wordml/word16du" xmlns:w16sdtdh="http://schemas.microsoft.com/office/word/2020/wordml/sdtdatahash" xmlns:w16sdtfl="http://schemas.microsoft.com/office/word/2024/wordml/sdtformatlock" xmlns:w16se="http://schemas.microsoft.com/office/word/2015/wordml/symex" xmlns:wpg="http://schemas.microsoft.com/office/word/2010/wordprocessingGroup" xmlns:wpi="http://schemas.microsoft.com/office/word/2010/wordprocessingInk" xmlns:wne="http://schemas.microsoft.com/office/word/2006/wordml" xmlns:wps="http://schemas.microsoft.com/office/word/2010/wordprocessingShape" mc:Ignorable="w14 w15 w16se w16cid w16 w16cex w16sdtdh w16sdtfl w16du wp14">
+  <w:footnote w:type="separator" w:id="-1">
+    <w:p>
+      <w:r>
+        <w:separator/>
+      </w:r>
+    </w:p>
+  </w:footnote>
+  <w:footnote w:type="continuationSeparator" w:id="0">
+    <w:p>
+      <w:r>
+        <w:continuationSeparator/>
+      </w:r>
+    </w:p>
+  </w:footnote>
+</w:footnotes>
+</file>
+
 <file path=word/header1.xml><?xml version="1.0" encoding="utf-8"?>
-<w:hdr xmlns:wpc="http://schemas.microsoft.com/office/word/2010/wordprocessingCanvas" xmlns:mc="http://schemas.openxmlformats.org/markup-compatibility/2006" xmlns:o="urn:schemas-microsoft-com:office:office" xmlns:r="http://schemas.openxmlformats.org/officeDocument/2006/relationships" xmlns:m="http://schemas.openxmlformats.org/officeDocument/2006/math" xmlns:v="urn:schemas-microsoft-com:vml" xmlns:wp14="http://schemas.microsoft.com/office/word/2010/wordprocessingDrawing" xmlns:wp="http://schemas.openxmlformats.org/drawingml/2006/wordprocessingDrawing" xmlns:w10="urn:schemas-microsoft-com:office:word" xmlns:w="http://schemas.openxmlformats.org/wordprocessingml/2006/main" xmlns:w14="http://schemas.microsoft.com/office/word/2010/wordml" xmlns:w15="http://schemas.microsoft.com/office/word/2012/wordml" xmlns:wpg="http://schemas.microsoft.com/office/word/2010/wordprocessingGroup" xmlns:wpi="http://schemas.microsoft.com/office/word/2010/wordprocessingInk" xmlns:wne="http://schemas.microsoft.com/office/word/2006/wordml" xmlns:wps="http://schemas.microsoft.com/office/word/2010/wordprocessingShape" xmlns:wpsCustomData="http://www.wps.cn/officeDocument/2013/wpsCustomData" mc:Ignorable="w14 w15 wp14">
+<w:hdr xmlns:wpc="http://schemas.microsoft.com/office/word/2010/wordprocessingCanvas" xmlns:cx="http://schemas.microsoft.com/office/drawing/2014/chartex" xmlns:cx1="http://schemas.microsoft.com/office/drawing/2015/9/8/chartex" xmlns:cx2="http://schemas.microsoft.com/office/drawing/2015/10/21/chartex" xmlns:cx3="http://schemas.microsoft.com/office/drawing/2016/5/9/chartex" xmlns:cx4="http://schemas.microsoft.com/office/drawing/2016/5/10/chartex" xmlns:cx5="http://schemas.microsoft.com/office/drawing/2016/5/11/chartex" xmlns:cx6="http://schemas.microsoft.com/office/drawing/2016/5/12/chartex" xmlns:cx7="http://schemas.microsoft.com/office/drawing/2016/5/13/chartex" xmlns:cx8="http://schemas.microsoft.com/office/drawing/2016/5/14/chartex" xmlns:mc="http://schemas.openxmlformats.org/markup-compatibility/2006" xmlns:aink="http://schemas.microsoft.com/office/drawing/2016/ink" xmlns:am3d="http://schemas.microsoft.com/office/drawing/2017/model3d" xmlns:o="urn:schemas-microsoft-com:office:office" xmlns:oel="http://schemas.microsoft.com/office/2019/extlst" xmlns:r="http://schemas.openxmlformats.org/officeDocument/2006/relationships" xmlns:m="http://schemas.openxmlformats.org/officeDocument/2006/math" xmlns:v="urn:schemas-microsoft-com:vml" xmlns:wp14="http://schemas.microsoft.com/office/word/2010/wordprocessingDrawing" xmlns:wp="http://schemas.openxmlformats.org/drawingml/2006/wordprocessingDrawing" xmlns:w10="urn:schemas-microsoft-com:office:word" xmlns:w="http://schemas.openxmlformats.org/wordprocessingml/2006/main" xmlns:w14="http://schemas.microsoft.com/office/word/2010/wordml" xmlns:w15="http://schemas.microsoft.com/office/word/2012/wordml" xmlns:w16cex="http://schemas.microsoft.com/office/word/2018/wordml/cex" xmlns:w16cid="http://schemas.microsoft.com/office/word/2016/wordml/cid" xmlns:w16="http://schemas.microsoft.com/office/word/2018/wordml" xmlns:w16du="http://schemas.microsoft.com/office/word/2023/wordml/word16du" xmlns:w16sdtdh="http://schemas.microsoft.com/office/word/2020/wordml/sdtdatahash" xmlns:w16sdtfl="http://schemas.microsoft.com/office/word/2024/wordml/sdtformatlock" xmlns:w16se="http://schemas.microsoft.com/office/word/2015/wordml/symex" xmlns:wpg="http://schemas.microsoft.com/office/word/2010/wordprocessingGroup" xmlns:wpi="http://schemas.microsoft.com/office/word/2010/wordprocessingInk" xmlns:wne="http://schemas.microsoft.com/office/word/2006/wordml" xmlns:wps="http://schemas.microsoft.com/office/word/2010/wordprocessingShape" mc:Ignorable="w14 w15 w16se w16cid w16 w16cex w16sdtdh w16sdtfl w16du wp14">
   <w:p>
     <w:pPr>
-      <w:pStyle w:val="9"/>
+      <w:pStyle w:val="Header"/>
       <w:tabs>
-        <w:tab w:val="left" w:pos="2916"/>
         <w:tab w:val="clear" w:pos="4680"/>
         <w:tab w:val="clear" w:pos="9360"/>
+        <w:tab w:val="left" w:pos="2916"/>
       </w:tabs>
     </w:pPr>
   </w:p>
@@ -4633,127 +4836,240 @@
 </file>
 
 <file path=word/numbering.xml><?xml version="1.0" encoding="utf-8"?>
-<w:numbering xmlns:wpc="http://schemas.microsoft.com/office/word/2010/wordprocessingCanvas" xmlns:mc="http://schemas.openxmlformats.org/markup-compatibility/2006" xmlns:o="urn:schemas-microsoft-com:office:office" xmlns:r="http://schemas.openxmlformats.org/officeDocument/2006/relationships" xmlns:m="http://schemas.openxmlformats.org/officeDocument/2006/math" xmlns:v="urn:schemas-microsoft-com:vml" xmlns:wp14="http://schemas.microsoft.com/office/word/2010/wordprocessingDrawing" xmlns:wp="http://schemas.openxmlformats.org/drawingml/2006/wordprocessingDrawing" xmlns:w10="urn:schemas-microsoft-com:office:word" xmlns:w="http://schemas.openxmlformats.org/wordprocessingml/2006/main" xmlns:w14="http://schemas.microsoft.com/office/word/2010/wordml" xmlns:wpg="http://schemas.microsoft.com/office/word/2010/wordprocessingGroup" xmlns:wpi="http://schemas.microsoft.com/office/word/2010/wordprocessingInk" xmlns:wne="http://schemas.microsoft.com/office/word/2006/wordml" xmlns:wps="http://schemas.microsoft.com/office/word/2010/wordprocessingShape" xmlns:wpsCustomData="http://www.wps.cn/officeDocument/2013/wpsCustomData" mc:Ignorable="w14 wp14">
-  <w:abstractNum w:abstractNumId="0">
+<w:numbering xmlns:wpc="http://schemas.microsoft.com/office/word/2010/wordprocessingCanvas" xmlns:cx="http://schemas.microsoft.com/office/drawing/2014/chartex" xmlns:cx1="http://schemas.microsoft.com/office/drawing/2015/9/8/chartex" xmlns:cx2="http://schemas.microsoft.com/office/drawing/2015/10/21/chartex" xmlns:cx3="http://schemas.microsoft.com/office/drawing/2016/5/9/chartex" xmlns:cx4="http://schemas.microsoft.com/office/drawing/2016/5/10/chartex" xmlns:cx5="http://schemas.microsoft.com/office/drawing/2016/5/11/chartex" xmlns:cx6="http://schemas.microsoft.com/office/drawing/2016/5/12/chartex" xmlns:cx7="http://schemas.microsoft.com/office/drawing/2016/5/13/chartex" xmlns:cx8="http://schemas.microsoft.com/office/drawing/2016/5/14/chartex" xmlns:mc="http://schemas.openxmlformats.org/markup-compatibility/2006" xmlns:aink="http://schemas.microsoft.com/office/drawing/2016/ink" xmlns:am3d="http://schemas.microsoft.com/office/drawing/2017/model3d" xmlns:o="urn:schemas-microsoft-com:office:office" xmlns:oel="http://schemas.microsoft.com/office/2019/extlst" xmlns:r="http://schemas.openxmlformats.org/officeDocument/2006/relationships" xmlns:m="http://schemas.openxmlformats.org/officeDocument/2006/math" xmlns:v="urn:schemas-microsoft-com:vml" xmlns:wp14="http://schemas.microsoft.com/office/word/2010/wordprocessingDrawing" xmlns:wp="http://schemas.openxmlformats.org/drawingml/2006/wordprocessingDrawing" xmlns:w10="urn:schemas-microsoft-com:office:word" xmlns:w="http://schemas.openxmlformats.org/wordprocessingml/2006/main" xmlns:w14="http://schemas.microsoft.com/office/word/2010/wordml" xmlns:w15="http://schemas.microsoft.com/office/word/2012/wordml" xmlns:w16cex="http://schemas.microsoft.com/office/word/2018/wordml/cex" xmlns:w16cid="http://schemas.microsoft.com/office/word/2016/wordml/cid" xmlns:w16="http://schemas.microsoft.com/office/word/2018/wordml" xmlns:w16du="http://schemas.microsoft.com/office/word/2023/wordml/word16du" xmlns:w16sdtdh="http://schemas.microsoft.com/office/word/2020/wordml/sdtdatahash" xmlns:w16sdtfl="http://schemas.microsoft.com/office/word/2024/wordml/sdtformatlock" xmlns:w16se="http://schemas.microsoft.com/office/word/2015/wordml/symex" xmlns:wpg="http://schemas.microsoft.com/office/word/2010/wordprocessingGroup" xmlns:wpi="http://schemas.microsoft.com/office/word/2010/wordprocessingInk" xmlns:wne="http://schemas.microsoft.com/office/word/2006/wordml" xmlns:wps="http://schemas.microsoft.com/office/word/2010/wordprocessingShape" mc:Ignorable="w14 w15 w16se w16cid w16 w16cex w16sdtdh w16sdtfl w16du wp14">
+  <w:abstractNum w:abstractNumId="0" w15:restartNumberingAfterBreak="0">
+    <w:nsid w:val="060466CD"/>
+    <w:multiLevelType w:val="multilevel"/>
+    <w:tmpl w:val="060466CD"/>
+    <w:lvl w:ilvl="0">
+      <w:start w:val="1"/>
+      <w:numFmt w:val="bullet"/>
+      <w:lvlText w:val=""/>
+      <w:lvlJc w:val="left"/>
+      <w:pPr>
+        <w:ind w:left="1080" w:hanging="360"/>
+      </w:pPr>
+      <w:rPr>
+        <w:rFonts w:ascii="Symbol" w:hAnsi="Symbol" w:hint="default"/>
+      </w:rPr>
+    </w:lvl>
+    <w:lvl w:ilvl="1">
+      <w:start w:val="1"/>
+      <w:numFmt w:val="bullet"/>
+      <w:lvlText w:val="o"/>
+      <w:lvlJc w:val="left"/>
+      <w:pPr>
+        <w:ind w:left="1800" w:hanging="360"/>
+      </w:pPr>
+      <w:rPr>
+        <w:rFonts w:ascii="Courier New" w:hAnsi="Courier New" w:cs="Courier New" w:hint="default"/>
+      </w:rPr>
+    </w:lvl>
+    <w:lvl w:ilvl="2">
+      <w:start w:val="1"/>
+      <w:numFmt w:val="bullet"/>
+      <w:lvlText w:val=""/>
+      <w:lvlJc w:val="left"/>
+      <w:pPr>
+        <w:ind w:left="2520" w:hanging="360"/>
+      </w:pPr>
+      <w:rPr>
+        <w:rFonts w:ascii="Wingdings" w:hAnsi="Wingdings" w:hint="default"/>
+      </w:rPr>
+    </w:lvl>
+    <w:lvl w:ilvl="3">
+      <w:start w:val="1"/>
+      <w:numFmt w:val="bullet"/>
+      <w:lvlText w:val=""/>
+      <w:lvlJc w:val="left"/>
+      <w:pPr>
+        <w:ind w:left="3240" w:hanging="360"/>
+      </w:pPr>
+      <w:rPr>
+        <w:rFonts w:ascii="Symbol" w:hAnsi="Symbol" w:hint="default"/>
+      </w:rPr>
+    </w:lvl>
+    <w:lvl w:ilvl="4">
+      <w:start w:val="1"/>
+      <w:numFmt w:val="bullet"/>
+      <w:lvlText w:val="o"/>
+      <w:lvlJc w:val="left"/>
+      <w:pPr>
+        <w:ind w:left="3960" w:hanging="360"/>
+      </w:pPr>
+      <w:rPr>
+        <w:rFonts w:ascii="Courier New" w:hAnsi="Courier New" w:cs="Courier New" w:hint="default"/>
+      </w:rPr>
+    </w:lvl>
+    <w:lvl w:ilvl="5">
+      <w:start w:val="1"/>
+      <w:numFmt w:val="bullet"/>
+      <w:lvlText w:val=""/>
+      <w:lvlJc w:val="left"/>
+      <w:pPr>
+        <w:ind w:left="4680" w:hanging="360"/>
+      </w:pPr>
+      <w:rPr>
+        <w:rFonts w:ascii="Wingdings" w:hAnsi="Wingdings" w:hint="default"/>
+      </w:rPr>
+    </w:lvl>
+    <w:lvl w:ilvl="6">
+      <w:start w:val="1"/>
+      <w:numFmt w:val="bullet"/>
+      <w:lvlText w:val=""/>
+      <w:lvlJc w:val="left"/>
+      <w:pPr>
+        <w:ind w:left="5400" w:hanging="360"/>
+      </w:pPr>
+      <w:rPr>
+        <w:rFonts w:ascii="Symbol" w:hAnsi="Symbol" w:hint="default"/>
+      </w:rPr>
+    </w:lvl>
+    <w:lvl w:ilvl="7">
+      <w:start w:val="1"/>
+      <w:numFmt w:val="bullet"/>
+      <w:lvlText w:val="o"/>
+      <w:lvlJc w:val="left"/>
+      <w:pPr>
+        <w:ind w:left="6120" w:hanging="360"/>
+      </w:pPr>
+      <w:rPr>
+        <w:rFonts w:ascii="Courier New" w:hAnsi="Courier New" w:cs="Courier New" w:hint="default"/>
+      </w:rPr>
+    </w:lvl>
+    <w:lvl w:ilvl="8">
+      <w:start w:val="1"/>
+      <w:numFmt w:val="bullet"/>
+      <w:lvlText w:val=""/>
+      <w:lvlJc w:val="left"/>
+      <w:pPr>
+        <w:ind w:left="6840" w:hanging="360"/>
+      </w:pPr>
+      <w:rPr>
+        <w:rFonts w:ascii="Wingdings" w:hAnsi="Wingdings" w:hint="default"/>
+      </w:rPr>
+    </w:lvl>
+  </w:abstractNum>
+  <w:abstractNum w:abstractNumId="1" w15:restartNumberingAfterBreak="0">
     <w:nsid w:val="0B0E580E"/>
-    <w:multiLevelType w:val="multilevel"/>
-    <w:tmpl w:val="0B0E580E"/>
-    <w:lvl w:ilvl="0" w:tentative="0">
+    <w:multiLevelType w:val="hybridMultilevel"/>
+    <w:tmpl w:val="BB623E4E"/>
+    <w:lvl w:ilvl="0" w:tplc="04090001">
       <w:start w:val="1"/>
       <w:numFmt w:val="bullet"/>
       <w:lvlText w:val=""/>
       <w:lvlJc w:val="left"/>
       <w:pPr>
-        <w:ind w:left="15" w:hanging="375"/>
-      </w:pPr>
-      <w:rPr>
-        <w:rFonts w:hint="default" w:ascii="Symbol" w:hAnsi="Symbol"/>
+        <w:ind w:left="375" w:hanging="375"/>
+      </w:pPr>
+      <w:rPr>
+        <w:rFonts w:ascii="Symbol" w:hAnsi="Symbol" w:hint="default"/>
         <w:color w:val="000000"/>
         <w:sz w:val="20"/>
       </w:rPr>
     </w:lvl>
-    <w:lvl w:ilvl="1" w:tentative="0">
+    <w:lvl w:ilvl="1" w:tplc="04090003" w:tentative="1">
       <w:start w:val="1"/>
       <w:numFmt w:val="bullet"/>
       <w:lvlText w:val="o"/>
       <w:lvlJc w:val="left"/>
       <w:pPr>
-        <w:ind w:left="720" w:hanging="360"/>
-      </w:pPr>
-      <w:rPr>
-        <w:rFonts w:hint="default" w:ascii="Courier New" w:hAnsi="Courier New" w:cs="Courier New"/>
-      </w:rPr>
-    </w:lvl>
-    <w:lvl w:ilvl="2" w:tentative="0">
+        <w:ind w:left="1080" w:hanging="360"/>
+      </w:pPr>
+      <w:rPr>
+        <w:rFonts w:ascii="Courier New" w:hAnsi="Courier New" w:cs="Courier New" w:hint="default"/>
+      </w:rPr>
+    </w:lvl>
+    <w:lvl w:ilvl="2" w:tplc="04090005" w:tentative="1">
       <w:start w:val="1"/>
       <w:numFmt w:val="bullet"/>
       <w:lvlText w:val=""/>
       <w:lvlJc w:val="left"/>
       <w:pPr>
-        <w:ind w:left="1440" w:hanging="360"/>
-      </w:pPr>
-      <w:rPr>
-        <w:rFonts w:hint="default" w:ascii="Wingdings" w:hAnsi="Wingdings"/>
-      </w:rPr>
-    </w:lvl>
-    <w:lvl w:ilvl="3" w:tentative="0">
+        <w:ind w:left="1800" w:hanging="360"/>
+      </w:pPr>
+      <w:rPr>
+        <w:rFonts w:ascii="Wingdings" w:hAnsi="Wingdings" w:hint="default"/>
+      </w:rPr>
+    </w:lvl>
+    <w:lvl w:ilvl="3" w:tplc="04090001" w:tentative="1">
       <w:start w:val="1"/>
       <w:numFmt w:val="bullet"/>
       <w:lvlText w:val=""/>
       <w:lvlJc w:val="left"/>
       <w:pPr>
-        <w:ind w:left="2160" w:hanging="360"/>
-      </w:pPr>
-      <w:rPr>
-        <w:rFonts w:hint="default" w:ascii="Symbol" w:hAnsi="Symbol"/>
-      </w:rPr>
-    </w:lvl>
-    <w:lvl w:ilvl="4" w:tentative="0">
+        <w:ind w:left="2520" w:hanging="360"/>
+      </w:pPr>
+      <w:rPr>
+        <w:rFonts w:ascii="Symbol" w:hAnsi="Symbol" w:hint="default"/>
+      </w:rPr>
+    </w:lvl>
+    <w:lvl w:ilvl="4" w:tplc="04090003" w:tentative="1">
       <w:start w:val="1"/>
       <w:numFmt w:val="bullet"/>
       <w:lvlText w:val="o"/>
       <w:lvlJc w:val="left"/>
       <w:pPr>
-        <w:ind w:left="2880" w:hanging="360"/>
-      </w:pPr>
-      <w:rPr>
-        <w:rFonts w:hint="default" w:ascii="Courier New" w:hAnsi="Courier New" w:cs="Courier New"/>
-      </w:rPr>
-    </w:lvl>
-    <w:lvl w:ilvl="5" w:tentative="0">
+        <w:ind w:left="3240" w:hanging="360"/>
+      </w:pPr>
+      <w:rPr>
+        <w:rFonts w:ascii="Courier New" w:hAnsi="Courier New" w:cs="Courier New" w:hint="default"/>
+      </w:rPr>
+    </w:lvl>
+    <w:lvl w:ilvl="5" w:tplc="04090005" w:tentative="1">
       <w:start w:val="1"/>
       <w:numFmt w:val="bullet"/>
       <w:lvlText w:val=""/>
       <w:lvlJc w:val="left"/>
       <w:pPr>
-        <w:ind w:left="3600" w:hanging="360"/>
-      </w:pPr>
-      <w:rPr>
-        <w:rFonts w:hint="default" w:ascii="Wingdings" w:hAnsi="Wingdings"/>
-      </w:rPr>
-    </w:lvl>
-    <w:lvl w:ilvl="6" w:tentative="0">
+        <w:ind w:left="3960" w:hanging="360"/>
+      </w:pPr>
+      <w:rPr>
+        <w:rFonts w:ascii="Wingdings" w:hAnsi="Wingdings" w:hint="default"/>
+      </w:rPr>
+    </w:lvl>
+    <w:lvl w:ilvl="6" w:tplc="04090001" w:tentative="1">
       <w:start w:val="1"/>
       <w:numFmt w:val="bullet"/>
       <w:lvlText w:val=""/>
       <w:lvlJc w:val="left"/>
       <w:pPr>
-        <w:ind w:left="4320" w:hanging="360"/>
-      </w:pPr>
-      <w:rPr>
-        <w:rFonts w:hint="default" w:ascii="Symbol" w:hAnsi="Symbol"/>
-      </w:rPr>
-    </w:lvl>
-    <w:lvl w:ilvl="7" w:tentative="0">
+        <w:ind w:left="4680" w:hanging="360"/>
+      </w:pPr>
+      <w:rPr>
+        <w:rFonts w:ascii="Symbol" w:hAnsi="Symbol" w:hint="default"/>
+      </w:rPr>
+    </w:lvl>
+    <w:lvl w:ilvl="7" w:tplc="04090003" w:tentative="1">
       <w:start w:val="1"/>
       <w:numFmt w:val="bullet"/>
       <w:lvlText w:val="o"/>
       <w:lvlJc w:val="left"/>
       <w:pPr>
-        <w:ind w:left="5040" w:hanging="360"/>
-      </w:pPr>
-      <w:rPr>
-        <w:rFonts w:hint="default" w:ascii="Courier New" w:hAnsi="Courier New" w:cs="Courier New"/>
-      </w:rPr>
-    </w:lvl>
-    <w:lvl w:ilvl="8" w:tentative="0">
+        <w:ind w:left="5400" w:hanging="360"/>
+      </w:pPr>
+      <w:rPr>
+        <w:rFonts w:ascii="Courier New" w:hAnsi="Courier New" w:cs="Courier New" w:hint="default"/>
+      </w:rPr>
+    </w:lvl>
+    <w:lvl w:ilvl="8" w:tplc="04090005" w:tentative="1">
       <w:start w:val="1"/>
       <w:numFmt w:val="bullet"/>
       <w:lvlText w:val=""/>
       <w:lvlJc w:val="left"/>
       <w:pPr>
-        <w:ind w:left="5760" w:hanging="360"/>
-      </w:pPr>
-      <w:rPr>
-        <w:rFonts w:hint="default" w:ascii="Wingdings" w:hAnsi="Wingdings"/>
+        <w:ind w:left="6120" w:hanging="360"/>
+      </w:pPr>
+      <w:rPr>
+        <w:rFonts w:ascii="Wingdings" w:hAnsi="Wingdings" w:hint="default"/>
       </w:rPr>
     </w:lvl>
   </w:abstractNum>
-  <w:abstractNum w:abstractNumId="1">
+  <w:abstractNum w:abstractNumId="2" w15:restartNumberingAfterBreak="0">
     <w:nsid w:val="0FEC076D"/>
-    <w:multiLevelType w:val="multilevel"/>
-    <w:tmpl w:val="0FEC076D"/>
-    <w:lvl w:ilvl="0" w:tentative="0">
+    <w:multiLevelType w:val="hybridMultilevel"/>
+    <w:tmpl w:val="44C81A86"/>
+    <w:lvl w:ilvl="0" w:tplc="04090001">
       <w:start w:val="1"/>
       <w:numFmt w:val="bullet"/>
       <w:lvlText w:val=""/>
@@ -4762,10 +5078,10 @@
         <w:ind w:left="360" w:hanging="360"/>
       </w:pPr>
       <w:rPr>
-        <w:rFonts w:hint="default" w:ascii="Symbol" w:hAnsi="Symbol"/>
-      </w:rPr>
-    </w:lvl>
-    <w:lvl w:ilvl="1" w:tentative="0">
+        <w:rFonts w:ascii="Symbol" w:hAnsi="Symbol" w:hint="default"/>
+      </w:rPr>
+    </w:lvl>
+    <w:lvl w:ilvl="1" w:tplc="04090003" w:tentative="1">
       <w:start w:val="1"/>
       <w:numFmt w:val="bullet"/>
       <w:lvlText w:val="o"/>
@@ -4774,10 +5090,10 @@
         <w:ind w:left="1080" w:hanging="360"/>
       </w:pPr>
       <w:rPr>
-        <w:rFonts w:hint="default" w:ascii="Courier New" w:hAnsi="Courier New" w:cs="Courier New"/>
-      </w:rPr>
-    </w:lvl>
-    <w:lvl w:ilvl="2" w:tentative="0">
+        <w:rFonts w:ascii="Courier New" w:hAnsi="Courier New" w:cs="Courier New" w:hint="default"/>
+      </w:rPr>
+    </w:lvl>
+    <w:lvl w:ilvl="2" w:tplc="04090005" w:tentative="1">
       <w:start w:val="1"/>
       <w:numFmt w:val="bullet"/>
       <w:lvlText w:val=""/>
@@ -4786,10 +5102,10 @@
         <w:ind w:left="1800" w:hanging="360"/>
       </w:pPr>
       <w:rPr>
-        <w:rFonts w:hint="default" w:ascii="Wingdings" w:hAnsi="Wingdings"/>
-      </w:rPr>
-    </w:lvl>
-    <w:lvl w:ilvl="3" w:tentative="0">
+        <w:rFonts w:ascii="Wingdings" w:hAnsi="Wingdings" w:hint="default"/>
+      </w:rPr>
+    </w:lvl>
+    <w:lvl w:ilvl="3" w:tplc="04090001" w:tentative="1">
       <w:start w:val="1"/>
       <w:numFmt w:val="bullet"/>
       <w:lvlText w:val=""/>
@@ -4798,10 +5114,10 @@
         <w:ind w:left="2520" w:hanging="360"/>
       </w:pPr>
       <w:rPr>
-        <w:rFonts w:hint="default" w:ascii="Symbol" w:hAnsi="Symbol"/>
-      </w:rPr>
-    </w:lvl>
-    <w:lvl w:ilvl="4" w:tentative="0">
+        <w:rFonts w:ascii="Symbol" w:hAnsi="Symbol" w:hint="default"/>
+      </w:rPr>
+    </w:lvl>
+    <w:lvl w:ilvl="4" w:tplc="04090003" w:tentative="1">
       <w:start w:val="1"/>
       <w:numFmt w:val="bullet"/>
       <w:lvlText w:val="o"/>
@@ -4810,10 +5126,10 @@
         <w:ind w:left="3240" w:hanging="360"/>
       </w:pPr>
       <w:rPr>
-        <w:rFonts w:hint="default" w:ascii="Courier New" w:hAnsi="Courier New" w:cs="Courier New"/>
-      </w:rPr>
-    </w:lvl>
-    <w:lvl w:ilvl="5" w:tentative="0">
+        <w:rFonts w:ascii="Courier New" w:hAnsi="Courier New" w:cs="Courier New" w:hint="default"/>
+      </w:rPr>
+    </w:lvl>
+    <w:lvl w:ilvl="5" w:tplc="04090005" w:tentative="1">
       <w:start w:val="1"/>
       <w:numFmt w:val="bullet"/>
       <w:lvlText w:val=""/>
@@ -4822,10 +5138,10 @@
         <w:ind w:left="3960" w:hanging="360"/>
       </w:pPr>
       <w:rPr>
-        <w:rFonts w:hint="default" w:ascii="Wingdings" w:hAnsi="Wingdings"/>
-      </w:rPr>
-    </w:lvl>
-    <w:lvl w:ilvl="6" w:tentative="0">
+        <w:rFonts w:ascii="Wingdings" w:hAnsi="Wingdings" w:hint="default"/>
+      </w:rPr>
+    </w:lvl>
+    <w:lvl w:ilvl="6" w:tplc="04090001" w:tentative="1">
       <w:start w:val="1"/>
       <w:numFmt w:val="bullet"/>
       <w:lvlText w:val=""/>
@@ -4834,10 +5150,10 @@
         <w:ind w:left="4680" w:hanging="360"/>
       </w:pPr>
       <w:rPr>
-        <w:rFonts w:hint="default" w:ascii="Symbol" w:hAnsi="Symbol"/>
-      </w:rPr>
-    </w:lvl>
-    <w:lvl w:ilvl="7" w:tentative="0">
+        <w:rFonts w:ascii="Symbol" w:hAnsi="Symbol" w:hint="default"/>
+      </w:rPr>
+    </w:lvl>
+    <w:lvl w:ilvl="7" w:tplc="04090003" w:tentative="1">
       <w:start w:val="1"/>
       <w:numFmt w:val="bullet"/>
       <w:lvlText w:val="o"/>
@@ -4846,10 +5162,10 @@
         <w:ind w:left="5400" w:hanging="360"/>
       </w:pPr>
       <w:rPr>
-        <w:rFonts w:hint="default" w:ascii="Courier New" w:hAnsi="Courier New" w:cs="Courier New"/>
-      </w:rPr>
-    </w:lvl>
-    <w:lvl w:ilvl="8" w:tentative="0">
+        <w:rFonts w:ascii="Courier New" w:hAnsi="Courier New" w:cs="Courier New" w:hint="default"/>
+      </w:rPr>
+    </w:lvl>
+    <w:lvl w:ilvl="8" w:tplc="04090005" w:tentative="1">
       <w:start w:val="1"/>
       <w:numFmt w:val="bullet"/>
       <w:lvlText w:val=""/>
@@ -4858,15 +5174,128 @@
         <w:ind w:left="6120" w:hanging="360"/>
       </w:pPr>
       <w:rPr>
-        <w:rFonts w:hint="default" w:ascii="Wingdings" w:hAnsi="Wingdings"/>
+        <w:rFonts w:ascii="Wingdings" w:hAnsi="Wingdings" w:hint="default"/>
       </w:rPr>
     </w:lvl>
   </w:abstractNum>
-  <w:abstractNum w:abstractNumId="2">
+  <w:abstractNum w:abstractNumId="3" w15:restartNumberingAfterBreak="0">
+    <w:nsid w:val="33D0663E"/>
+    <w:multiLevelType w:val="hybridMultilevel"/>
+    <w:tmpl w:val="6E24D830"/>
+    <w:lvl w:ilvl="0" w:tplc="04090001">
+      <w:start w:val="1"/>
+      <w:numFmt w:val="bullet"/>
+      <w:lvlText w:val=""/>
+      <w:lvlJc w:val="left"/>
+      <w:pPr>
+        <w:ind w:left="360" w:hanging="360"/>
+      </w:pPr>
+      <w:rPr>
+        <w:rFonts w:ascii="Symbol" w:hAnsi="Symbol" w:hint="default"/>
+      </w:rPr>
+    </w:lvl>
+    <w:lvl w:ilvl="1" w:tplc="04090003" w:tentative="1">
+      <w:start w:val="1"/>
+      <w:numFmt w:val="bullet"/>
+      <w:lvlText w:val="o"/>
+      <w:lvlJc w:val="left"/>
+      <w:pPr>
+        <w:ind w:left="1080" w:hanging="360"/>
+      </w:pPr>
+      <w:rPr>
+        <w:rFonts w:ascii="Courier New" w:hAnsi="Courier New" w:cs="Courier New" w:hint="default"/>
+      </w:rPr>
+    </w:lvl>
+    <w:lvl w:ilvl="2" w:tplc="04090005" w:tentative="1">
+      <w:start w:val="1"/>
+      <w:numFmt w:val="bullet"/>
+      <w:lvlText w:val=""/>
+      <w:lvlJc w:val="left"/>
+      <w:pPr>
+        <w:ind w:left="1800" w:hanging="360"/>
+      </w:pPr>
+      <w:rPr>
+        <w:rFonts w:ascii="Wingdings" w:hAnsi="Wingdings" w:hint="default"/>
+      </w:rPr>
+    </w:lvl>
+    <w:lvl w:ilvl="3" w:tplc="04090001" w:tentative="1">
+      <w:start w:val="1"/>
+      <w:numFmt w:val="bullet"/>
+      <w:lvlText w:val=""/>
+      <w:lvlJc w:val="left"/>
+      <w:pPr>
+        <w:ind w:left="2520" w:hanging="360"/>
+      </w:pPr>
+      <w:rPr>
+        <w:rFonts w:ascii="Symbol" w:hAnsi="Symbol" w:hint="default"/>
+      </w:rPr>
+    </w:lvl>
+    <w:lvl w:ilvl="4" w:tplc="04090003" w:tentative="1">
+      <w:start w:val="1"/>
+      <w:numFmt w:val="bullet"/>
+      <w:lvlText w:val="o"/>
+      <w:lvlJc w:val="left"/>
+      <w:pPr>
+        <w:ind w:left="3240" w:hanging="360"/>
+      </w:pPr>
+      <w:rPr>
+        <w:rFonts w:ascii="Courier New" w:hAnsi="Courier New" w:cs="Courier New" w:hint="default"/>
+      </w:rPr>
+    </w:lvl>
+    <w:lvl w:ilvl="5" w:tplc="04090005" w:tentative="1">
+      <w:start w:val="1"/>
+      <w:numFmt w:val="bullet"/>
+      <w:lvlText w:val=""/>
+      <w:lvlJc w:val="left"/>
+      <w:pPr>
+        <w:ind w:left="3960" w:hanging="360"/>
+      </w:pPr>
+      <w:rPr>
+        <w:rFonts w:ascii="Wingdings" w:hAnsi="Wingdings" w:hint="default"/>
+      </w:rPr>
+    </w:lvl>
+    <w:lvl w:ilvl="6" w:tplc="04090001" w:tentative="1">
+      <w:start w:val="1"/>
+      <w:numFmt w:val="bullet"/>
+      <w:lvlText w:val=""/>
+      <w:lvlJc w:val="left"/>
+      <w:pPr>
+        <w:ind w:left="4680" w:hanging="360"/>
+      </w:pPr>
+      <w:rPr>
+        <w:rFonts w:ascii="Symbol" w:hAnsi="Symbol" w:hint="default"/>
+      </w:rPr>
+    </w:lvl>
+    <w:lvl w:ilvl="7" w:tplc="04090003" w:tentative="1">
+      <w:start w:val="1"/>
+      <w:numFmt w:val="bullet"/>
+      <w:lvlText w:val="o"/>
+      <w:lvlJc w:val="left"/>
+      <w:pPr>
+        <w:ind w:left="5400" w:hanging="360"/>
+      </w:pPr>
+      <w:rPr>
+        <w:rFonts w:ascii="Courier New" w:hAnsi="Courier New" w:cs="Courier New" w:hint="default"/>
+      </w:rPr>
+    </w:lvl>
+    <w:lvl w:ilvl="8" w:tplc="04090005" w:tentative="1">
+      <w:start w:val="1"/>
+      <w:numFmt w:val="bullet"/>
+      <w:lvlText w:val=""/>
+      <w:lvlJc w:val="left"/>
+      <w:pPr>
+        <w:ind w:left="6120" w:hanging="360"/>
+      </w:pPr>
+      <w:rPr>
+        <w:rFonts w:ascii="Wingdings" w:hAnsi="Wingdings" w:hint="default"/>
+      </w:rPr>
+    </w:lvl>
+  </w:abstractNum>
+  <w:abstractNum w:abstractNumId="4" w15:restartNumberingAfterBreak="0">
     <w:nsid w:val="37C114AC"/>
-    <w:multiLevelType w:val="multilevel"/>
-    <w:tmpl w:val="37C114AC"/>
-    <w:lvl w:ilvl="0" w:tentative="0">
+    <w:multiLevelType w:val="hybridMultilevel"/>
+    <w:tmpl w:val="5E3A36AE"/>
+    <w:lvl w:ilvl="0" w:tplc="04090001">
       <w:start w:val="1"/>
       <w:numFmt w:val="bullet"/>
       <w:lvlText w:val=""/>
@@ -4875,10 +5304,10 @@
         <w:ind w:left="360" w:hanging="360"/>
       </w:pPr>
       <w:rPr>
-        <w:rFonts w:hint="default" w:ascii="Symbol" w:hAnsi="Symbol"/>
-      </w:rPr>
-    </w:lvl>
-    <w:lvl w:ilvl="1" w:tentative="0">
+        <w:rFonts w:ascii="Symbol" w:hAnsi="Symbol" w:hint="default"/>
+      </w:rPr>
+    </w:lvl>
+    <w:lvl w:ilvl="1" w:tplc="04090003" w:tentative="1">
       <w:start w:val="1"/>
       <w:numFmt w:val="bullet"/>
       <w:lvlText w:val="o"/>
@@ -4887,10 +5316,10 @@
         <w:ind w:left="1080" w:hanging="360"/>
       </w:pPr>
       <w:rPr>
-        <w:rFonts w:hint="default" w:ascii="Courier New" w:hAnsi="Courier New" w:cs="Courier New"/>
-      </w:rPr>
-    </w:lvl>
-    <w:lvl w:ilvl="2" w:tentative="0">
+        <w:rFonts w:ascii="Courier New" w:hAnsi="Courier New" w:cs="Courier New" w:hint="default"/>
+      </w:rPr>
+    </w:lvl>
+    <w:lvl w:ilvl="2" w:tplc="04090005" w:tentative="1">
       <w:start w:val="1"/>
       <w:numFmt w:val="bullet"/>
       <w:lvlText w:val=""/>
@@ -4899,10 +5328,10 @@
         <w:ind w:left="1800" w:hanging="360"/>
       </w:pPr>
       <w:rPr>
-        <w:rFonts w:hint="default" w:ascii="Wingdings" w:hAnsi="Wingdings"/>
-      </w:rPr>
-    </w:lvl>
-    <w:lvl w:ilvl="3" w:tentative="0">
+        <w:rFonts w:ascii="Wingdings" w:hAnsi="Wingdings" w:hint="default"/>
+      </w:rPr>
+    </w:lvl>
+    <w:lvl w:ilvl="3" w:tplc="04090001" w:tentative="1">
       <w:start w:val="1"/>
       <w:numFmt w:val="bullet"/>
       <w:lvlText w:val=""/>
@@ -4911,10 +5340,10 @@
         <w:ind w:left="2520" w:hanging="360"/>
       </w:pPr>
       <w:rPr>
-        <w:rFonts w:hint="default" w:ascii="Symbol" w:hAnsi="Symbol"/>
-      </w:rPr>
-    </w:lvl>
-    <w:lvl w:ilvl="4" w:tentative="0">
+        <w:rFonts w:ascii="Symbol" w:hAnsi="Symbol" w:hint="default"/>
+      </w:rPr>
+    </w:lvl>
+    <w:lvl w:ilvl="4" w:tplc="04090003" w:tentative="1">
       <w:start w:val="1"/>
       <w:numFmt w:val="bullet"/>
       <w:lvlText w:val="o"/>
@@ -4923,10 +5352,10 @@
         <w:ind w:left="3240" w:hanging="360"/>
       </w:pPr>
       <w:rPr>
-        <w:rFonts w:hint="default" w:ascii="Courier New" w:hAnsi="Courier New" w:cs="Courier New"/>
-      </w:rPr>
-    </w:lvl>
-    <w:lvl w:ilvl="5" w:tentative="0">
+        <w:rFonts w:ascii="Courier New" w:hAnsi="Courier New" w:cs="Courier New" w:hint="default"/>
+      </w:rPr>
+    </w:lvl>
+    <w:lvl w:ilvl="5" w:tplc="04090005" w:tentative="1">
       <w:start w:val="1"/>
       <w:numFmt w:val="bullet"/>
       <w:lvlText w:val=""/>
@@ -4935,10 +5364,10 @@
         <w:ind w:left="3960" w:hanging="360"/>
       </w:pPr>
       <w:rPr>
-        <w:rFonts w:hint="default" w:ascii="Wingdings" w:hAnsi="Wingdings"/>
-      </w:rPr>
-    </w:lvl>
-    <w:lvl w:ilvl="6" w:tentative="0">
+        <w:rFonts w:ascii="Wingdings" w:hAnsi="Wingdings" w:hint="default"/>
+      </w:rPr>
+    </w:lvl>
+    <w:lvl w:ilvl="6" w:tplc="04090001" w:tentative="1">
       <w:start w:val="1"/>
       <w:numFmt w:val="bullet"/>
       <w:lvlText w:val=""/>
@@ -4947,10 +5376,10 @@
         <w:ind w:left="4680" w:hanging="360"/>
       </w:pPr>
       <w:rPr>
-        <w:rFonts w:hint="default" w:ascii="Symbol" w:hAnsi="Symbol"/>
-      </w:rPr>
-    </w:lvl>
-    <w:lvl w:ilvl="7" w:tentative="0">
+        <w:rFonts w:ascii="Symbol" w:hAnsi="Symbol" w:hint="default"/>
+      </w:rPr>
+    </w:lvl>
+    <w:lvl w:ilvl="7" w:tplc="04090003" w:tentative="1">
       <w:start w:val="1"/>
       <w:numFmt w:val="bullet"/>
       <w:lvlText w:val="o"/>
@@ -4959,10 +5388,10 @@
         <w:ind w:left="5400" w:hanging="360"/>
       </w:pPr>
       <w:rPr>
-        <w:rFonts w:hint="default" w:ascii="Courier New" w:hAnsi="Courier New" w:cs="Courier New"/>
-      </w:rPr>
-    </w:lvl>
-    <w:lvl w:ilvl="8" w:tentative="0">
+        <w:rFonts w:ascii="Courier New" w:hAnsi="Courier New" w:cs="Courier New" w:hint="default"/>
+      </w:rPr>
+    </w:lvl>
+    <w:lvl w:ilvl="8" w:tplc="04090005" w:tentative="1">
       <w:start w:val="1"/>
       <w:numFmt w:val="bullet"/>
       <w:lvlText w:val=""/>
@@ -4971,15 +5400,15 @@
         <w:ind w:left="6120" w:hanging="360"/>
       </w:pPr>
       <w:rPr>
-        <w:rFonts w:hint="default" w:ascii="Wingdings" w:hAnsi="Wingdings"/>
+        <w:rFonts w:ascii="Wingdings" w:hAnsi="Wingdings" w:hint="default"/>
       </w:rPr>
     </w:lvl>
   </w:abstractNum>
-  <w:abstractNum w:abstractNumId="3">
+  <w:abstractNum w:abstractNumId="5" w15:restartNumberingAfterBreak="0">
     <w:nsid w:val="41BC0EBF"/>
     <w:multiLevelType w:val="multilevel"/>
     <w:tmpl w:val="41BC0EBF"/>
-    <w:lvl w:ilvl="0" w:tentative="0">
+    <w:lvl w:ilvl="0">
       <w:start w:val="1"/>
       <w:numFmt w:val="bullet"/>
       <w:lvlText w:val=""/>
@@ -4988,10 +5417,10 @@
         <w:ind w:left="878" w:hanging="360"/>
       </w:pPr>
       <w:rPr>
-        <w:rFonts w:hint="default" w:ascii="Symbol" w:hAnsi="Symbol"/>
-      </w:rPr>
-    </w:lvl>
-    <w:lvl w:ilvl="1" w:tentative="0">
+        <w:rFonts w:ascii="Symbol" w:hAnsi="Symbol" w:hint="default"/>
+      </w:rPr>
+    </w:lvl>
+    <w:lvl w:ilvl="1">
       <w:start w:val="1"/>
       <w:numFmt w:val="bullet"/>
       <w:lvlText w:val="o"/>
@@ -5000,10 +5429,10 @@
         <w:ind w:left="1598" w:hanging="360"/>
       </w:pPr>
       <w:rPr>
-        <w:rFonts w:hint="default" w:ascii="Courier New" w:hAnsi="Courier New" w:cs="Courier New"/>
-      </w:rPr>
-    </w:lvl>
-    <w:lvl w:ilvl="2" w:tentative="0">
+        <w:rFonts w:ascii="Courier New" w:hAnsi="Courier New" w:cs="Courier New" w:hint="default"/>
+      </w:rPr>
+    </w:lvl>
+    <w:lvl w:ilvl="2">
       <w:start w:val="1"/>
       <w:numFmt w:val="bullet"/>
       <w:lvlText w:val=""/>
@@ -5012,10 +5441,10 @@
         <w:ind w:left="2318" w:hanging="360"/>
       </w:pPr>
       <w:rPr>
-        <w:rFonts w:hint="default" w:ascii="Wingdings" w:hAnsi="Wingdings"/>
-      </w:rPr>
-    </w:lvl>
-    <w:lvl w:ilvl="3" w:tentative="0">
+        <w:rFonts w:ascii="Wingdings" w:hAnsi="Wingdings" w:hint="default"/>
+      </w:rPr>
+    </w:lvl>
+    <w:lvl w:ilvl="3">
       <w:start w:val="1"/>
       <w:numFmt w:val="bullet"/>
       <w:lvlText w:val=""/>
@@ -5024,10 +5453,10 @@
         <w:ind w:left="3038" w:hanging="360"/>
       </w:pPr>
       <w:rPr>
-        <w:rFonts w:hint="default" w:ascii="Symbol" w:hAnsi="Symbol"/>
-      </w:rPr>
-    </w:lvl>
-    <w:lvl w:ilvl="4" w:tentative="0">
+        <w:rFonts w:ascii="Symbol" w:hAnsi="Symbol" w:hint="default"/>
+      </w:rPr>
+    </w:lvl>
+    <w:lvl w:ilvl="4">
       <w:start w:val="1"/>
       <w:numFmt w:val="bullet"/>
       <w:lvlText w:val="o"/>
@@ -5036,10 +5465,10 @@
         <w:ind w:left="3758" w:hanging="360"/>
       </w:pPr>
       <w:rPr>
-        <w:rFonts w:hint="default" w:ascii="Courier New" w:hAnsi="Courier New" w:cs="Courier New"/>
-      </w:rPr>
-    </w:lvl>
-    <w:lvl w:ilvl="5" w:tentative="0">
+        <w:rFonts w:ascii="Courier New" w:hAnsi="Courier New" w:cs="Courier New" w:hint="default"/>
+      </w:rPr>
+    </w:lvl>
+    <w:lvl w:ilvl="5">
       <w:start w:val="1"/>
       <w:numFmt w:val="bullet"/>
       <w:lvlText w:val=""/>
@@ -5048,10 +5477,10 @@
         <w:ind w:left="4478" w:hanging="360"/>
       </w:pPr>
       <w:rPr>
-        <w:rFonts w:hint="default" w:ascii="Wingdings" w:hAnsi="Wingdings"/>
-      </w:rPr>
-    </w:lvl>
-    <w:lvl w:ilvl="6" w:tentative="0">
+        <w:rFonts w:ascii="Wingdings" w:hAnsi="Wingdings" w:hint="default"/>
+      </w:rPr>
+    </w:lvl>
+    <w:lvl w:ilvl="6">
       <w:start w:val="1"/>
       <w:numFmt w:val="bullet"/>
       <w:lvlText w:val=""/>
@@ -5060,10 +5489,10 @@
         <w:ind w:left="5198" w:hanging="360"/>
       </w:pPr>
       <w:rPr>
-        <w:rFonts w:hint="default" w:ascii="Symbol" w:hAnsi="Symbol"/>
-      </w:rPr>
-    </w:lvl>
-    <w:lvl w:ilvl="7" w:tentative="0">
+        <w:rFonts w:ascii="Symbol" w:hAnsi="Symbol" w:hint="default"/>
+      </w:rPr>
+    </w:lvl>
+    <w:lvl w:ilvl="7">
       <w:start w:val="1"/>
       <w:numFmt w:val="bullet"/>
       <w:lvlText w:val="o"/>
@@ -5072,10 +5501,10 @@
         <w:ind w:left="5918" w:hanging="360"/>
       </w:pPr>
       <w:rPr>
-        <w:rFonts w:hint="default" w:ascii="Courier New" w:hAnsi="Courier New" w:cs="Courier New"/>
-      </w:rPr>
-    </w:lvl>
-    <w:lvl w:ilvl="8" w:tentative="0">
+        <w:rFonts w:ascii="Courier New" w:hAnsi="Courier New" w:cs="Courier New" w:hint="default"/>
+      </w:rPr>
+    </w:lvl>
+    <w:lvl w:ilvl="8">
       <w:start w:val="1"/>
       <w:numFmt w:val="bullet"/>
       <w:lvlText w:val=""/>
@@ -5084,16 +5513,15 @@
         <w:ind w:left="6638" w:hanging="360"/>
       </w:pPr>
       <w:rPr>
-        <w:rFonts w:hint="default" w:ascii="Wingdings" w:hAnsi="Wingdings"/>
+        <w:rFonts w:ascii="Wingdings" w:hAnsi="Wingdings" w:hint="default"/>
       </w:rPr>
     </w:lvl>
   </w:abstractNum>
-  <w:abstractNum w:abstractNumId="4">
+  <w:abstractNum w:abstractNumId="6" w15:restartNumberingAfterBreak="0">
     <w:nsid w:val="49516088"/>
     <w:multiLevelType w:val="multilevel"/>
     <w:tmpl w:val="49516088"/>
-    <w:lvl w:ilvl="0" w:tentative="0">
-      <w:start w:val="0"/>
+    <w:lvl w:ilvl="0">
       <w:numFmt w:val="bullet"/>
       <w:lvlText w:val=""/>
       <w:lvlJc w:val="left"/>
@@ -5101,7 +5529,7 @@
         <w:ind w:left="826" w:hanging="308"/>
       </w:pPr>
       <w:rPr>
-        <w:rFonts w:hint="default" w:ascii="Symbol" w:hAnsi="Symbol" w:eastAsia="Symbol" w:cs="Symbol"/>
+        <w:rFonts w:ascii="Symbol" w:eastAsia="Symbol" w:hAnsi="Symbol" w:cs="Symbol" w:hint="default"/>
         <w:b w:val="0"/>
         <w:bCs w:val="0"/>
         <w:i w:val="0"/>
@@ -5112,8 +5540,7 @@
         <w:lang w:val="en-US" w:eastAsia="en-US" w:bidi="ar-SA"/>
       </w:rPr>
     </w:lvl>
-    <w:lvl w:ilvl="1" w:tentative="0">
-      <w:start w:val="0"/>
+    <w:lvl w:ilvl="1">
       <w:numFmt w:val="bullet"/>
       <w:lvlText w:val=""/>
       <w:lvlJc w:val="left"/>
@@ -5121,7 +5548,7 @@
         <w:ind w:left="975" w:hanging="360"/>
       </w:pPr>
       <w:rPr>
-        <w:rFonts w:hint="default" w:ascii="Symbol" w:hAnsi="Symbol" w:eastAsia="Symbol" w:cs="Symbol"/>
+        <w:rFonts w:ascii="Symbol" w:eastAsia="Symbol" w:hAnsi="Symbol" w:cs="Symbol" w:hint="default"/>
         <w:b w:val="0"/>
         <w:bCs w:val="0"/>
         <w:i w:val="0"/>
@@ -5132,8 +5559,7 @@
         <w:lang w:val="en-US" w:eastAsia="en-US" w:bidi="ar-SA"/>
       </w:rPr>
     </w:lvl>
-    <w:lvl w:ilvl="2" w:tentative="0">
-      <w:start w:val="0"/>
+    <w:lvl w:ilvl="2">
       <w:numFmt w:val="bullet"/>
       <w:lvlText w:val="•"/>
       <w:lvlJc w:val="left"/>
@@ -5145,8 +5571,7 @@
         <w:lang w:val="en-US" w:eastAsia="en-US" w:bidi="ar-SA"/>
       </w:rPr>
     </w:lvl>
-    <w:lvl w:ilvl="3" w:tentative="0">
-      <w:start w:val="0"/>
+    <w:lvl w:ilvl="3">
       <w:numFmt w:val="bullet"/>
       <w:lvlText w:val="•"/>
       <w:lvlJc w:val="left"/>
@@ -5158,8 +5583,7 @@
         <w:lang w:val="en-US" w:eastAsia="en-US" w:bidi="ar-SA"/>
       </w:rPr>
     </w:lvl>
-    <w:lvl w:ilvl="4" w:tentative="0">
-      <w:start w:val="0"/>
+    <w:lvl w:ilvl="4">
       <w:numFmt w:val="bullet"/>
       <w:lvlText w:val="•"/>
       <w:lvlJc w:val="left"/>
@@ -5171,8 +5595,7 @@
         <w:lang w:val="en-US" w:eastAsia="en-US" w:bidi="ar-SA"/>
       </w:rPr>
     </w:lvl>
-    <w:lvl w:ilvl="5" w:tentative="0">
-      <w:start w:val="0"/>
+    <w:lvl w:ilvl="5">
       <w:numFmt w:val="bullet"/>
       <w:lvlText w:val="•"/>
       <w:lvlJc w:val="left"/>
@@ -5184,8 +5607,7 @@
         <w:lang w:val="en-US" w:eastAsia="en-US" w:bidi="ar-SA"/>
       </w:rPr>
     </w:lvl>
-    <w:lvl w:ilvl="6" w:tentative="0">
-      <w:start w:val="0"/>
+    <w:lvl w:ilvl="6">
       <w:numFmt w:val="bullet"/>
       <w:lvlText w:val="•"/>
       <w:lvlJc w:val="left"/>
@@ -5197,8 +5619,7 @@
         <w:lang w:val="en-US" w:eastAsia="en-US" w:bidi="ar-SA"/>
       </w:rPr>
     </w:lvl>
-    <w:lvl w:ilvl="7" w:tentative="0">
-      <w:start w:val="0"/>
+    <w:lvl w:ilvl="7">
       <w:numFmt w:val="bullet"/>
       <w:lvlText w:val="•"/>
       <w:lvlJc w:val="left"/>
@@ -5210,8 +5631,7 @@
         <w:lang w:val="en-US" w:eastAsia="en-US" w:bidi="ar-SA"/>
       </w:rPr>
     </w:lvl>
-    <w:lvl w:ilvl="8" w:tentative="0">
-      <w:start w:val="0"/>
+    <w:lvl w:ilvl="8">
       <w:numFmt w:val="bullet"/>
       <w:lvlText w:val="•"/>
       <w:lvlJc w:val="left"/>
@@ -5224,422 +5644,708 @@
       </w:rPr>
     </w:lvl>
   </w:abstractNum>
-  <w:abstractNum w:abstractNumId="5">
+  <w:abstractNum w:abstractNumId="7" w15:restartNumberingAfterBreak="0">
     <w:nsid w:val="64740489"/>
+    <w:multiLevelType w:val="hybridMultilevel"/>
+    <w:tmpl w:val="7C7E8BF0"/>
+    <w:lvl w:ilvl="0" w:tplc="04090001">
+      <w:start w:val="1"/>
+      <w:numFmt w:val="bullet"/>
+      <w:lvlText w:val=""/>
+      <w:lvlJc w:val="left"/>
+      <w:pPr>
+        <w:ind w:left="360" w:hanging="360"/>
+      </w:pPr>
+      <w:rPr>
+        <w:rFonts w:ascii="Symbol" w:hAnsi="Symbol" w:hint="default"/>
+      </w:rPr>
+    </w:lvl>
+    <w:lvl w:ilvl="1" w:tplc="04090003" w:tentative="1">
+      <w:start w:val="1"/>
+      <w:numFmt w:val="bullet"/>
+      <w:lvlText w:val="o"/>
+      <w:lvlJc w:val="left"/>
+      <w:pPr>
+        <w:ind w:left="1080" w:hanging="360"/>
+      </w:pPr>
+      <w:rPr>
+        <w:rFonts w:ascii="Courier New" w:hAnsi="Courier New" w:cs="Courier New" w:hint="default"/>
+      </w:rPr>
+    </w:lvl>
+    <w:lvl w:ilvl="2" w:tplc="04090005" w:tentative="1">
+      <w:start w:val="1"/>
+      <w:numFmt w:val="bullet"/>
+      <w:lvlText w:val=""/>
+      <w:lvlJc w:val="left"/>
+      <w:pPr>
+        <w:ind w:left="1800" w:hanging="360"/>
+      </w:pPr>
+      <w:rPr>
+        <w:rFonts w:ascii="Wingdings" w:hAnsi="Wingdings" w:hint="default"/>
+      </w:rPr>
+    </w:lvl>
+    <w:lvl w:ilvl="3" w:tplc="04090001" w:tentative="1">
+      <w:start w:val="1"/>
+      <w:numFmt w:val="bullet"/>
+      <w:lvlText w:val=""/>
+      <w:lvlJc w:val="left"/>
+      <w:pPr>
+        <w:ind w:left="2520" w:hanging="360"/>
+      </w:pPr>
+      <w:rPr>
+        <w:rFonts w:ascii="Symbol" w:hAnsi="Symbol" w:hint="default"/>
+      </w:rPr>
+    </w:lvl>
+    <w:lvl w:ilvl="4" w:tplc="04090003" w:tentative="1">
+      <w:start w:val="1"/>
+      <w:numFmt w:val="bullet"/>
+      <w:lvlText w:val="o"/>
+      <w:lvlJc w:val="left"/>
+      <w:pPr>
+        <w:ind w:left="3240" w:hanging="360"/>
+      </w:pPr>
+      <w:rPr>
+        <w:rFonts w:ascii="Courier New" w:hAnsi="Courier New" w:cs="Courier New" w:hint="default"/>
+      </w:rPr>
+    </w:lvl>
+    <w:lvl w:ilvl="5" w:tplc="04090005" w:tentative="1">
+      <w:start w:val="1"/>
+      <w:numFmt w:val="bullet"/>
+      <w:lvlText w:val=""/>
+      <w:lvlJc w:val="left"/>
+      <w:pPr>
+        <w:ind w:left="3960" w:hanging="360"/>
+      </w:pPr>
+      <w:rPr>
+        <w:rFonts w:ascii="Wingdings" w:hAnsi="Wingdings" w:hint="default"/>
+      </w:rPr>
+    </w:lvl>
+    <w:lvl w:ilvl="6" w:tplc="04090001" w:tentative="1">
+      <w:start w:val="1"/>
+      <w:numFmt w:val="bullet"/>
+      <w:lvlText w:val=""/>
+      <w:lvlJc w:val="left"/>
+      <w:pPr>
+        <w:ind w:left="4680" w:hanging="360"/>
+      </w:pPr>
+      <w:rPr>
+        <w:rFonts w:ascii="Symbol" w:hAnsi="Symbol" w:hint="default"/>
+      </w:rPr>
+    </w:lvl>
+    <w:lvl w:ilvl="7" w:tplc="04090003" w:tentative="1">
+      <w:start w:val="1"/>
+      <w:numFmt w:val="bullet"/>
+      <w:lvlText w:val="o"/>
+      <w:lvlJc w:val="left"/>
+      <w:pPr>
+        <w:ind w:left="5400" w:hanging="360"/>
+      </w:pPr>
+      <w:rPr>
+        <w:rFonts w:ascii="Courier New" w:hAnsi="Courier New" w:cs="Courier New" w:hint="default"/>
+      </w:rPr>
+    </w:lvl>
+    <w:lvl w:ilvl="8" w:tplc="04090005" w:tentative="1">
+      <w:start w:val="1"/>
+      <w:numFmt w:val="bullet"/>
+      <w:lvlText w:val=""/>
+      <w:lvlJc w:val="left"/>
+      <w:pPr>
+        <w:ind w:left="6120" w:hanging="360"/>
+      </w:pPr>
+      <w:rPr>
+        <w:rFonts w:ascii="Wingdings" w:hAnsi="Wingdings" w:hint="default"/>
+      </w:rPr>
+    </w:lvl>
+  </w:abstractNum>
+  <w:abstractNum w:abstractNumId="8" w15:restartNumberingAfterBreak="0">
+    <w:nsid w:val="6B804BFB"/>
     <w:multiLevelType w:val="multilevel"/>
-    <w:tmpl w:val="64740489"/>
-    <w:lvl w:ilvl="0" w:tentative="0">
+    <w:tmpl w:val="5C22E9E8"/>
+    <w:lvl w:ilvl="0">
       <w:start w:val="1"/>
       <w:numFmt w:val="bullet"/>
       <w:lvlText w:val=""/>
       <w:lvlJc w:val="left"/>
       <w:pPr>
-        <w:ind w:left="360" w:hanging="360"/>
-      </w:pPr>
-      <w:rPr>
-        <w:rFonts w:hint="default" w:ascii="Symbol" w:hAnsi="Symbol"/>
-      </w:rPr>
-    </w:lvl>
-    <w:lvl w:ilvl="1" w:tentative="0">
+        <w:tabs>
+          <w:tab w:val="num" w:pos="720"/>
+        </w:tabs>
+        <w:ind w:left="720" w:hanging="360"/>
+      </w:pPr>
+      <w:rPr>
+        <w:rFonts w:ascii="Symbol" w:hAnsi="Symbol" w:hint="default"/>
+        <w:sz w:val="20"/>
+      </w:rPr>
+    </w:lvl>
+    <w:lvl w:ilvl="1" w:tentative="1">
       <w:start w:val="1"/>
       <w:numFmt w:val="bullet"/>
       <w:lvlText w:val="o"/>
       <w:lvlJc w:val="left"/>
       <w:pPr>
-        <w:ind w:left="1080" w:hanging="360"/>
-      </w:pPr>
-      <w:rPr>
-        <w:rFonts w:hint="default" w:ascii="Courier New" w:hAnsi="Courier New" w:cs="Courier New"/>
-      </w:rPr>
-    </w:lvl>
-    <w:lvl w:ilvl="2" w:tentative="0">
+        <w:tabs>
+          <w:tab w:val="num" w:pos="1440"/>
+        </w:tabs>
+        <w:ind w:left="1440" w:hanging="360"/>
+      </w:pPr>
+      <w:rPr>
+        <w:rFonts w:ascii="Courier New" w:hAnsi="Courier New" w:hint="default"/>
+        <w:sz w:val="20"/>
+      </w:rPr>
+    </w:lvl>
+    <w:lvl w:ilvl="2" w:tentative="1">
       <w:start w:val="1"/>
       <w:numFmt w:val="bullet"/>
       <w:lvlText w:val=""/>
       <w:lvlJc w:val="left"/>
       <w:pPr>
-        <w:ind w:left="1800" w:hanging="360"/>
-      </w:pPr>
-      <w:rPr>
-        <w:rFonts w:hint="default" w:ascii="Wingdings" w:hAnsi="Wingdings"/>
-      </w:rPr>
-    </w:lvl>
-    <w:lvl w:ilvl="3" w:tentative="0">
-      <w:start w:val="1"/>
-      <w:numFmt w:val="bullet"/>
-      <w:lvlText w:val=""/>
-      <w:lvlJc w:val="left"/>
-      <w:pPr>
-        <w:ind w:left="2520" w:hanging="360"/>
-      </w:pPr>
-      <w:rPr>
-        <w:rFonts w:hint="default" w:ascii="Symbol" w:hAnsi="Symbol"/>
-      </w:rPr>
-    </w:lvl>
-    <w:lvl w:ilvl="4" w:tentative="0">
-      <w:start w:val="1"/>
-      <w:numFmt w:val="bullet"/>
-      <w:lvlText w:val="o"/>
-      <w:lvlJc w:val="left"/>
-      <w:pPr>
-        <w:ind w:left="3240" w:hanging="360"/>
-      </w:pPr>
-      <w:rPr>
-        <w:rFonts w:hint="default" w:ascii="Courier New" w:hAnsi="Courier New" w:cs="Courier New"/>
-      </w:rPr>
-    </w:lvl>
-    <w:lvl w:ilvl="5" w:tentative="0">
+        <w:tabs>
+          <w:tab w:val="num" w:pos="2160"/>
+        </w:tabs>
+        <w:ind w:left="2160" w:hanging="360"/>
+      </w:pPr>
+      <w:rPr>
+        <w:rFonts w:ascii="Wingdings" w:hAnsi="Wingdings" w:hint="default"/>
+        <w:sz w:val="20"/>
+      </w:rPr>
+    </w:lvl>
+    <w:lvl w:ilvl="3" w:tentative="1">
       <w:start w:val="1"/>
       <w:numFmt w:val="bullet"/>
       <w:lvlText w:val=""/>
       <w:lvlJc w:val="left"/>
       <w:pPr>
-        <w:ind w:left="3960" w:hanging="360"/>
-      </w:pPr>
-      <w:rPr>
-        <w:rFonts w:hint="default" w:ascii="Wingdings" w:hAnsi="Wingdings"/>
-      </w:rPr>
-    </w:lvl>
-    <w:lvl w:ilvl="6" w:tentative="0">
-      <w:start w:val="1"/>
-      <w:numFmt w:val="bullet"/>
-      <w:lvlText w:val=""/>
-      <w:lvlJc w:val="left"/>
-      <w:pPr>
-        <w:ind w:left="4680" w:hanging="360"/>
-      </w:pPr>
-      <w:rPr>
-        <w:rFonts w:hint="default" w:ascii="Symbol" w:hAnsi="Symbol"/>
-      </w:rPr>
-    </w:lvl>
-    <w:lvl w:ilvl="7" w:tentative="0">
-      <w:start w:val="1"/>
-      <w:numFmt w:val="bullet"/>
-      <w:lvlText w:val="o"/>
-      <w:lvlJc w:val="left"/>
-      <w:pPr>
-        <w:ind w:left="5400" w:hanging="360"/>
-      </w:pPr>
-      <w:rPr>
-        <w:rFonts w:hint="default" w:ascii="Courier New" w:hAnsi="Courier New" w:cs="Courier New"/>
-      </w:rPr>
-    </w:lvl>
-    <w:lvl w:ilvl="8" w:tentative="0">
+        <w:tabs>
+          <w:tab w:val="num" w:pos="2880"/>
+        </w:tabs>
+        <w:ind w:left="2880" w:hanging="360"/>
+      </w:pPr>
+      <w:rPr>
+        <w:rFonts w:ascii="Wingdings" w:hAnsi="Wingdings" w:hint="default"/>
+        <w:sz w:val="20"/>
+      </w:rPr>
+    </w:lvl>
+    <w:lvl w:ilvl="4" w:tentative="1">
       <w:start w:val="1"/>
       <w:numFmt w:val="bullet"/>
       <w:lvlText w:val=""/>
       <w:lvlJc w:val="left"/>
       <w:pPr>
-        <w:ind w:left="6120" w:hanging="360"/>
-      </w:pPr>
-      <w:rPr>
-        <w:rFonts w:hint="default" w:ascii="Wingdings" w:hAnsi="Wingdings"/>
+        <w:tabs>
+          <w:tab w:val="num" w:pos="3600"/>
+        </w:tabs>
+        <w:ind w:left="3600" w:hanging="360"/>
+      </w:pPr>
+      <w:rPr>
+        <w:rFonts w:ascii="Wingdings" w:hAnsi="Wingdings" w:hint="default"/>
+        <w:sz w:val="20"/>
+      </w:rPr>
+    </w:lvl>
+    <w:lvl w:ilvl="5" w:tentative="1">
+      <w:start w:val="1"/>
+      <w:numFmt w:val="bullet"/>
+      <w:lvlText w:val=""/>
+      <w:lvlJc w:val="left"/>
+      <w:pPr>
+        <w:tabs>
+          <w:tab w:val="num" w:pos="4320"/>
+        </w:tabs>
+        <w:ind w:left="4320" w:hanging="360"/>
+      </w:pPr>
+      <w:rPr>
+        <w:rFonts w:ascii="Wingdings" w:hAnsi="Wingdings" w:hint="default"/>
+        <w:sz w:val="20"/>
+      </w:rPr>
+    </w:lvl>
+    <w:lvl w:ilvl="6" w:tentative="1">
+      <w:start w:val="1"/>
+      <w:numFmt w:val="bullet"/>
+      <w:lvlText w:val=""/>
+      <w:lvlJc w:val="left"/>
+      <w:pPr>
+        <w:tabs>
+          <w:tab w:val="num" w:pos="5040"/>
+        </w:tabs>
+        <w:ind w:left="5040" w:hanging="360"/>
+      </w:pPr>
+      <w:rPr>
+        <w:rFonts w:ascii="Wingdings" w:hAnsi="Wingdings" w:hint="default"/>
+        <w:sz w:val="20"/>
+      </w:rPr>
+    </w:lvl>
+    <w:lvl w:ilvl="7" w:tentative="1">
+      <w:start w:val="1"/>
+      <w:numFmt w:val="bullet"/>
+      <w:lvlText w:val=""/>
+      <w:lvlJc w:val="left"/>
+      <w:pPr>
+        <w:tabs>
+          <w:tab w:val="num" w:pos="5760"/>
+        </w:tabs>
+        <w:ind w:left="5760" w:hanging="360"/>
+      </w:pPr>
+      <w:rPr>
+        <w:rFonts w:ascii="Wingdings" w:hAnsi="Wingdings" w:hint="default"/>
+        <w:sz w:val="20"/>
+      </w:rPr>
+    </w:lvl>
+    <w:lvl w:ilvl="8" w:tentative="1">
+      <w:start w:val="1"/>
+      <w:numFmt w:val="bullet"/>
+      <w:lvlText w:val=""/>
+      <w:lvlJc w:val="left"/>
+      <w:pPr>
+        <w:tabs>
+          <w:tab w:val="num" w:pos="6480"/>
+        </w:tabs>
+        <w:ind w:left="6480" w:hanging="360"/>
+      </w:pPr>
+      <w:rPr>
+        <w:rFonts w:ascii="Wingdings" w:hAnsi="Wingdings" w:hint="default"/>
+        <w:sz w:val="20"/>
       </w:rPr>
     </w:lvl>
   </w:abstractNum>
-  <w:num w:numId="1">
+  <w:num w:numId="1" w16cid:durableId="1253902910">
+    <w:abstractNumId w:val="6"/>
+  </w:num>
+  <w:num w:numId="2" w16cid:durableId="725883533">
+    <w:abstractNumId w:val="0"/>
+  </w:num>
+  <w:num w:numId="3" w16cid:durableId="723605116">
+    <w:abstractNumId w:val="5"/>
+  </w:num>
+  <w:num w:numId="4" w16cid:durableId="154227431">
+    <w:abstractNumId w:val="8"/>
+  </w:num>
+  <w:num w:numId="5" w16cid:durableId="261189698">
+    <w:abstractNumId w:val="3"/>
+  </w:num>
+  <w:num w:numId="6" w16cid:durableId="678316016">
+    <w:abstractNumId w:val="1"/>
+  </w:num>
+  <w:num w:numId="7" w16cid:durableId="964967691">
     <w:abstractNumId w:val="4"/>
   </w:num>
-  <w:num w:numId="2">
-    <w:abstractNumId w:val="3"/>
-  </w:num>
-  <w:num w:numId="3">
-    <w:abstractNumId w:val="0"/>
-  </w:num>
-  <w:num w:numId="4">
+  <w:num w:numId="8" w16cid:durableId="1969705277">
     <w:abstractNumId w:val="2"/>
   </w:num>
-  <w:num w:numId="5">
-    <w:abstractNumId w:val="1"/>
-  </w:num>
-  <w:num w:numId="6">
-    <w:abstractNumId w:val="5"/>
+  <w:num w:numId="9" w16cid:durableId="92239687">
+    <w:abstractNumId w:val="7"/>
   </w:num>
 </w:numbering>
 </file>
 
 <file path=word/styles.xml><?xml version="1.0" encoding="utf-8"?>
-<w:styles xmlns:mc="http://schemas.openxmlformats.org/markup-compatibility/2006" xmlns:o="urn:schemas-microsoft-com:office:office" xmlns:r="http://schemas.openxmlformats.org/officeDocument/2006/relationships" xmlns:m="http://schemas.openxmlformats.org/officeDocument/2006/math" xmlns:v="urn:schemas-microsoft-com:vml" xmlns:w="http://schemas.openxmlformats.org/wordprocessingml/2006/main" xmlns:w14="http://schemas.microsoft.com/office/word/2010/wordml" xmlns:w10="urn:schemas-microsoft-com:office:word" xmlns:sl="http://schemas.openxmlformats.org/schemaLibrary/2006/main" xmlns:wpsCustomData="http://www.wps.cn/officeDocument/2013/wpsCustomData" mc:Ignorable="w14">
+<w:styles xmlns:mc="http://schemas.openxmlformats.org/markup-compatibility/2006" xmlns:r="http://schemas.openxmlformats.org/officeDocument/2006/relationships" xmlns:w="http://schemas.openxmlformats.org/wordprocessingml/2006/main" xmlns:w14="http://schemas.microsoft.com/office/word/2010/wordml" xmlns:w15="http://schemas.microsoft.com/office/word/2012/wordml" xmlns:w16cex="http://schemas.microsoft.com/office/word/2018/wordml/cex" xmlns:w16cid="http://schemas.microsoft.com/office/word/2016/wordml/cid" xmlns:w16="http://schemas.microsoft.com/office/word/2018/wordml" xmlns:w16du="http://schemas.microsoft.com/office/word/2023/wordml/word16du" xmlns:w16sdtdh="http://schemas.microsoft.com/office/word/2020/wordml/sdtdatahash" xmlns:w16sdtfl="http://schemas.microsoft.com/office/word/2024/wordml/sdtformatlock" xmlns:w16se="http://schemas.microsoft.com/office/word/2015/wordml/symex" mc:Ignorable="w14 w15 w16se w16cid w16 w16cex w16sdtdh w16sdtfl w16du">
   <w:docDefaults>
     <w:rPrDefault>
       <w:rPr>
-        <w:rFonts w:ascii="Times New Roman" w:hAnsi="Times New Roman" w:eastAsia="SimSun" w:cs="Times New Roman"/>
+        <w:rFonts w:ascii="Times New Roman" w:eastAsia="SimSun" w:hAnsi="Times New Roman" w:cs="Times New Roman"/>
+        <w:lang w:val="en-IN" w:eastAsia="en-IN" w:bidi="ar-SA"/>
       </w:rPr>
     </w:rPrDefault>
     <w:pPrDefault/>
   </w:docDefaults>
-  <w:latentStyles w:count="260" w:defQFormat="0" w:defUnhideWhenUsed="1" w:defSemiHidden="1" w:defUIPriority="99" w:defLockedState="0">
-    <w:lsdException w:qFormat="1" w:unhideWhenUsed="0" w:uiPriority="1" w:semiHidden="0" w:name="Normal"/>
-    <w:lsdException w:qFormat="1" w:unhideWhenUsed="0" w:uiPriority="1" w:semiHidden="0" w:name="heading 1"/>
-    <w:lsdException w:qFormat="1" w:unhideWhenUsed="0" w:uiPriority="1" w:semiHidden="0" w:name="heading 2"/>
-    <w:lsdException w:qFormat="1" w:uiPriority="9" w:name="heading 3"/>
-    <w:lsdException w:qFormat="1" w:uiPriority="9" w:name="heading 4"/>
-    <w:lsdException w:qFormat="1" w:uiPriority="9" w:name="heading 5"/>
-    <w:lsdException w:qFormat="1" w:uiPriority="9" w:name="heading 6"/>
-    <w:lsdException w:qFormat="1" w:uiPriority="9" w:name="heading 7"/>
-    <w:lsdException w:qFormat="1" w:uiPriority="9" w:name="heading 8"/>
-    <w:lsdException w:qFormat="1" w:uiPriority="9" w:name="heading 9"/>
-    <w:lsdException w:uiPriority="99" w:name="index 1"/>
-    <w:lsdException w:uiPriority="99" w:name="index 2"/>
-    <w:lsdException w:uiPriority="99" w:name="index 3"/>
-    <w:lsdException w:uiPriority="99" w:name="index 4"/>
-    <w:lsdException w:uiPriority="99" w:name="index 5"/>
-    <w:lsdException w:uiPriority="99" w:name="index 6"/>
-    <w:lsdException w:uiPriority="99" w:name="index 7"/>
-    <w:lsdException w:uiPriority="99" w:name="index 8"/>
-    <w:lsdException w:uiPriority="99" w:name="index 9"/>
-    <w:lsdException w:uiPriority="39" w:name="toc 1"/>
-    <w:lsdException w:uiPriority="39" w:name="toc 2"/>
-    <w:lsdException w:uiPriority="39" w:name="toc 3"/>
-    <w:lsdException w:uiPriority="39" w:name="toc 4"/>
-    <w:lsdException w:uiPriority="39" w:name="toc 5"/>
-    <w:lsdException w:uiPriority="39" w:name="toc 6"/>
-    <w:lsdException w:uiPriority="39" w:name="toc 7"/>
-    <w:lsdException w:uiPriority="39" w:name="toc 8"/>
-    <w:lsdException w:uiPriority="39" w:name="toc 9"/>
-    <w:lsdException w:uiPriority="99" w:name="Normal Indent"/>
-    <w:lsdException w:uiPriority="99" w:name="footnote text"/>
-    <w:lsdException w:uiPriority="99" w:name="annotation text"/>
-    <w:lsdException w:uiPriority="99" w:semiHidden="0" w:name="header"/>
-    <w:lsdException w:qFormat="1" w:uiPriority="99" w:semiHidden="0" w:name="footer"/>
-    <w:lsdException w:uiPriority="99" w:name="index heading"/>
-    <w:lsdException w:qFormat="1" w:uiPriority="35" w:name="caption"/>
-    <w:lsdException w:uiPriority="99" w:name="table of figures"/>
-    <w:lsdException w:uiPriority="99" w:name="envelope address"/>
-    <w:lsdException w:uiPriority="99" w:name="envelope return"/>
-    <w:lsdException w:uiPriority="99" w:name="footnote reference"/>
-    <w:lsdException w:uiPriority="99" w:name="annotation reference"/>
-    <w:lsdException w:uiPriority="99" w:name="line number"/>
-    <w:lsdException w:uiPriority="99" w:name="page number"/>
-    <w:lsdException w:uiPriority="99" w:name="endnote reference"/>
-    <w:lsdException w:uiPriority="99" w:name="endnote text"/>
-    <w:lsdException w:uiPriority="99" w:name="table of authorities"/>
-    <w:lsdException w:uiPriority="99" w:name="macro"/>
-    <w:lsdException w:uiPriority="99" w:name="toa heading"/>
-    <w:lsdException w:uiPriority="99" w:name="List"/>
-    <w:lsdException w:uiPriority="99" w:name="List Bullet"/>
-    <w:lsdException w:uiPriority="99" w:name="List Number"/>
-    <w:lsdException w:uiPriority="99" w:name="List 2"/>
-    <w:lsdException w:uiPriority="99" w:name="List 3"/>
-    <w:lsdException w:uiPriority="99" w:name="List 4"/>
-    <w:lsdException w:uiPriority="99" w:name="List 5"/>
-    <w:lsdException w:uiPriority="99" w:name="List Bullet 2"/>
-    <w:lsdException w:uiPriority="99" w:name="List Bullet 3"/>
-    <w:lsdException w:uiPriority="99" w:name="List Bullet 4"/>
-    <w:lsdException w:uiPriority="99" w:name="List Bullet 5"/>
-    <w:lsdException w:uiPriority="99" w:name="List Number 2"/>
-    <w:lsdException w:uiPriority="99" w:name="List Number 3"/>
-    <w:lsdException w:uiPriority="99" w:name="List Number 4"/>
-    <w:lsdException w:uiPriority="99" w:name="List Number 5"/>
-    <w:lsdException w:qFormat="1" w:unhideWhenUsed="0" w:uiPriority="1" w:semiHidden="0" w:name="Title"/>
-    <w:lsdException w:uiPriority="99" w:name="Closing"/>
-    <w:lsdException w:uiPriority="99" w:name="Signature"/>
-    <w:lsdException w:uiPriority="1" w:name="Default Paragraph Font"/>
-    <w:lsdException w:qFormat="1" w:unhideWhenUsed="0" w:uiPriority="1" w:semiHidden="0" w:name="Body Text"/>
-    <w:lsdException w:uiPriority="99" w:name="Body Text Indent"/>
-    <w:lsdException w:uiPriority="99" w:name="List Continue"/>
-    <w:lsdException w:uiPriority="99" w:name="List Continue 2"/>
-    <w:lsdException w:uiPriority="99" w:name="List Continue 3"/>
-    <w:lsdException w:uiPriority="99" w:name="List Continue 4"/>
-    <w:lsdException w:uiPriority="99" w:name="List Continue 5"/>
-    <w:lsdException w:uiPriority="99" w:name="Message Header"/>
-    <w:lsdException w:qFormat="1" w:unhideWhenUsed="0" w:uiPriority="11" w:semiHidden="0" w:name="Subtitle"/>
-    <w:lsdException w:uiPriority="99" w:name="Salutation"/>
-    <w:lsdException w:uiPriority="99" w:name="Date"/>
-    <w:lsdException w:uiPriority="99" w:name="Body Text First Indent"/>
-    <w:lsdException w:uiPriority="99" w:name="Body Text First Indent 2"/>
-    <w:lsdException w:uiPriority="99" w:name="Note Heading"/>
-    <w:lsdException w:uiPriority="99" w:name="Body Text 2"/>
-    <w:lsdException w:uiPriority="99" w:name="Body Text 3"/>
-    <w:lsdException w:uiPriority="99" w:name="Body Text Indent 2"/>
-    <w:lsdException w:uiPriority="99" w:name="Body Text Indent 3"/>
-    <w:lsdException w:uiPriority="99" w:name="Block Text"/>
-    <w:lsdException w:qFormat="1" w:uiPriority="99" w:semiHidden="0" w:name="Hyperlink"/>
-    <w:lsdException w:uiPriority="99" w:name="FollowedHyperlink"/>
-    <w:lsdException w:qFormat="1" w:unhideWhenUsed="0" w:uiPriority="22" w:semiHidden="0" w:name="Strong"/>
-    <w:lsdException w:qFormat="1" w:unhideWhenUsed="0" w:uiPriority="20" w:semiHidden="0" w:name="Emphasis"/>
-    <w:lsdException w:uiPriority="99" w:name="Document Map"/>
-    <w:lsdException w:uiPriority="99" w:name="Plain Text"/>
-    <w:lsdException w:uiPriority="99" w:name="E-mail Signature"/>
-    <w:lsdException w:uiPriority="99" w:name="Normal (Web)"/>
-    <w:lsdException w:uiPriority="99" w:name="HTML Acronym"/>
-    <w:lsdException w:uiPriority="99" w:name="HTML Address"/>
-    <w:lsdException w:uiPriority="99" w:name="HTML Cite"/>
-    <w:lsdException w:uiPriority="99" w:name="HTML Code"/>
-    <w:lsdException w:uiPriority="99" w:name="HTML Definition"/>
-    <w:lsdException w:uiPriority="99" w:name="HTML Keyboard"/>
-    <w:lsdException w:uiPriority="99" w:name="HTML Preformatted"/>
-    <w:lsdException w:uiPriority="99" w:name="HTML Sample"/>
-    <w:lsdException w:uiPriority="99" w:name="HTML Typewriter"/>
-    <w:lsdException w:uiPriority="99" w:name="HTML Variable"/>
-    <w:lsdException w:uiPriority="99" w:name="Normal Table"/>
-    <w:lsdException w:uiPriority="99" w:name="annotation subject"/>
-    <w:lsdException w:uiPriority="99" w:name="Table Simple 1"/>
-    <w:lsdException w:uiPriority="99" w:name="Table Simple 2"/>
-    <w:lsdException w:uiPriority="99" w:name="Table Simple 3"/>
-    <w:lsdException w:uiPriority="99" w:name="Table Classic 1"/>
-    <w:lsdException w:uiPriority="99" w:name="Table Classic 2"/>
-    <w:lsdException w:uiPriority="99" w:name="Table Classic 3"/>
-    <w:lsdException w:uiPriority="99" w:name="Table Classic 4"/>
-    <w:lsdException w:uiPriority="99" w:name="Table Colorful 1"/>
-    <w:lsdException w:uiPriority="99" w:name="Table Colorful 2"/>
-    <w:lsdException w:uiPriority="99" w:name="Table Colorful 3"/>
-    <w:lsdException w:uiPriority="99" w:name="Table Columns 1"/>
-    <w:lsdException w:uiPriority="99" w:name="Table Columns 2"/>
-    <w:lsdException w:uiPriority="99" w:name="Table Columns 3"/>
-    <w:lsdException w:uiPriority="99" w:name="Table Columns 4"/>
-    <w:lsdException w:uiPriority="99" w:name="Table Columns 5"/>
-    <w:lsdException w:uiPriority="99" w:name="Table Grid 1"/>
-    <w:lsdException w:uiPriority="99" w:name="Table Grid 2"/>
-    <w:lsdException w:uiPriority="99" w:name="Table Grid 3"/>
-    <w:lsdException w:uiPriority="99" w:name="Table Grid 4"/>
-    <w:lsdException w:uiPriority="99" w:name="Table Grid 5"/>
-    <w:lsdException w:uiPriority="99" w:name="Table Grid 6"/>
-    <w:lsdException w:uiPriority="99" w:name="Table Grid 7"/>
-    <w:lsdException w:uiPriority="99" w:name="Table Grid 8"/>
-    <w:lsdException w:uiPriority="99" w:name="Table List 1"/>
-    <w:lsdException w:uiPriority="99" w:name="Table List 2"/>
-    <w:lsdException w:uiPriority="99" w:name="Table List 3"/>
-    <w:lsdException w:uiPriority="99" w:name="Table List 4"/>
-    <w:lsdException w:uiPriority="99" w:name="Table List 5"/>
-    <w:lsdException w:uiPriority="99" w:name="Table List 6"/>
-    <w:lsdException w:uiPriority="99" w:name="Table List 7"/>
-    <w:lsdException w:uiPriority="99" w:name="Table List 8"/>
-    <w:lsdException w:uiPriority="99" w:name="Table 3D effects 1"/>
-    <w:lsdException w:uiPriority="99" w:name="Table 3D effects 2"/>
-    <w:lsdException w:uiPriority="99" w:name="Table 3D effects 3"/>
-    <w:lsdException w:uiPriority="99" w:name="Table Contemporary"/>
-    <w:lsdException w:uiPriority="99" w:name="Table Elegant"/>
-    <w:lsdException w:uiPriority="99" w:name="Table Professional"/>
-    <w:lsdException w:uiPriority="99" w:name="Table Subtle 1"/>
-    <w:lsdException w:uiPriority="99" w:name="Table Subtle 2"/>
-    <w:lsdException w:uiPriority="99" w:name="Table Web 1"/>
-    <w:lsdException w:uiPriority="99" w:name="Table Web 2"/>
-    <w:lsdException w:uiPriority="99" w:name="Table Web 3"/>
-    <w:lsdException w:uiPriority="99" w:name="Balloon Text"/>
-    <w:lsdException w:unhideWhenUsed="0" w:uiPriority="39" w:semiHidden="0" w:name="Table Grid"/>
-    <w:lsdException w:uiPriority="99" w:name="Table Theme"/>
-    <w:lsdException w:unhideWhenUsed="0" w:uiPriority="60" w:semiHidden="0" w:name="Light Shading"/>
-    <w:lsdException w:unhideWhenUsed="0" w:uiPriority="61" w:semiHidden="0" w:name="Light List"/>
-    <w:lsdException w:unhideWhenUsed="0" w:uiPriority="62" w:semiHidden="0" w:name="Light Grid"/>
-    <w:lsdException w:unhideWhenUsed="0" w:uiPriority="63" w:semiHidden="0" w:name="Medium Shading 1"/>
-    <w:lsdException w:unhideWhenUsed="0" w:uiPriority="64" w:semiHidden="0" w:name="Medium Shading 2"/>
-    <w:lsdException w:unhideWhenUsed="0" w:uiPriority="65" w:semiHidden="0" w:name="Medium List 1"/>
-    <w:lsdException w:unhideWhenUsed="0" w:uiPriority="66" w:semiHidden="0" w:name="Medium List 2"/>
-    <w:lsdException w:unhideWhenUsed="0" w:uiPriority="67" w:semiHidden="0" w:name="Medium Grid 1"/>
-    <w:lsdException w:unhideWhenUsed="0" w:uiPriority="68" w:semiHidden="0" w:name="Medium Grid 2"/>
-    <w:lsdException w:unhideWhenUsed="0" w:uiPriority="69" w:semiHidden="0" w:name="Medium Grid 3"/>
-    <w:lsdException w:unhideWhenUsed="0" w:uiPriority="70" w:semiHidden="0" w:name="Dark List"/>
-    <w:lsdException w:unhideWhenUsed="0" w:uiPriority="71" w:semiHidden="0" w:name="Colorful Shading"/>
-    <w:lsdException w:unhideWhenUsed="0" w:uiPriority="72" w:semiHidden="0" w:name="Colorful List"/>
-    <w:lsdException w:unhideWhenUsed="0" w:uiPriority="73" w:semiHidden="0" w:name="Colorful Grid"/>
-    <w:lsdException w:unhideWhenUsed="0" w:uiPriority="60" w:semiHidden="0" w:name="Light Shading Accent 1"/>
-    <w:lsdException w:unhideWhenUsed="0" w:uiPriority="61" w:semiHidden="0" w:name="Light List Accent 1"/>
-    <w:lsdException w:unhideWhenUsed="0" w:uiPriority="62" w:semiHidden="0" w:name="Light Grid Accent 1"/>
-    <w:lsdException w:unhideWhenUsed="0" w:uiPriority="63" w:semiHidden="0" w:name="Medium Shading 1 Accent 1"/>
-    <w:lsdException w:unhideWhenUsed="0" w:uiPriority="64" w:semiHidden="0" w:name="Medium Shading 2 Accent 1"/>
-    <w:lsdException w:unhideWhenUsed="0" w:uiPriority="65" w:semiHidden="0" w:name="Medium List 1 Accent 1"/>
-    <w:lsdException w:qFormat="1" w:unhideWhenUsed="0" w:uiPriority="34" w:semiHidden="0" w:name="List Paragraph"/>
-    <w:lsdException w:unhideWhenUsed="0" w:uiPriority="66" w:semiHidden="0" w:name="Medium List 2 Accent 1"/>
-    <w:lsdException w:unhideWhenUsed="0" w:uiPriority="67" w:semiHidden="0" w:name="Medium Grid 1 Accent 1"/>
-    <w:lsdException w:unhideWhenUsed="0" w:uiPriority="68" w:semiHidden="0" w:name="Medium Grid 2 Accent 1"/>
-    <w:lsdException w:unhideWhenUsed="0" w:uiPriority="69" w:semiHidden="0" w:name="Medium Grid 3 Accent 1"/>
-    <w:lsdException w:unhideWhenUsed="0" w:uiPriority="70" w:semiHidden="0" w:name="Dark List Accent 1"/>
-    <w:lsdException w:unhideWhenUsed="0" w:uiPriority="71" w:semiHidden="0" w:name="Colorful Shading Accent 1"/>
-    <w:lsdException w:unhideWhenUsed="0" w:uiPriority="72" w:semiHidden="0" w:name="Colorful List Accent 1"/>
-    <w:lsdException w:unhideWhenUsed="0" w:uiPriority="73" w:semiHidden="0" w:name="Colorful Grid Accent 1"/>
-    <w:lsdException w:unhideWhenUsed="0" w:uiPriority="60" w:semiHidden="0" w:name="Light Shading Accent 2"/>
-    <w:lsdException w:unhideWhenUsed="0" w:uiPriority="61" w:semiHidden="0" w:name="Light List Accent 2"/>
-    <w:lsdException w:unhideWhenUsed="0" w:uiPriority="62" w:semiHidden="0" w:name="Light Grid Accent 2"/>
-    <w:lsdException w:unhideWhenUsed="0" w:uiPriority="63" w:semiHidden="0" w:name="Medium Shading 1 Accent 2"/>
-    <w:lsdException w:unhideWhenUsed="0" w:uiPriority="64" w:semiHidden="0" w:name="Medium Shading 2 Accent 2"/>
-    <w:lsdException w:unhideWhenUsed="0" w:uiPriority="65" w:semiHidden="0" w:name="Medium List 1 Accent 2"/>
-    <w:lsdException w:unhideWhenUsed="0" w:uiPriority="66" w:semiHidden="0" w:name="Medium List 2 Accent 2"/>
-    <w:lsdException w:unhideWhenUsed="0" w:uiPriority="67" w:semiHidden="0" w:name="Medium Grid 1 Accent 2"/>
-    <w:lsdException w:unhideWhenUsed="0" w:uiPriority="68" w:semiHidden="0" w:name="Medium Grid 2 Accent 2"/>
-    <w:lsdException w:unhideWhenUsed="0" w:uiPriority="69" w:semiHidden="0" w:name="Medium Grid 3 Accent 2"/>
-    <w:lsdException w:unhideWhenUsed="0" w:uiPriority="70" w:semiHidden="0" w:name="Dark List Accent 2"/>
-    <w:lsdException w:unhideWhenUsed="0" w:uiPriority="71" w:semiHidden="0" w:name="Colorful Shading Accent 2"/>
-    <w:lsdException w:unhideWhenUsed="0" w:uiPriority="72" w:semiHidden="0" w:name="Colorful List Accent 2"/>
-    <w:lsdException w:unhideWhenUsed="0" w:uiPriority="73" w:semiHidden="0" w:name="Colorful Grid Accent 2"/>
-    <w:lsdException w:unhideWhenUsed="0" w:uiPriority="60" w:semiHidden="0" w:name="Light Shading Accent 3"/>
-    <w:lsdException w:unhideWhenUsed="0" w:uiPriority="61" w:semiHidden="0" w:name="Light List Accent 3"/>
-    <w:lsdException w:unhideWhenUsed="0" w:uiPriority="62" w:semiHidden="0" w:name="Light Grid Accent 3"/>
-    <w:lsdException w:unhideWhenUsed="0" w:uiPriority="63" w:semiHidden="0" w:name="Medium Shading 1 Accent 3"/>
-    <w:lsdException w:unhideWhenUsed="0" w:uiPriority="64" w:semiHidden="0" w:name="Medium Shading 2 Accent 3"/>
-    <w:lsdException w:unhideWhenUsed="0" w:uiPriority="65" w:semiHidden="0" w:name="Medium List 1 Accent 3"/>
-    <w:lsdException w:unhideWhenUsed="0" w:uiPriority="66" w:semiHidden="0" w:name="Medium List 2 Accent 3"/>
-    <w:lsdException w:unhideWhenUsed="0" w:uiPriority="67" w:semiHidden="0" w:name="Medium Grid 1 Accent 3"/>
-    <w:lsdException w:unhideWhenUsed="0" w:uiPriority="68" w:semiHidden="0" w:name="Medium Grid 2 Accent 3"/>
-    <w:lsdException w:unhideWhenUsed="0" w:uiPriority="69" w:semiHidden="0" w:name="Medium Grid 3 Accent 3"/>
-    <w:lsdException w:unhideWhenUsed="0" w:uiPriority="70" w:semiHidden="0" w:name="Dark List Accent 3"/>
-    <w:lsdException w:unhideWhenUsed="0" w:uiPriority="71" w:semiHidden="0" w:name="Colorful Shading Accent 3"/>
-    <w:lsdException w:unhideWhenUsed="0" w:uiPriority="72" w:semiHidden="0" w:name="Colorful List Accent 3"/>
-    <w:lsdException w:unhideWhenUsed="0" w:uiPriority="73" w:semiHidden="0" w:name="Colorful Grid Accent 3"/>
-    <w:lsdException w:unhideWhenUsed="0" w:uiPriority="60" w:semiHidden="0" w:name="Light Shading Accent 4"/>
-    <w:lsdException w:unhideWhenUsed="0" w:uiPriority="61" w:semiHidden="0" w:name="Light List Accent 4"/>
-    <w:lsdException w:unhideWhenUsed="0" w:uiPriority="62" w:semiHidden="0" w:name="Light Grid Accent 4"/>
-    <w:lsdException w:unhideWhenUsed="0" w:uiPriority="63" w:semiHidden="0" w:name="Medium Shading 1 Accent 4"/>
-    <w:lsdException w:unhideWhenUsed="0" w:uiPriority="64" w:semiHidden="0" w:name="Medium Shading 2 Accent 4"/>
-    <w:lsdException w:unhideWhenUsed="0" w:uiPriority="65" w:semiHidden="0" w:name="Medium List 1 Accent 4"/>
-    <w:lsdException w:unhideWhenUsed="0" w:uiPriority="66" w:semiHidden="0" w:name="Medium List 2 Accent 4"/>
-    <w:lsdException w:unhideWhenUsed="0" w:uiPriority="67" w:semiHidden="0" w:name="Medium Grid 1 Accent 4"/>
-    <w:lsdException w:unhideWhenUsed="0" w:uiPriority="68" w:semiHidden="0" w:name="Medium Grid 2 Accent 4"/>
-    <w:lsdException w:unhideWhenUsed="0" w:uiPriority="69" w:semiHidden="0" w:name="Medium Grid 3 Accent 4"/>
-    <w:lsdException w:unhideWhenUsed="0" w:uiPriority="70" w:semiHidden="0" w:name="Dark List Accent 4"/>
-    <w:lsdException w:unhideWhenUsed="0" w:uiPriority="71" w:semiHidden="0" w:name="Colorful Shading Accent 4"/>
-    <w:lsdException w:unhideWhenUsed="0" w:uiPriority="72" w:semiHidden="0" w:name="Colorful List Accent 4"/>
-    <w:lsdException w:unhideWhenUsed="0" w:uiPriority="73" w:semiHidden="0" w:name="Colorful Grid Accent 4"/>
-    <w:lsdException w:unhideWhenUsed="0" w:uiPriority="60" w:semiHidden="0" w:name="Light Shading Accent 5"/>
-    <w:lsdException w:unhideWhenUsed="0" w:uiPriority="61" w:semiHidden="0" w:name="Light List Accent 5"/>
-    <w:lsdException w:unhideWhenUsed="0" w:uiPriority="62" w:semiHidden="0" w:name="Light Grid Accent 5"/>
-    <w:lsdException w:unhideWhenUsed="0" w:uiPriority="63" w:semiHidden="0" w:name="Medium Shading 1 Accent 5"/>
-    <w:lsdException w:unhideWhenUsed="0" w:uiPriority="64" w:semiHidden="0" w:name="Medium Shading 2 Accent 5"/>
-    <w:lsdException w:unhideWhenUsed="0" w:uiPriority="65" w:semiHidden="0" w:name="Medium List 1 Accent 5"/>
-    <w:lsdException w:unhideWhenUsed="0" w:uiPriority="66" w:semiHidden="0" w:name="Medium List 2 Accent 5"/>
-    <w:lsdException w:unhideWhenUsed="0" w:uiPriority="67" w:semiHidden="0" w:name="Medium Grid 1 Accent 5"/>
-    <w:lsdException w:unhideWhenUsed="0" w:uiPriority="68" w:semiHidden="0" w:name="Medium Grid 2 Accent 5"/>
-    <w:lsdException w:unhideWhenUsed="0" w:uiPriority="69" w:semiHidden="0" w:name="Medium Grid 3 Accent 5"/>
-    <w:lsdException w:unhideWhenUsed="0" w:uiPriority="70" w:semiHidden="0" w:name="Dark List Accent 5"/>
-    <w:lsdException w:unhideWhenUsed="0" w:uiPriority="71" w:semiHidden="0" w:name="Colorful Shading Accent 5"/>
-    <w:lsdException w:unhideWhenUsed="0" w:uiPriority="72" w:semiHidden="0" w:name="Colorful List Accent 5"/>
-    <w:lsdException w:unhideWhenUsed="0" w:uiPriority="73" w:semiHidden="0" w:name="Colorful Grid Accent 5"/>
-    <w:lsdException w:unhideWhenUsed="0" w:uiPriority="60" w:semiHidden="0" w:name="Light Shading Accent 6"/>
-    <w:lsdException w:unhideWhenUsed="0" w:uiPriority="61" w:semiHidden="0" w:name="Light List Accent 6"/>
-    <w:lsdException w:unhideWhenUsed="0" w:uiPriority="62" w:semiHidden="0" w:name="Light Grid Accent 6"/>
-    <w:lsdException w:unhideWhenUsed="0" w:uiPriority="63" w:semiHidden="0" w:name="Medium Shading 1 Accent 6"/>
-    <w:lsdException w:unhideWhenUsed="0" w:uiPriority="64" w:semiHidden="0" w:name="Medium Shading 2 Accent 6"/>
-    <w:lsdException w:unhideWhenUsed="0" w:uiPriority="65" w:semiHidden="0" w:name="Medium List 1 Accent 6"/>
-    <w:lsdException w:unhideWhenUsed="0" w:uiPriority="66" w:semiHidden="0" w:name="Medium List 2 Accent 6"/>
-    <w:lsdException w:unhideWhenUsed="0" w:uiPriority="67" w:semiHidden="0" w:name="Medium Grid 1 Accent 6"/>
-    <w:lsdException w:unhideWhenUsed="0" w:uiPriority="68" w:semiHidden="0" w:name="Medium Grid 2 Accent 6"/>
-    <w:lsdException w:unhideWhenUsed="0" w:uiPriority="69" w:semiHidden="0" w:name="Medium Grid 3 Accent 6"/>
-    <w:lsdException w:unhideWhenUsed="0" w:uiPriority="70" w:semiHidden="0" w:name="Dark List Accent 6"/>
-    <w:lsdException w:unhideWhenUsed="0" w:uiPriority="71" w:semiHidden="0" w:name="Colorful Shading Accent 6"/>
-    <w:lsdException w:unhideWhenUsed="0" w:uiPriority="72" w:semiHidden="0" w:name="Colorful List Accent 6"/>
-    <w:lsdException w:unhideWhenUsed="0" w:uiPriority="73" w:semiHidden="0" w:name="Colorful Grid Accent 6"/>
+  <w:latentStyles w:defLockedState="0" w:defUIPriority="99" w:defSemiHidden="0" w:defUnhideWhenUsed="0" w:defQFormat="0" w:count="376">
+    <w:lsdException w:name="Normal" w:uiPriority="1" w:qFormat="1"/>
+    <w:lsdException w:name="heading 1" w:uiPriority="1" w:qFormat="1"/>
+    <w:lsdException w:name="heading 2" w:uiPriority="1" w:qFormat="1"/>
+    <w:lsdException w:name="heading 3" w:semiHidden="1" w:uiPriority="9" w:unhideWhenUsed="1" w:qFormat="1"/>
+    <w:lsdException w:name="heading 4" w:semiHidden="1" w:uiPriority="9" w:unhideWhenUsed="1" w:qFormat="1"/>
+    <w:lsdException w:name="heading 5" w:semiHidden="1" w:uiPriority="9" w:unhideWhenUsed="1" w:qFormat="1"/>
+    <w:lsdException w:name="heading 6" w:semiHidden="1" w:uiPriority="9" w:unhideWhenUsed="1" w:qFormat="1"/>
+    <w:lsdException w:name="heading 7" w:semiHidden="1" w:uiPriority="9" w:unhideWhenUsed="1" w:qFormat="1"/>
+    <w:lsdException w:name="heading 8" w:semiHidden="1" w:uiPriority="9" w:unhideWhenUsed="1" w:qFormat="1"/>
+    <w:lsdException w:name="heading 9" w:semiHidden="1" w:uiPriority="9" w:unhideWhenUsed="1" w:qFormat="1"/>
+    <w:lsdException w:name="index 1" w:semiHidden="1" w:unhideWhenUsed="1"/>
+    <w:lsdException w:name="index 2" w:semiHidden="1" w:unhideWhenUsed="1"/>
+    <w:lsdException w:name="index 3" w:semiHidden="1" w:unhideWhenUsed="1"/>
+    <w:lsdException w:name="index 4" w:semiHidden="1" w:unhideWhenUsed="1"/>
+    <w:lsdException w:name="index 5" w:semiHidden="1" w:unhideWhenUsed="1"/>
+    <w:lsdException w:name="index 6" w:semiHidden="1" w:unhideWhenUsed="1"/>
+    <w:lsdException w:name="index 7" w:semiHidden="1" w:unhideWhenUsed="1"/>
+    <w:lsdException w:name="index 8" w:semiHidden="1" w:unhideWhenUsed="1"/>
+    <w:lsdException w:name="index 9" w:semiHidden="1" w:unhideWhenUsed="1"/>
+    <w:lsdException w:name="toc 1" w:semiHidden="1" w:uiPriority="39" w:unhideWhenUsed="1"/>
+    <w:lsdException w:name="toc 2" w:semiHidden="1" w:uiPriority="39" w:unhideWhenUsed="1"/>
+    <w:lsdException w:name="toc 3" w:semiHidden="1" w:uiPriority="39" w:unhideWhenUsed="1"/>
+    <w:lsdException w:name="toc 4" w:semiHidden="1" w:uiPriority="39" w:unhideWhenUsed="1"/>
+    <w:lsdException w:name="toc 5" w:semiHidden="1" w:uiPriority="39" w:unhideWhenUsed="1"/>
+    <w:lsdException w:name="toc 6" w:semiHidden="1" w:uiPriority="39" w:unhideWhenUsed="1"/>
+    <w:lsdException w:name="toc 7" w:semiHidden="1" w:uiPriority="39" w:unhideWhenUsed="1"/>
+    <w:lsdException w:name="toc 8" w:semiHidden="1" w:uiPriority="39" w:unhideWhenUsed="1"/>
+    <w:lsdException w:name="toc 9" w:semiHidden="1" w:uiPriority="39" w:unhideWhenUsed="1"/>
+    <w:lsdException w:name="Normal Indent" w:semiHidden="1" w:unhideWhenUsed="1"/>
+    <w:lsdException w:name="footnote text" w:semiHidden="1" w:unhideWhenUsed="1"/>
+    <w:lsdException w:name="annotation text" w:semiHidden="1" w:unhideWhenUsed="1"/>
+    <w:lsdException w:name="header" w:unhideWhenUsed="1"/>
+    <w:lsdException w:name="footer" w:unhideWhenUsed="1" w:qFormat="1"/>
+    <w:lsdException w:name="index heading" w:semiHidden="1" w:unhideWhenUsed="1"/>
+    <w:lsdException w:name="caption" w:semiHidden="1" w:uiPriority="35" w:unhideWhenUsed="1" w:qFormat="1"/>
+    <w:lsdException w:name="table of figures" w:semiHidden="1" w:unhideWhenUsed="1"/>
+    <w:lsdException w:name="envelope address" w:semiHidden="1" w:unhideWhenUsed="1"/>
+    <w:lsdException w:name="envelope return" w:semiHidden="1" w:unhideWhenUsed="1"/>
+    <w:lsdException w:name="footnote reference" w:semiHidden="1" w:unhideWhenUsed="1"/>
+    <w:lsdException w:name="annotation reference" w:semiHidden="1" w:unhideWhenUsed="1"/>
+    <w:lsdException w:name="line number" w:semiHidden="1" w:unhideWhenUsed="1"/>
+    <w:lsdException w:name="page number" w:semiHidden="1" w:unhideWhenUsed="1"/>
+    <w:lsdException w:name="endnote reference" w:semiHidden="1" w:unhideWhenUsed="1"/>
+    <w:lsdException w:name="endnote text" w:semiHidden="1" w:unhideWhenUsed="1"/>
+    <w:lsdException w:name="table of authorities" w:semiHidden="1" w:unhideWhenUsed="1"/>
+    <w:lsdException w:name="macro" w:semiHidden="1" w:unhideWhenUsed="1"/>
+    <w:lsdException w:name="toa heading" w:semiHidden="1" w:unhideWhenUsed="1"/>
+    <w:lsdException w:name="List" w:semiHidden="1" w:unhideWhenUsed="1"/>
+    <w:lsdException w:name="List Bullet" w:semiHidden="1" w:unhideWhenUsed="1"/>
+    <w:lsdException w:name="List Number" w:semiHidden="1" w:unhideWhenUsed="1"/>
+    <w:lsdException w:name="List 2" w:semiHidden="1" w:unhideWhenUsed="1"/>
+    <w:lsdException w:name="List 3" w:semiHidden="1" w:unhideWhenUsed="1"/>
+    <w:lsdException w:name="List 4" w:semiHidden="1" w:unhideWhenUsed="1"/>
+    <w:lsdException w:name="List 5" w:semiHidden="1" w:unhideWhenUsed="1"/>
+    <w:lsdException w:name="List Bullet 2" w:semiHidden="1" w:unhideWhenUsed="1"/>
+    <w:lsdException w:name="List Bullet 3" w:semiHidden="1" w:unhideWhenUsed="1"/>
+    <w:lsdException w:name="List Bullet 4" w:semiHidden="1" w:unhideWhenUsed="1"/>
+    <w:lsdException w:name="List Bullet 5" w:semiHidden="1" w:unhideWhenUsed="1"/>
+    <w:lsdException w:name="List Number 2" w:semiHidden="1" w:unhideWhenUsed="1"/>
+    <w:lsdException w:name="List Number 3" w:semiHidden="1" w:unhideWhenUsed="1"/>
+    <w:lsdException w:name="List Number 4" w:semiHidden="1" w:unhideWhenUsed="1"/>
+    <w:lsdException w:name="List Number 5" w:semiHidden="1" w:unhideWhenUsed="1"/>
+    <w:lsdException w:name="Title" w:uiPriority="1" w:qFormat="1"/>
+    <w:lsdException w:name="Closing" w:semiHidden="1" w:unhideWhenUsed="1"/>
+    <w:lsdException w:name="Signature" w:semiHidden="1" w:unhideWhenUsed="1"/>
+    <w:lsdException w:name="Default Paragraph Font" w:semiHidden="1" w:uiPriority="1" w:unhideWhenUsed="1"/>
+    <w:lsdException w:name="Body Text" w:uiPriority="1" w:qFormat="1"/>
+    <w:lsdException w:name="Body Text Indent" w:semiHidden="1" w:unhideWhenUsed="1"/>
+    <w:lsdException w:name="List Continue" w:semiHidden="1" w:unhideWhenUsed="1"/>
+    <w:lsdException w:name="List Continue 2" w:semiHidden="1" w:unhideWhenUsed="1"/>
+    <w:lsdException w:name="List Continue 3" w:semiHidden="1" w:unhideWhenUsed="1"/>
+    <w:lsdException w:name="List Continue 4" w:semiHidden="1" w:unhideWhenUsed="1"/>
+    <w:lsdException w:name="List Continue 5" w:semiHidden="1" w:unhideWhenUsed="1"/>
+    <w:lsdException w:name="Message Header" w:semiHidden="1" w:unhideWhenUsed="1"/>
+    <w:lsdException w:name="Subtitle" w:uiPriority="11" w:qFormat="1"/>
+    <w:lsdException w:name="Salutation" w:semiHidden="1" w:unhideWhenUsed="1"/>
+    <w:lsdException w:name="Date" w:semiHidden="1" w:unhideWhenUsed="1"/>
+    <w:lsdException w:name="Body Text First Indent" w:semiHidden="1" w:unhideWhenUsed="1"/>
+    <w:lsdException w:name="Body Text First Indent 2" w:semiHidden="1" w:unhideWhenUsed="1"/>
+    <w:lsdException w:name="Note Heading" w:semiHidden="1" w:unhideWhenUsed="1"/>
+    <w:lsdException w:name="Body Text 2" w:semiHidden="1" w:unhideWhenUsed="1"/>
+    <w:lsdException w:name="Body Text 3" w:semiHidden="1" w:unhideWhenUsed="1"/>
+    <w:lsdException w:name="Body Text Indent 2" w:semiHidden="1" w:unhideWhenUsed="1"/>
+    <w:lsdException w:name="Body Text Indent 3" w:semiHidden="1" w:unhideWhenUsed="1"/>
+    <w:lsdException w:name="Block Text" w:semiHidden="1" w:unhideWhenUsed="1"/>
+    <w:lsdException w:name="Hyperlink" w:unhideWhenUsed="1"/>
+    <w:lsdException w:name="FollowedHyperlink" w:semiHidden="1" w:unhideWhenUsed="1"/>
+    <w:lsdException w:name="Strong" w:uiPriority="22" w:qFormat="1"/>
+    <w:lsdException w:name="Emphasis" w:uiPriority="20" w:qFormat="1"/>
+    <w:lsdException w:name="Document Map" w:semiHidden="1" w:unhideWhenUsed="1"/>
+    <w:lsdException w:name="Plain Text" w:semiHidden="1" w:unhideWhenUsed="1"/>
+    <w:lsdException w:name="E-mail Signature" w:semiHidden="1" w:unhideWhenUsed="1"/>
+    <w:lsdException w:name="HTML Top of Form" w:semiHidden="1" w:unhideWhenUsed="1"/>
+    <w:lsdException w:name="HTML Bottom of Form" w:semiHidden="1" w:unhideWhenUsed="1"/>
+    <w:lsdException w:name="Normal (Web)" w:semiHidden="1" w:unhideWhenUsed="1"/>
+    <w:lsdException w:name="HTML Acronym" w:semiHidden="1" w:unhideWhenUsed="1"/>
+    <w:lsdException w:name="HTML Address" w:semiHidden="1" w:unhideWhenUsed="1"/>
+    <w:lsdException w:name="HTML Cite" w:semiHidden="1" w:unhideWhenUsed="1"/>
+    <w:lsdException w:name="HTML Code" w:semiHidden="1" w:unhideWhenUsed="1"/>
+    <w:lsdException w:name="HTML Definition" w:semiHidden="1" w:unhideWhenUsed="1"/>
+    <w:lsdException w:name="HTML Keyboard" w:semiHidden="1" w:unhideWhenUsed="1"/>
+    <w:lsdException w:name="HTML Preformatted" w:semiHidden="1" w:unhideWhenUsed="1"/>
+    <w:lsdException w:name="HTML Sample" w:semiHidden="1" w:unhideWhenUsed="1"/>
+    <w:lsdException w:name="HTML Typewriter" w:semiHidden="1" w:unhideWhenUsed="1"/>
+    <w:lsdException w:name="HTML Variable" w:semiHidden="1" w:unhideWhenUsed="1"/>
+    <w:lsdException w:name="Normal Table" w:semiHidden="1" w:unhideWhenUsed="1"/>
+    <w:lsdException w:name="annotation subject" w:semiHidden="1" w:unhideWhenUsed="1"/>
+    <w:lsdException w:name="No List" w:semiHidden="1" w:unhideWhenUsed="1"/>
+    <w:lsdException w:name="Outline List 1" w:semiHidden="1" w:unhideWhenUsed="1"/>
+    <w:lsdException w:name="Outline List 2" w:semiHidden="1" w:unhideWhenUsed="1"/>
+    <w:lsdException w:name="Outline List 3" w:semiHidden="1" w:unhideWhenUsed="1"/>
+    <w:lsdException w:name="Table Simple 1" w:semiHidden="1" w:unhideWhenUsed="1"/>
+    <w:lsdException w:name="Table Simple 2" w:semiHidden="1" w:unhideWhenUsed="1"/>
+    <w:lsdException w:name="Table Simple 3" w:semiHidden="1" w:unhideWhenUsed="1"/>
+    <w:lsdException w:name="Table Classic 1" w:semiHidden="1" w:unhideWhenUsed="1"/>
+    <w:lsdException w:name="Table Classic 2" w:semiHidden="1" w:unhideWhenUsed="1"/>
+    <w:lsdException w:name="Table Classic 3" w:semiHidden="1" w:unhideWhenUsed="1"/>
+    <w:lsdException w:name="Table Classic 4" w:semiHidden="1" w:unhideWhenUsed="1"/>
+    <w:lsdException w:name="Table Colorful 1" w:semiHidden="1" w:unhideWhenUsed="1"/>
+    <w:lsdException w:name="Table Colorful 2" w:semiHidden="1" w:unhideWhenUsed="1"/>
+    <w:lsdException w:name="Table Colorful 3" w:semiHidden="1" w:unhideWhenUsed="1"/>
+    <w:lsdException w:name="Table Columns 1" w:semiHidden="1" w:unhideWhenUsed="1"/>
+    <w:lsdException w:name="Table Columns 2" w:semiHidden="1" w:unhideWhenUsed="1"/>
+    <w:lsdException w:name="Table Columns 3" w:semiHidden="1" w:unhideWhenUsed="1"/>
+    <w:lsdException w:name="Table Columns 4" w:semiHidden="1" w:unhideWhenUsed="1"/>
+    <w:lsdException w:name="Table Columns 5" w:semiHidden="1" w:unhideWhenUsed="1"/>
+    <w:lsdException w:name="Table Grid 1" w:semiHidden="1" w:unhideWhenUsed="1"/>
+    <w:lsdException w:name="Table Grid 2" w:semiHidden="1" w:unhideWhenUsed="1"/>
+    <w:lsdException w:name="Table Grid 3" w:semiHidden="1" w:unhideWhenUsed="1"/>
+    <w:lsdException w:name="Table Grid 4" w:semiHidden="1" w:unhideWhenUsed="1"/>
+    <w:lsdException w:name="Table Grid 5" w:semiHidden="1" w:unhideWhenUsed="1"/>
+    <w:lsdException w:name="Table Grid 6" w:semiHidden="1" w:unhideWhenUsed="1"/>
+    <w:lsdException w:name="Table Grid 7" w:semiHidden="1" w:unhideWhenUsed="1"/>
+    <w:lsdException w:name="Table Grid 8" w:semiHidden="1" w:unhideWhenUsed="1"/>
+    <w:lsdException w:name="Table List 1" w:semiHidden="1" w:unhideWhenUsed="1"/>
+    <w:lsdException w:name="Table List 2" w:semiHidden="1" w:unhideWhenUsed="1"/>
+    <w:lsdException w:name="Table List 3" w:semiHidden="1" w:unhideWhenUsed="1"/>
+    <w:lsdException w:name="Table List 4" w:semiHidden="1" w:unhideWhenUsed="1"/>
+    <w:lsdException w:name="Table List 5" w:semiHidden="1" w:unhideWhenUsed="1"/>
+    <w:lsdException w:name="Table List 6" w:semiHidden="1" w:unhideWhenUsed="1"/>
+    <w:lsdException w:name="Table List 7" w:semiHidden="1" w:unhideWhenUsed="1"/>
+    <w:lsdException w:name="Table List 8" w:semiHidden="1" w:unhideWhenUsed="1"/>
+    <w:lsdException w:name="Table 3D effects 1" w:semiHidden="1" w:unhideWhenUsed="1"/>
+    <w:lsdException w:name="Table 3D effects 2" w:semiHidden="1" w:unhideWhenUsed="1"/>
+    <w:lsdException w:name="Table 3D effects 3" w:semiHidden="1" w:unhideWhenUsed="1"/>
+    <w:lsdException w:name="Table Contemporary" w:semiHidden="1" w:unhideWhenUsed="1"/>
+    <w:lsdException w:name="Table Elegant" w:semiHidden="1" w:unhideWhenUsed="1"/>
+    <w:lsdException w:name="Table Professional" w:semiHidden="1" w:unhideWhenUsed="1"/>
+    <w:lsdException w:name="Table Subtle 1" w:semiHidden="1" w:unhideWhenUsed="1"/>
+    <w:lsdException w:name="Table Subtle 2" w:semiHidden="1" w:unhideWhenUsed="1"/>
+    <w:lsdException w:name="Table Web 1" w:semiHidden="1" w:unhideWhenUsed="1"/>
+    <w:lsdException w:name="Table Web 2" w:semiHidden="1" w:unhideWhenUsed="1"/>
+    <w:lsdException w:name="Table Web 3" w:semiHidden="1" w:unhideWhenUsed="1"/>
+    <w:lsdException w:name="Balloon Text" w:semiHidden="1" w:unhideWhenUsed="1"/>
+    <w:lsdException w:name="Table Grid" w:uiPriority="39"/>
+    <w:lsdException w:name="Table Theme" w:semiHidden="1" w:unhideWhenUsed="1"/>
+    <w:lsdException w:name="Placeholder Text" w:semiHidden="1" w:unhideWhenUsed="1"/>
+    <w:lsdException w:name="No Spacing" w:semiHidden="1" w:unhideWhenUsed="1"/>
+    <w:lsdException w:name="Light Shading" w:uiPriority="60"/>
+    <w:lsdException w:name="Light List" w:uiPriority="61"/>
+    <w:lsdException w:name="Light Grid" w:uiPriority="62"/>
+    <w:lsdException w:name="Medium Shading 1" w:uiPriority="63"/>
+    <w:lsdException w:name="Medium Shading 2" w:uiPriority="64"/>
+    <w:lsdException w:name="Medium List 1" w:uiPriority="65"/>
+    <w:lsdException w:name="Medium List 2" w:uiPriority="66"/>
+    <w:lsdException w:name="Medium Grid 1" w:uiPriority="67"/>
+    <w:lsdException w:name="Medium Grid 2" w:uiPriority="68"/>
+    <w:lsdException w:name="Medium Grid 3" w:uiPriority="69"/>
+    <w:lsdException w:name="Dark List" w:uiPriority="70"/>
+    <w:lsdException w:name="Colorful Shading" w:uiPriority="71"/>
+    <w:lsdException w:name="Colorful List" w:uiPriority="72"/>
+    <w:lsdException w:name="Colorful Grid" w:uiPriority="73"/>
+    <w:lsdException w:name="Light Shading Accent 1" w:uiPriority="60"/>
+    <w:lsdException w:name="Light List Accent 1" w:uiPriority="61"/>
+    <w:lsdException w:name="Light Grid Accent 1" w:uiPriority="62"/>
+    <w:lsdException w:name="Medium Shading 1 Accent 1" w:uiPriority="63"/>
+    <w:lsdException w:name="Medium Shading 2 Accent 1" w:uiPriority="64"/>
+    <w:lsdException w:name="Medium List 1 Accent 1" w:uiPriority="65"/>
+    <w:lsdException w:name="Revision" w:semiHidden="1" w:unhideWhenUsed="1"/>
+    <w:lsdException w:name="List Paragraph" w:uiPriority="34" w:qFormat="1"/>
+    <w:lsdException w:name="Quote" w:semiHidden="1" w:unhideWhenUsed="1"/>
+    <w:lsdException w:name="Intense Quote" w:semiHidden="1" w:unhideWhenUsed="1"/>
+    <w:lsdException w:name="Medium List 2 Accent 1" w:uiPriority="66"/>
+    <w:lsdException w:name="Medium Grid 1 Accent 1" w:uiPriority="67"/>
+    <w:lsdException w:name="Medium Grid 2 Accent 1" w:uiPriority="68"/>
+    <w:lsdException w:name="Medium Grid 3 Accent 1" w:uiPriority="69"/>
+    <w:lsdException w:name="Dark List Accent 1" w:uiPriority="70"/>
+    <w:lsdException w:name="Colorful Shading Accent 1" w:uiPriority="71"/>
+    <w:lsdException w:name="Colorful List Accent 1" w:uiPriority="72"/>
+    <w:lsdException w:name="Colorful Grid Accent 1" w:uiPriority="73"/>
+    <w:lsdException w:name="Light Shading Accent 2" w:uiPriority="60"/>
+    <w:lsdException w:name="Light List Accent 2" w:uiPriority="61"/>
+    <w:lsdException w:name="Light Grid Accent 2" w:uiPriority="62"/>
+    <w:lsdException w:name="Medium Shading 1 Accent 2" w:uiPriority="63"/>
+    <w:lsdException w:name="Medium Shading 2 Accent 2" w:uiPriority="64"/>
+    <w:lsdException w:name="Medium List 1 Accent 2" w:uiPriority="65"/>
+    <w:lsdException w:name="Medium List 2 Accent 2" w:uiPriority="66"/>
+    <w:lsdException w:name="Medium Grid 1 Accent 2" w:uiPriority="67"/>
+    <w:lsdException w:name="Medium Grid 2 Accent 2" w:uiPriority="68"/>
+    <w:lsdException w:name="Medium Grid 3 Accent 2" w:uiPriority="69"/>
+    <w:lsdException w:name="Dark List Accent 2" w:uiPriority="70"/>
+    <w:lsdException w:name="Colorful Shading Accent 2" w:uiPriority="71"/>
+    <w:lsdException w:name="Colorful List Accent 2" w:uiPriority="72"/>
+    <w:lsdException w:name="Colorful Grid Accent 2" w:uiPriority="73"/>
+    <w:lsdException w:name="Light Shading Accent 3" w:uiPriority="60"/>
+    <w:lsdException w:name="Light List Accent 3" w:uiPriority="61"/>
+    <w:lsdException w:name="Light Grid Accent 3" w:uiPriority="62"/>
+    <w:lsdException w:name="Medium Shading 1 Accent 3" w:uiPriority="63"/>
+    <w:lsdException w:name="Medium Shading 2 Accent 3" w:uiPriority="64"/>
+    <w:lsdException w:name="Medium List 1 Accent 3" w:uiPriority="65"/>
+    <w:lsdException w:name="Medium List 2 Accent 3" w:uiPriority="66"/>
+    <w:lsdException w:name="Medium Grid 1 Accent 3" w:uiPriority="67"/>
+    <w:lsdException w:name="Medium Grid 2 Accent 3" w:uiPriority="68"/>
+    <w:lsdException w:name="Medium Grid 3 Accent 3" w:uiPriority="69"/>
+    <w:lsdException w:name="Dark List Accent 3" w:uiPriority="70"/>
+    <w:lsdException w:name="Colorful Shading Accent 3" w:uiPriority="71"/>
+    <w:lsdException w:name="Colorful List Accent 3" w:uiPriority="72"/>
+    <w:lsdException w:name="Colorful Grid Accent 3" w:uiPriority="73"/>
+    <w:lsdException w:name="Light Shading Accent 4" w:uiPriority="60"/>
+    <w:lsdException w:name="Light List Accent 4" w:uiPriority="61"/>
+    <w:lsdException w:name="Light Grid Accent 4" w:uiPriority="62"/>
+    <w:lsdException w:name="Medium Shading 1 Accent 4" w:uiPriority="63"/>
+    <w:lsdException w:name="Medium Shading 2 Accent 4" w:uiPriority="64"/>
+    <w:lsdException w:name="Medium List 1 Accent 4" w:uiPriority="65"/>
+    <w:lsdException w:name="Medium List 2 Accent 4" w:uiPriority="66"/>
+    <w:lsdException w:name="Medium Grid 1 Accent 4" w:uiPriority="67"/>
+    <w:lsdException w:name="Medium Grid 2 Accent 4" w:uiPriority="68"/>
+    <w:lsdException w:name="Medium Grid 3 Accent 4" w:uiPriority="69"/>
+    <w:lsdException w:name="Dark List Accent 4" w:uiPriority="70"/>
+    <w:lsdException w:name="Colorful Shading Accent 4" w:uiPriority="71"/>
+    <w:lsdException w:name="Colorful List Accent 4" w:uiPriority="72"/>
+    <w:lsdException w:name="Colorful Grid Accent 4" w:uiPriority="73"/>
+    <w:lsdException w:name="Light Shading Accent 5" w:uiPriority="60"/>
+    <w:lsdException w:name="Light List Accent 5" w:uiPriority="61"/>
+    <w:lsdException w:name="Light Grid Accent 5" w:uiPriority="62"/>
+    <w:lsdException w:name="Medium Shading 1 Accent 5" w:uiPriority="63"/>
+    <w:lsdException w:name="Medium Shading 2 Accent 5" w:uiPriority="64"/>
+    <w:lsdException w:name="Medium List 1 Accent 5" w:uiPriority="65"/>
+    <w:lsdException w:name="Medium List 2 Accent 5" w:uiPriority="66"/>
+    <w:lsdException w:name="Medium Grid 1 Accent 5" w:uiPriority="67"/>
+    <w:lsdException w:name="Medium Grid 2 Accent 5" w:uiPriority="68"/>
+    <w:lsdException w:name="Medium Grid 3 Accent 5" w:uiPriority="69"/>
+    <w:lsdException w:name="Dark List Accent 5" w:uiPriority="70"/>
+    <w:lsdException w:name="Colorful Shading Accent 5" w:uiPriority="71"/>
+    <w:lsdException w:name="Colorful List Accent 5" w:uiPriority="72"/>
+    <w:lsdException w:name="Colorful Grid Accent 5" w:uiPriority="73"/>
+    <w:lsdException w:name="Light Shading Accent 6" w:uiPriority="60"/>
+    <w:lsdException w:name="Light List Accent 6" w:uiPriority="61"/>
+    <w:lsdException w:name="Light Grid Accent 6" w:uiPriority="62"/>
+    <w:lsdException w:name="Medium Shading 1 Accent 6" w:uiPriority="63"/>
+    <w:lsdException w:name="Medium Shading 2 Accent 6" w:uiPriority="64"/>
+    <w:lsdException w:name="Medium List 1 Accent 6" w:uiPriority="65"/>
+    <w:lsdException w:name="Medium List 2 Accent 6" w:uiPriority="66"/>
+    <w:lsdException w:name="Medium Grid 1 Accent 6" w:uiPriority="67"/>
+    <w:lsdException w:name="Medium Grid 2 Accent 6" w:uiPriority="68"/>
+    <w:lsdException w:name="Medium Grid 3 Accent 6" w:uiPriority="69"/>
+    <w:lsdException w:name="Dark List Accent 6" w:uiPriority="70"/>
+    <w:lsdException w:name="Colorful Shading Accent 6" w:uiPriority="71"/>
+    <w:lsdException w:name="Colorful List Accent 6" w:uiPriority="72"/>
+    <w:lsdException w:name="Colorful Grid Accent 6" w:uiPriority="73"/>
+    <w:lsdException w:name="Subtle Emphasis" w:uiPriority="19" w:qFormat="1"/>
+    <w:lsdException w:name="Intense Emphasis" w:uiPriority="21" w:qFormat="1"/>
+    <w:lsdException w:name="Subtle Reference" w:uiPriority="31" w:qFormat="1"/>
+    <w:lsdException w:name="Intense Reference" w:uiPriority="32" w:qFormat="1"/>
+    <w:lsdException w:name="Book Title" w:uiPriority="33" w:qFormat="1"/>
+    <w:lsdException w:name="Bibliography" w:semiHidden="1" w:uiPriority="37" w:unhideWhenUsed="1"/>
+    <w:lsdException w:name="TOC Heading" w:semiHidden="1" w:uiPriority="39" w:unhideWhenUsed="1" w:qFormat="1"/>
+    <w:lsdException w:name="Plain Table 1" w:uiPriority="41"/>
+    <w:lsdException w:name="Plain Table 2" w:uiPriority="42"/>
+    <w:lsdException w:name="Plain Table 3" w:uiPriority="43"/>
+    <w:lsdException w:name="Plain Table 4" w:uiPriority="44"/>
+    <w:lsdException w:name="Plain Table 5" w:uiPriority="45"/>
+    <w:lsdException w:name="Grid Table Light" w:uiPriority="40"/>
+    <w:lsdException w:name="Grid Table 1 Light" w:uiPriority="46"/>
+    <w:lsdException w:name="Grid Table 2" w:uiPriority="47"/>
+    <w:lsdException w:name="Grid Table 3" w:uiPriority="48"/>
+    <w:lsdException w:name="Grid Table 4" w:uiPriority="49"/>
+    <w:lsdException w:name="Grid Table 5 Dark" w:uiPriority="50"/>
+    <w:lsdException w:name="Grid Table 6 Colorful" w:uiPriority="51"/>
+    <w:lsdException w:name="Grid Table 7 Colorful" w:uiPriority="52"/>
+    <w:lsdException w:name="Grid Table 1 Light Accent 1" w:uiPriority="46"/>
+    <w:lsdException w:name="Grid Table 2 Accent 1" w:uiPriority="47"/>
+    <w:lsdException w:name="Grid Table 3 Accent 1" w:uiPriority="48"/>
+    <w:lsdException w:name="Grid Table 4 Accent 1" w:uiPriority="49"/>
+    <w:lsdException w:name="Grid Table 5 Dark Accent 1" w:uiPriority="50"/>
+    <w:lsdException w:name="Grid Table 6 Colorful Accent 1" w:uiPriority="51"/>
+    <w:lsdException w:name="Grid Table 7 Colorful Accent 1" w:uiPriority="52"/>
+    <w:lsdException w:name="Grid Table 1 Light Accent 2" w:uiPriority="46"/>
+    <w:lsdException w:name="Grid Table 2 Accent 2" w:uiPriority="47"/>
+    <w:lsdException w:name="Grid Table 3 Accent 2" w:uiPriority="48"/>
+    <w:lsdException w:name="Grid Table 4 Accent 2" w:uiPriority="49"/>
+    <w:lsdException w:name="Grid Table 5 Dark Accent 2" w:uiPriority="50"/>
+    <w:lsdException w:name="Grid Table 6 Colorful Accent 2" w:uiPriority="51"/>
+    <w:lsdException w:name="Grid Table 7 Colorful Accent 2" w:uiPriority="52"/>
+    <w:lsdException w:name="Grid Table 1 Light Accent 3" w:uiPriority="46"/>
+    <w:lsdException w:name="Grid Table 2 Accent 3" w:uiPriority="47"/>
+    <w:lsdException w:name="Grid Table 3 Accent 3" w:uiPriority="48"/>
+    <w:lsdException w:name="Grid Table 4 Accent 3" w:uiPriority="49"/>
+    <w:lsdException w:name="Grid Table 5 Dark Accent 3" w:uiPriority="50"/>
+    <w:lsdException w:name="Grid Table 6 Colorful Accent 3" w:uiPriority="51"/>
+    <w:lsdException w:name="Grid Table 7 Colorful Accent 3" w:uiPriority="52"/>
+    <w:lsdException w:name="Grid Table 1 Light Accent 4" w:uiPriority="46"/>
+    <w:lsdException w:name="Grid Table 2 Accent 4" w:uiPriority="47"/>
+    <w:lsdException w:name="Grid Table 3 Accent 4" w:uiPriority="48"/>
+    <w:lsdException w:name="Grid Table 4 Accent 4" w:uiPriority="49"/>
+    <w:lsdException w:name="Grid Table 5 Dark Accent 4" w:uiPriority="50"/>
+    <w:lsdException w:name="Grid Table 6 Colorful Accent 4" w:uiPriority="51"/>
+    <w:lsdException w:name="Grid Table 7 Colorful Accent 4" w:uiPriority="52"/>
+    <w:lsdException w:name="Grid Table 1 Light Accent 5" w:uiPriority="46"/>
+    <w:lsdException w:name="Grid Table 2 Accent 5" w:uiPriority="47"/>
+    <w:lsdException w:name="Grid Table 3 Accent 5" w:uiPriority="48"/>
+    <w:lsdException w:name="Grid Table 4 Accent 5" w:uiPriority="49"/>
+    <w:lsdException w:name="Grid Table 5 Dark Accent 5" w:uiPriority="50"/>
+    <w:lsdException w:name="Grid Table 6 Colorful Accent 5" w:uiPriority="51"/>
+    <w:lsdException w:name="Grid Table 7 Colorful Accent 5" w:uiPriority="52"/>
+    <w:lsdException w:name="Grid Table 1 Light Accent 6" w:uiPriority="46"/>
+    <w:lsdException w:name="Grid Table 2 Accent 6" w:uiPriority="47"/>
+    <w:lsdException w:name="Grid Table 3 Accent 6" w:uiPriority="48"/>
+    <w:lsdException w:name="Grid Table 4 Accent 6" w:uiPriority="49"/>
+    <w:lsdException w:name="Grid Table 5 Dark Accent 6" w:uiPriority="50"/>
+    <w:lsdException w:name="Grid Table 6 Colorful Accent 6" w:uiPriority="51"/>
+    <w:lsdException w:name="Grid Table 7 Colorful Accent 6" w:uiPriority="52"/>
+    <w:lsdException w:name="List Table 1 Light" w:uiPriority="46"/>
+    <w:lsdException w:name="List Table 2" w:uiPriority="47"/>
+    <w:lsdException w:name="List Table 3" w:uiPriority="48"/>
+    <w:lsdException w:name="List Table 4" w:uiPriority="49"/>
+    <w:lsdException w:name="List Table 5 Dark" w:uiPriority="50"/>
+    <w:lsdException w:name="List Table 6 Colorful" w:uiPriority="51"/>
+    <w:lsdException w:name="List Table 7 Colorful" w:uiPriority="52"/>
+    <w:lsdException w:name="List Table 1 Light Accent 1" w:uiPriority="46"/>
+    <w:lsdException w:name="List Table 2 Accent 1" w:uiPriority="47"/>
+    <w:lsdException w:name="List Table 3 Accent 1" w:uiPriority="48"/>
+    <w:lsdException w:name="List Table 4 Accent 1" w:uiPriority="49"/>
+    <w:lsdException w:name="List Table 5 Dark Accent 1" w:uiPriority="50"/>
+    <w:lsdException w:name="List Table 6 Colorful Accent 1" w:uiPriority="51"/>
+    <w:lsdException w:name="List Table 7 Colorful Accent 1" w:uiPriority="52"/>
+    <w:lsdException w:name="List Table 1 Light Accent 2" w:uiPriority="46"/>
+    <w:lsdException w:name="List Table 2 Accent 2" w:uiPriority="47"/>
+    <w:lsdException w:name="List Table 3 Accent 2" w:uiPriority="48"/>
+    <w:lsdException w:name="List Table 4 Accent 2" w:uiPriority="49"/>
+    <w:lsdException w:name="List Table 5 Dark Accent 2" w:uiPriority="50"/>
+    <w:lsdException w:name="List Table 6 Colorful Accent 2" w:uiPriority="51"/>
+    <w:lsdException w:name="List Table 7 Colorful Accent 2" w:uiPriority="52"/>
+    <w:lsdException w:name="List Table 1 Light Accent 3" w:uiPriority="46"/>
+    <w:lsdException w:name="List Table 2 Accent 3" w:uiPriority="47"/>
+    <w:lsdException w:name="List Table 3 Accent 3" w:uiPriority="48"/>
+    <w:lsdException w:name="List Table 4 Accent 3" w:uiPriority="49"/>
+    <w:lsdException w:name="List Table 5 Dark Accent 3" w:uiPriority="50"/>
+    <w:lsdException w:name="List Table 6 Colorful Accent 3" w:uiPriority="51"/>
+    <w:lsdException w:name="List Table 7 Colorful Accent 3" w:uiPriority="52"/>
+    <w:lsdException w:name="List Table 1 Light Accent 4" w:uiPriority="46"/>
+    <w:lsdException w:name="List Table 2 Accent 4" w:uiPriority="47"/>
+    <w:lsdException w:name="List Table 3 Accent 4" w:uiPriority="48"/>
+    <w:lsdException w:name="List Table 4 Accent 4" w:uiPriority="49"/>
+    <w:lsdException w:name="List Table 5 Dark Accent 4" w:uiPriority="50"/>
+    <w:lsdException w:name="List Table 6 Colorful Accent 4" w:uiPriority="51"/>
+    <w:lsdException w:name="List Table 7 Colorful Accent 4" w:uiPriority="52"/>
+    <w:lsdException w:name="List Table 1 Light Accent 5" w:uiPriority="46"/>
+    <w:lsdException w:name="List Table 2 Accent 5" w:uiPriority="47"/>
+    <w:lsdException w:name="List Table 3 Accent 5" w:uiPriority="48"/>
+    <w:lsdException w:name="List Table 4 Accent 5" w:uiPriority="49"/>
+    <w:lsdException w:name="List Table 5 Dark Accent 5" w:uiPriority="50"/>
+    <w:lsdException w:name="List Table 6 Colorful Accent 5" w:uiPriority="51"/>
+    <w:lsdException w:name="List Table 7 Colorful Accent 5" w:uiPriority="52"/>
+    <w:lsdException w:name="List Table 1 Light Accent 6" w:uiPriority="46"/>
+    <w:lsdException w:name="List Table 2 Accent 6" w:uiPriority="47"/>
+    <w:lsdException w:name="List Table 3 Accent 6" w:uiPriority="48"/>
+    <w:lsdException w:name="List Table 4 Accent 6" w:uiPriority="49"/>
+    <w:lsdException w:name="List Table 5 Dark Accent 6" w:uiPriority="50"/>
+    <w:lsdException w:name="List Table 6 Colorful Accent 6" w:uiPriority="51"/>
+    <w:lsdException w:name="List Table 7 Colorful Accent 6" w:uiPriority="52"/>
+    <w:lsdException w:name="Mention" w:semiHidden="1" w:unhideWhenUsed="1"/>
+    <w:lsdException w:name="Smart Hyperlink" w:semiHidden="1" w:unhideWhenUsed="1"/>
+    <w:lsdException w:name="Hashtag" w:semiHidden="1" w:unhideWhenUsed="1"/>
+    <w:lsdException w:name="Unresolved Mention" w:semiHidden="1" w:unhideWhenUsed="1"/>
+    <w:lsdException w:name="Smart Link" w:semiHidden="1" w:unhideWhenUsed="1"/>
   </w:latentStyles>
-  <w:style w:type="paragraph" w:default="1" w:styleId="1">
+  <w:style w:type="paragraph" w:default="1" w:styleId="Normal">
     <w:name w:val="Normal"/>
+    <w:uiPriority w:val="1"/>
     <w:qFormat/>
-    <w:uiPriority w:val="1"/>
     <w:pPr>
       <w:widowControl w:val="0"/>
       <w:autoSpaceDE w:val="0"/>
       <w:autoSpaceDN w:val="0"/>
     </w:pPr>
     <w:rPr>
-      <w:rFonts w:ascii="Sitka Display" w:hAnsi="Sitka Display" w:eastAsia="Sitka Display" w:cs="Sitka Display"/>
+      <w:rFonts w:ascii="Sitka Display" w:eastAsia="Sitka Display" w:hAnsi="Sitka Display" w:cs="Sitka Display"/>
       <w:sz w:val="22"/>
       <w:szCs w:val="22"/>
-      <w:lang w:val="en-US" w:eastAsia="en-US" w:bidi="ar-SA"/>
+      <w:lang w:val="en-US" w:eastAsia="en-US"/>
     </w:rPr>
   </w:style>
-  <w:style w:type="paragraph" w:styleId="2">
+  <w:style w:type="paragraph" w:styleId="Heading1">
     <w:name w:val="heading 1"/>
-    <w:basedOn w:val="1"/>
+    <w:basedOn w:val="Normal"/>
+    <w:uiPriority w:val="1"/>
     <w:qFormat/>
-    <w:uiPriority w:val="1"/>
     <w:pPr>
       <w:ind w:left="284"/>
       <w:outlineLvl w:val="0"/>
@@ -5651,11 +6357,11 @@
       <w:szCs w:val="24"/>
     </w:rPr>
   </w:style>
-  <w:style w:type="paragraph" w:styleId="3">
+  <w:style w:type="paragraph" w:styleId="Heading2">
     <w:name w:val="heading 2"/>
-    <w:basedOn w:val="1"/>
+    <w:basedOn w:val="Normal"/>
+    <w:uiPriority w:val="1"/>
     <w:qFormat/>
-    <w:uiPriority w:val="1"/>
     <w:pPr>
       <w:spacing w:before="51" w:line="296" w:lineRule="exact"/>
       <w:ind w:left="303"/>
@@ -5666,18 +6372,19 @@
       <w:bCs/>
     </w:rPr>
   </w:style>
-  <w:style w:type="character" w:default="1" w:styleId="4">
+  <w:style w:type="character" w:default="1" w:styleId="DefaultParagraphFont">
     <w:name w:val="Default Paragraph Font"/>
+    <w:uiPriority w:val="1"/>
     <w:semiHidden/>
     <w:unhideWhenUsed/>
-    <w:uiPriority w:val="1"/>
   </w:style>
-  <w:style w:type="table" w:default="1" w:styleId="5">
+  <w:style w:type="table" w:default="1" w:styleId="TableNormal">
     <w:name w:val="Normal Table"/>
+    <w:uiPriority w:val="99"/>
     <w:semiHidden/>
     <w:unhideWhenUsed/>
-    <w:uiPriority w:val="99"/>
     <w:tblPr>
+      <w:tblInd w:w="0" w:type="dxa"/>
       <w:tblCellMar>
         <w:top w:w="0" w:type="dxa"/>
         <w:left w:w="108" w:type="dxa"/>
@@ -5686,38 +6393,39 @@
       </w:tblCellMar>
     </w:tblPr>
   </w:style>
-  <w:style w:type="paragraph" w:styleId="6">
+  <w:style w:type="numbering" w:default="1" w:styleId="NoList">
+    <w:name w:val="No List"/>
+    <w:uiPriority w:val="99"/>
+    <w:semiHidden/>
+    <w:unhideWhenUsed/>
+  </w:style>
+  <w:style w:type="paragraph" w:styleId="BodyText">
     <w:name w:val="Body Text"/>
-    <w:basedOn w:val="1"/>
+    <w:basedOn w:val="Normal"/>
+    <w:uiPriority w:val="1"/>
     <w:qFormat/>
-    <w:uiPriority w:val="1"/>
     <w:pPr>
       <w:ind w:left="961" w:hanging="361"/>
     </w:pPr>
   </w:style>
-  <w:style w:type="character" w:styleId="7">
+  <w:style w:type="character" w:styleId="FollowedHyperlink">
     <w:name w:val="FollowedHyperlink"/>
-    <w:basedOn w:val="4"/>
+    <w:basedOn w:val="DefaultParagraphFont"/>
+    <w:uiPriority w:val="99"/>
     <w:semiHidden/>
     <w:unhideWhenUsed/>
-    <w:uiPriority w:val="99"/>
     <w:rPr>
       <w:color w:val="800080" w:themeColor="followedHyperlink"/>
       <w:u w:val="single"/>
-      <w14:textFill>
-        <w14:solidFill>
-          <w14:schemeClr w14:val="folHlink"/>
-        </w14:solidFill>
-      </w14:textFill>
     </w:rPr>
   </w:style>
-  <w:style w:type="paragraph" w:styleId="8">
+  <w:style w:type="paragraph" w:styleId="Footer">
     <w:name w:val="footer"/>
-    <w:basedOn w:val="1"/>
-    <w:link w:val="16"/>
+    <w:basedOn w:val="Normal"/>
+    <w:link w:val="FooterChar"/>
+    <w:uiPriority w:val="99"/>
     <w:unhideWhenUsed/>
     <w:qFormat/>
-    <w:uiPriority w:val="99"/>
     <w:pPr>
       <w:tabs>
         <w:tab w:val="center" w:pos="4680"/>
@@ -5725,12 +6433,12 @@
       </w:tabs>
     </w:pPr>
   </w:style>
-  <w:style w:type="paragraph" w:styleId="9">
+  <w:style w:type="paragraph" w:styleId="Header">
     <w:name w:val="header"/>
-    <w:basedOn w:val="1"/>
-    <w:link w:val="15"/>
+    <w:basedOn w:val="Normal"/>
+    <w:link w:val="HeaderChar"/>
+    <w:uiPriority w:val="99"/>
     <w:unhideWhenUsed/>
-    <w:uiPriority w:val="99"/>
     <w:pPr>
       <w:tabs>
         <w:tab w:val="center" w:pos="4680"/>
@@ -5738,84 +6446,76 @@
       </w:tabs>
     </w:pPr>
   </w:style>
-  <w:style w:type="character" w:styleId="10">
+  <w:style w:type="character" w:styleId="Hyperlink">
     <w:name w:val="Hyperlink"/>
-    <w:basedOn w:val="4"/>
+    <w:basedOn w:val="DefaultParagraphFont"/>
+    <w:uiPriority w:val="99"/>
     <w:unhideWhenUsed/>
-    <w:qFormat/>
-    <w:uiPriority w:val="99"/>
     <w:rPr>
       <w:color w:val="0000FF" w:themeColor="hyperlink"/>
       <w:u w:val="single"/>
-      <w14:textFill>
-        <w14:solidFill>
-          <w14:schemeClr w14:val="hlink"/>
-        </w14:solidFill>
-      </w14:textFill>
     </w:rPr>
   </w:style>
-  <w:style w:type="paragraph" w:styleId="11">
-    <w:name w:val="Normal (Web)"/>
-    <w:basedOn w:val="1"/>
-    <w:semiHidden/>
-    <w:unhideWhenUsed/>
-    <w:uiPriority w:val="99"/>
-    <w:rPr>
-      <w:rFonts w:ascii="Times New Roman" w:hAnsi="Times New Roman" w:cs="Times New Roman"/>
-      <w:sz w:val="24"/>
-      <w:szCs w:val="24"/>
-    </w:rPr>
-  </w:style>
-  <w:style w:type="paragraph" w:styleId="12">
+  <w:style w:type="paragraph" w:styleId="Title">
     <w:name w:val="Title"/>
-    <w:basedOn w:val="1"/>
+    <w:basedOn w:val="Normal"/>
+    <w:uiPriority w:val="1"/>
     <w:qFormat/>
-    <w:uiPriority w:val="1"/>
     <w:pPr>
       <w:spacing w:before="56"/>
       <w:ind w:left="3583"/>
     </w:pPr>
     <w:rPr>
-      <w:rFonts w:ascii="Times New Roman" w:hAnsi="Times New Roman" w:eastAsia="Times New Roman" w:cs="Times New Roman"/>
+      <w:rFonts w:ascii="Times New Roman" w:eastAsia="Times New Roman" w:hAnsi="Times New Roman" w:cs="Times New Roman"/>
       <w:b/>
       <w:bCs/>
       <w:sz w:val="48"/>
       <w:szCs w:val="48"/>
     </w:rPr>
   </w:style>
-  <w:style w:type="paragraph" w:styleId="13">
+  <w:style w:type="paragraph" w:styleId="ListParagraph">
     <w:name w:val="List Paragraph"/>
-    <w:basedOn w:val="1"/>
+    <w:basedOn w:val="Normal"/>
+    <w:uiPriority w:val="34"/>
     <w:qFormat/>
-    <w:uiPriority w:val="34"/>
     <w:pPr>
       <w:ind w:left="961" w:hanging="361"/>
     </w:pPr>
   </w:style>
-  <w:style w:type="paragraph" w:customStyle="1" w:styleId="14">
+  <w:style w:type="paragraph" w:customStyle="1" w:styleId="TableParagraph">
     <w:name w:val="Table Paragraph"/>
-    <w:basedOn w:val="1"/>
+    <w:basedOn w:val="Normal"/>
+    <w:uiPriority w:val="1"/>
     <w:qFormat/>
-    <w:uiPriority w:val="1"/>
   </w:style>
-  <w:style w:type="character" w:customStyle="1" w:styleId="15">
+  <w:style w:type="character" w:customStyle="1" w:styleId="HeaderChar">
     <w:name w:val="Header Char"/>
-    <w:basedOn w:val="4"/>
-    <w:link w:val="9"/>
-    <w:qFormat/>
+    <w:basedOn w:val="DefaultParagraphFont"/>
+    <w:link w:val="Header"/>
     <w:uiPriority w:val="99"/>
     <w:rPr>
-      <w:rFonts w:ascii="Sitka Display" w:hAnsi="Sitka Display" w:eastAsia="Sitka Display" w:cs="Sitka Display"/>
+      <w:rFonts w:ascii="Sitka Display" w:eastAsia="Sitka Display" w:hAnsi="Sitka Display" w:cs="Sitka Display"/>
     </w:rPr>
   </w:style>
-  <w:style w:type="character" w:customStyle="1" w:styleId="16">
+  <w:style w:type="character" w:customStyle="1" w:styleId="FooterChar">
     <w:name w:val="Footer Char"/>
-    <w:basedOn w:val="4"/>
-    <w:link w:val="8"/>
-    <w:qFormat/>
+    <w:basedOn w:val="DefaultParagraphFont"/>
+    <w:link w:val="Footer"/>
     <w:uiPriority w:val="99"/>
     <w:rPr>
-      <w:rFonts w:ascii="Sitka Display" w:hAnsi="Sitka Display" w:eastAsia="Sitka Display" w:cs="Sitka Display"/>
+      <w:rFonts w:ascii="Sitka Display" w:eastAsia="Sitka Display" w:hAnsi="Sitka Display" w:cs="Sitka Display"/>
+    </w:rPr>
+  </w:style>
+  <w:style w:type="paragraph" w:styleId="NormalWeb">
+    <w:name w:val="Normal (Web)"/>
+    <w:basedOn w:val="Normal"/>
+    <w:uiPriority w:val="99"/>
+    <w:unhideWhenUsed/>
+    <w:rsid w:val="00090FAB"/>
+    <w:rPr>
+      <w:rFonts w:ascii="Times New Roman" w:hAnsi="Times New Roman" w:cs="Times New Roman"/>
+      <w:sz w:val="24"/>
+      <w:szCs w:val="24"/>
     </w:rPr>
   </w:style>
 </w:styles>
@@ -6100,6 +6800,7 @@
     </a:fmtScheme>
   </a:themeElements>
   <a:objectDefaults/>
+  <a:extraClrSchemeLst/>
 </a:theme>
 </file>
 
